--- a/작업일지/졸업작품 작업일지 - 20+5주차.docx
+++ b/작업일지/졸업작품 작업일지 - 20+5주차.docx
@@ -91,8 +91,18 @@
                 <w:b/>
                 <w:sz w:val="18"/>
               </w:rPr>
-              <w:t>2020180033 장명운</w:t>
-            </w:r>
+              <w:t xml:space="preserve">2020180033 </w:t>
+            </w:r>
+            <w:proofErr w:type="spellStart"/>
+            <w:r>
+              <w:rPr>
+                <w:rFonts w:hint="eastAsia"/>
+                <w:b/>
+                <w:sz w:val="18"/>
+              </w:rPr>
+              <w:t>장명운</w:t>
+            </w:r>
+            <w:proofErr w:type="spellEnd"/>
           </w:p>
           <w:p>
             <w:pPr>
@@ -179,6 +189,7 @@
                 <w:sz w:val="22"/>
               </w:rPr>
             </w:pPr>
+            <w:proofErr w:type="spellStart"/>
             <w:r>
               <w:rPr>
                 <w:rFonts w:hint="eastAsia"/>
@@ -187,6 +198,7 @@
               </w:rPr>
               <w:t>팀명</w:t>
             </w:r>
+            <w:proofErr w:type="spellEnd"/>
           </w:p>
         </w:tc>
         <w:tc>
@@ -452,25 +464,65 @@
             <w:pPr>
               <w:jc w:val="left"/>
               <w:rPr>
-                <w:rFonts w:hint="eastAsia"/>
                 <w:b/>
                 <w:bCs/>
                 <w:szCs w:val="20"/>
               </w:rPr>
             </w:pPr>
-            <w:r>
-              <w:rPr>
-                <w:rFonts w:hint="eastAsia"/>
-                <w:b/>
-              </w:rPr>
-              <w:t xml:space="preserve">장명운: </w:t>
-            </w:r>
-            <w:r>
-              <w:rPr>
-                <w:rFonts w:hint="eastAsia"/>
-                <w:b/>
-              </w:rPr>
-              <w:t>서버에 레벨 바이너리 임포트 코드 작성, 그림자맵을 서로 다른 파이프라인에서</w:t>
+            <w:proofErr w:type="spellStart"/>
+            <w:r>
+              <w:rPr>
+                <w:rFonts w:hint="eastAsia"/>
+                <w:b/>
+              </w:rPr>
+              <w:t>장명운</w:t>
+            </w:r>
+            <w:proofErr w:type="spellEnd"/>
+            <w:r>
+              <w:rPr>
+                <w:rFonts w:hint="eastAsia"/>
+                <w:b/>
+              </w:rPr>
+              <w:t xml:space="preserve">: </w:t>
+            </w:r>
+            <w:r>
+              <w:rPr>
+                <w:rFonts w:hint="eastAsia"/>
+                <w:b/>
+              </w:rPr>
+              <w:t xml:space="preserve">서버에 레벨 바이너리 </w:t>
+            </w:r>
+            <w:proofErr w:type="spellStart"/>
+            <w:r>
+              <w:rPr>
+                <w:rFonts w:hint="eastAsia"/>
+                <w:b/>
+              </w:rPr>
+              <w:t>임포트</w:t>
+            </w:r>
+            <w:proofErr w:type="spellEnd"/>
+            <w:r>
+              <w:rPr>
+                <w:rFonts w:hint="eastAsia"/>
+                <w:b/>
+              </w:rPr>
+              <w:t xml:space="preserve"> 코드 작성, </w:t>
+            </w:r>
+            <w:proofErr w:type="spellStart"/>
+            <w:r>
+              <w:rPr>
+                <w:rFonts w:hint="eastAsia"/>
+                <w:b/>
+              </w:rPr>
+              <w:t>그림자맵을</w:t>
+            </w:r>
+            <w:proofErr w:type="spellEnd"/>
+            <w:r>
+              <w:rPr>
+                <w:rFonts w:hint="eastAsia"/>
+                <w:b/>
+              </w:rPr>
+              <w:t xml:space="preserve"> 서로 다른 파이프라인에서</w:t>
             </w:r>
             <w:r>
               <w:rPr>
@@ -483,15 +535,33 @@
                 <w:rFonts w:hint="eastAsia"/>
                 <w:b/>
               </w:rPr>
-              <w:t>공유할 수 있도록 수정, 서버에서 사용할 모델 바이너리 익스포트</w:t>
-            </w:r>
-            <w:r>
-              <w:rPr>
-                <w:rFonts w:hint="eastAsia"/>
-                <w:b/>
-              </w:rPr>
-              <w:t>/임포트</w:t>
-            </w:r>
+              <w:t xml:space="preserve">공유할 수 있도록 수정, 서버에서 사용할 모델 바이너리 </w:t>
+            </w:r>
+            <w:proofErr w:type="spellStart"/>
+            <w:r>
+              <w:rPr>
+                <w:rFonts w:hint="eastAsia"/>
+                <w:b/>
+              </w:rPr>
+              <w:t>익스포트</w:t>
+            </w:r>
+            <w:proofErr w:type="spellEnd"/>
+            <w:r>
+              <w:rPr>
+                <w:rFonts w:hint="eastAsia"/>
+                <w:b/>
+              </w:rPr>
+              <w:t>/</w:t>
+            </w:r>
+            <w:proofErr w:type="spellStart"/>
+            <w:r>
+              <w:rPr>
+                <w:rFonts w:hint="eastAsia"/>
+                <w:b/>
+              </w:rPr>
+              <w:t>임포트</w:t>
+            </w:r>
+            <w:proofErr w:type="spellEnd"/>
             <w:r>
               <w:rPr>
                 <w:rFonts w:hint="eastAsia"/>
@@ -532,6 +602,9 @@
           <w:p>
             <w:pPr>
               <w:jc w:val="left"/>
+              <w:rPr>
+                <w:rFonts w:hint="eastAsia"/>
+              </w:rPr>
             </w:pPr>
             <w:r>
               <w:rPr>
@@ -541,6 +614,15 @@
                 <w:szCs w:val="20"/>
               </w:rPr>
               <w:t>이종진:</w:t>
+            </w:r>
+            <w:r>
+              <w:rPr>
+                <w:rFonts w:hint="eastAsia"/>
+                <w:b/>
+                <w:bCs/>
+                <w:szCs w:val="20"/>
+              </w:rPr>
+              <w:t xml:space="preserve"> sprite animation을 출력할 수 있도록 코드 작성</w:t>
             </w:r>
           </w:p>
         </w:tc>
@@ -577,13 +659,23 @@
           <w:szCs w:val="32"/>
         </w:rPr>
       </w:pPr>
+      <w:proofErr w:type="spellStart"/>
       <w:r>
         <w:rPr>
           <w:rFonts w:hint="eastAsia"/>
           <w:sz w:val="28"/>
           <w:szCs w:val="32"/>
         </w:rPr>
-        <w:t>장명운:</w:t>
+        <w:t>장명운</w:t>
+      </w:r>
+      <w:proofErr w:type="spellEnd"/>
+      <w:r>
+        <w:rPr>
+          <w:rFonts w:hint="eastAsia"/>
+          <w:sz w:val="28"/>
+          <w:szCs w:val="32"/>
+        </w:rPr>
+        <w:t>:</w:t>
       </w:r>
     </w:p>
     <w:p>
@@ -606,7 +698,25 @@
           <w:sz w:val="22"/>
           <w:szCs w:val="24"/>
         </w:rPr>
-        <w:t>서버에 레벨 바이너리 임포트 코드 작성</w:t>
+        <w:t xml:space="preserve">서버에 레벨 바이너리 </w:t>
+      </w:r>
+      <w:proofErr w:type="spellStart"/>
+      <w:r>
+        <w:rPr>
+          <w:rFonts w:hint="eastAsia"/>
+          <w:sz w:val="22"/>
+          <w:szCs w:val="24"/>
+        </w:rPr>
+        <w:t>임포트</w:t>
+      </w:r>
+      <w:proofErr w:type="spellEnd"/>
+      <w:r>
+        <w:rPr>
+          <w:rFonts w:hint="eastAsia"/>
+          <w:sz w:val="22"/>
+          <w:szCs w:val="24"/>
+        </w:rPr>
+        <w:t xml:space="preserve"> 코드 작성</w:t>
       </w:r>
     </w:p>
     <w:p>
@@ -629,7 +739,25 @@
           <w:sz w:val="22"/>
           <w:szCs w:val="24"/>
         </w:rPr>
-        <w:t>온라인 환경에서는 서버가 레벨을 로드해 레벨의 객체들에 대해서</w:t>
+        <w:t xml:space="preserve">온라인 환경에서는 서버가 레벨을 </w:t>
+      </w:r>
+      <w:proofErr w:type="spellStart"/>
+      <w:r>
+        <w:rPr>
+          <w:rFonts w:hint="eastAsia"/>
+          <w:sz w:val="22"/>
+          <w:szCs w:val="24"/>
+        </w:rPr>
+        <w:t>로드해</w:t>
+      </w:r>
+      <w:proofErr w:type="spellEnd"/>
+      <w:r>
+        <w:rPr>
+          <w:rFonts w:hint="eastAsia"/>
+          <w:sz w:val="22"/>
+          <w:szCs w:val="24"/>
+        </w:rPr>
+        <w:t xml:space="preserve"> 레벨의 객체들에 대해서</w:t>
       </w:r>
       <w:r>
         <w:rPr>
@@ -667,7 +795,25 @@
           <w:sz w:val="22"/>
           <w:szCs w:val="24"/>
         </w:rPr>
-        <w:t>그중 패킷으로 알리는 부분 제외, 레벨을 로드하는 부분을 담당</w:t>
+        <w:t xml:space="preserve">그중 패킷으로 알리는 부분 제외, 레벨을 </w:t>
+      </w:r>
+      <w:proofErr w:type="spellStart"/>
+      <w:r>
+        <w:rPr>
+          <w:rFonts w:hint="eastAsia"/>
+          <w:sz w:val="22"/>
+          <w:szCs w:val="24"/>
+        </w:rPr>
+        <w:t>로드하는</w:t>
+      </w:r>
+      <w:proofErr w:type="spellEnd"/>
+      <w:r>
+        <w:rPr>
+          <w:rFonts w:hint="eastAsia"/>
+          <w:sz w:val="22"/>
+          <w:szCs w:val="24"/>
+        </w:rPr>
+        <w:t xml:space="preserve"> 부분을 담당</w:t>
       </w:r>
     </w:p>
     <w:p>
@@ -684,13 +830,23 @@
           <w:szCs w:val="24"/>
         </w:rPr>
       </w:pPr>
-      <w:r>
-        <w:rPr>
-          <w:rFonts w:hint="eastAsia"/>
-          <w:sz w:val="22"/>
-          <w:szCs w:val="24"/>
-        </w:rPr>
-        <w:t>그림자맵을 서로 다른 파이프라인에서 공유할 수 있도록 수정</w:t>
+      <w:proofErr w:type="spellStart"/>
+      <w:r>
+        <w:rPr>
+          <w:rFonts w:hint="eastAsia"/>
+          <w:sz w:val="22"/>
+          <w:szCs w:val="24"/>
+        </w:rPr>
+        <w:t>그림자맵을</w:t>
+      </w:r>
+      <w:proofErr w:type="spellEnd"/>
+      <w:r>
+        <w:rPr>
+          <w:rFonts w:hint="eastAsia"/>
+          <w:sz w:val="22"/>
+          <w:szCs w:val="24"/>
+        </w:rPr>
+        <w:t xml:space="preserve"> 서로 다른 파이프라인에서 공유할 수 있도록 수정</w:t>
       </w:r>
     </w:p>
     <w:p>
@@ -713,7 +869,43 @@
           <w:sz w:val="22"/>
           <w:szCs w:val="24"/>
         </w:rPr>
-        <w:t>기존에는 그림자맵이 PBRPipeline의 고유 리소스로 만들어져 있었는데,</w:t>
+        <w:t xml:space="preserve">기존에는 </w:t>
+      </w:r>
+      <w:proofErr w:type="spellStart"/>
+      <w:r>
+        <w:rPr>
+          <w:rFonts w:hint="eastAsia"/>
+          <w:sz w:val="22"/>
+          <w:szCs w:val="24"/>
+        </w:rPr>
+        <w:t>그림자맵이</w:t>
+      </w:r>
+      <w:proofErr w:type="spellEnd"/>
+      <w:r>
+        <w:rPr>
+          <w:rFonts w:hint="eastAsia"/>
+          <w:sz w:val="22"/>
+          <w:szCs w:val="24"/>
+        </w:rPr>
+        <w:t xml:space="preserve"> </w:t>
+      </w:r>
+      <w:proofErr w:type="spellStart"/>
+      <w:r>
+        <w:rPr>
+          <w:rFonts w:hint="eastAsia"/>
+          <w:sz w:val="22"/>
+          <w:szCs w:val="24"/>
+        </w:rPr>
+        <w:t>PBRPipeline</w:t>
+      </w:r>
+      <w:proofErr w:type="spellEnd"/>
+      <w:r>
+        <w:rPr>
+          <w:rFonts w:hint="eastAsia"/>
+          <w:sz w:val="22"/>
+          <w:szCs w:val="24"/>
+        </w:rPr>
+        <w:t>의 고유 리소스로 만들어져 있었는데,</w:t>
       </w:r>
       <w:r>
         <w:rPr>
@@ -728,7 +920,61 @@
           <w:sz w:val="22"/>
           <w:szCs w:val="24"/>
         </w:rPr>
-        <w:t>애니메이션을 위해 스키닝이 들어간 셰이더들을 거치는 PBRSkinnedPipeline이 추가</w:t>
+        <w:t xml:space="preserve">애니메이션을 위해 </w:t>
+      </w:r>
+      <w:proofErr w:type="spellStart"/>
+      <w:r>
+        <w:rPr>
+          <w:rFonts w:hint="eastAsia"/>
+          <w:sz w:val="22"/>
+          <w:szCs w:val="24"/>
+        </w:rPr>
+        <w:t>스키닝이</w:t>
+      </w:r>
+      <w:proofErr w:type="spellEnd"/>
+      <w:r>
+        <w:rPr>
+          <w:rFonts w:hint="eastAsia"/>
+          <w:sz w:val="22"/>
+          <w:szCs w:val="24"/>
+        </w:rPr>
+        <w:t xml:space="preserve"> 들어간 </w:t>
+      </w:r>
+      <w:proofErr w:type="spellStart"/>
+      <w:r>
+        <w:rPr>
+          <w:rFonts w:hint="eastAsia"/>
+          <w:sz w:val="22"/>
+          <w:szCs w:val="24"/>
+        </w:rPr>
+        <w:t>셰이더들을</w:t>
+      </w:r>
+      <w:proofErr w:type="spellEnd"/>
+      <w:r>
+        <w:rPr>
+          <w:rFonts w:hint="eastAsia"/>
+          <w:sz w:val="22"/>
+          <w:szCs w:val="24"/>
+        </w:rPr>
+        <w:t xml:space="preserve"> 거치는 </w:t>
+      </w:r>
+      <w:proofErr w:type="spellStart"/>
+      <w:r>
+        <w:rPr>
+          <w:rFonts w:hint="eastAsia"/>
+          <w:sz w:val="22"/>
+          <w:szCs w:val="24"/>
+        </w:rPr>
+        <w:t>PBRSkinnedPipeline</w:t>
+      </w:r>
+      <w:proofErr w:type="spellEnd"/>
+      <w:r>
+        <w:rPr>
+          <w:rFonts w:hint="eastAsia"/>
+          <w:sz w:val="22"/>
+          <w:szCs w:val="24"/>
+        </w:rPr>
+        <w:t>이 추가</w:t>
       </w:r>
       <w:r>
         <w:rPr>
@@ -768,6 +1014,7 @@
           <w:szCs w:val="24"/>
         </w:rPr>
       </w:pPr>
+      <w:proofErr w:type="spellStart"/>
       <w:r>
         <w:rPr>
           <w:rFonts w:hint="eastAsia"/>
@@ -782,7 +1029,34 @@
           <w:sz w:val="22"/>
           <w:szCs w:val="24"/>
         </w:rPr>
-        <w:t>림자맵은 두 파이프라인간 공유되어야 하므로, SharedResources 네임스페이스를</w:t>
+        <w:t>림자맵은</w:t>
+      </w:r>
+      <w:proofErr w:type="spellEnd"/>
+      <w:r>
+        <w:rPr>
+          <w:rFonts w:hint="eastAsia"/>
+          <w:sz w:val="22"/>
+          <w:szCs w:val="24"/>
+        </w:rPr>
+        <w:t xml:space="preserve"> 두 파이프라인간 공유되어야 하므로, </w:t>
+      </w:r>
+      <w:proofErr w:type="spellStart"/>
+      <w:r>
+        <w:rPr>
+          <w:rFonts w:hint="eastAsia"/>
+          <w:sz w:val="22"/>
+          <w:szCs w:val="24"/>
+        </w:rPr>
+        <w:t>SharedResources</w:t>
+      </w:r>
+      <w:proofErr w:type="spellEnd"/>
+      <w:r>
+        <w:rPr>
+          <w:rFonts w:hint="eastAsia"/>
+          <w:sz w:val="22"/>
+          <w:szCs w:val="24"/>
+        </w:rPr>
+        <w:t xml:space="preserve"> 네임스페이스를</w:t>
       </w:r>
       <w:r>
         <w:rPr>
@@ -797,7 +1071,25 @@
           <w:sz w:val="22"/>
           <w:szCs w:val="24"/>
         </w:rPr>
-        <w:t>추가해 그림자맵 관련 유틸리티를 모아두었다.</w:t>
+        <w:t xml:space="preserve">추가해 </w:t>
+      </w:r>
+      <w:proofErr w:type="spellStart"/>
+      <w:r>
+        <w:rPr>
+          <w:rFonts w:hint="eastAsia"/>
+          <w:sz w:val="22"/>
+          <w:szCs w:val="24"/>
+        </w:rPr>
+        <w:t>그림자맵</w:t>
+      </w:r>
+      <w:proofErr w:type="spellEnd"/>
+      <w:r>
+        <w:rPr>
+          <w:rFonts w:hint="eastAsia"/>
+          <w:sz w:val="22"/>
+          <w:szCs w:val="24"/>
+        </w:rPr>
+        <w:t xml:space="preserve"> 관련 유틸리티를 모아두었다.</w:t>
       </w:r>
     </w:p>
     <w:p>
@@ -843,7 +1135,43 @@
           <w:sz w:val="22"/>
           <w:szCs w:val="24"/>
         </w:rPr>
-        <w:t>서버에서 사용할 모델 바이너리 익스포트/임포트 코드 작성</w:t>
+        <w:t xml:space="preserve">서버에서 사용할 모델 바이너리 </w:t>
+      </w:r>
+      <w:proofErr w:type="spellStart"/>
+      <w:r>
+        <w:rPr>
+          <w:rFonts w:hint="eastAsia"/>
+          <w:sz w:val="22"/>
+          <w:szCs w:val="24"/>
+        </w:rPr>
+        <w:t>익스포트</w:t>
+      </w:r>
+      <w:proofErr w:type="spellEnd"/>
+      <w:r>
+        <w:rPr>
+          <w:rFonts w:hint="eastAsia"/>
+          <w:sz w:val="22"/>
+          <w:szCs w:val="24"/>
+        </w:rPr>
+        <w:t>/</w:t>
+      </w:r>
+      <w:proofErr w:type="spellStart"/>
+      <w:r>
+        <w:rPr>
+          <w:rFonts w:hint="eastAsia"/>
+          <w:sz w:val="22"/>
+          <w:szCs w:val="24"/>
+        </w:rPr>
+        <w:t>임포트</w:t>
+      </w:r>
+      <w:proofErr w:type="spellEnd"/>
+      <w:r>
+        <w:rPr>
+          <w:rFonts w:hint="eastAsia"/>
+          <w:sz w:val="22"/>
+          <w:szCs w:val="24"/>
+        </w:rPr>
+        <w:t xml:space="preserve"> 코드 작성</w:t>
       </w:r>
     </w:p>
     <w:p>
@@ -866,7 +1194,43 @@
           <w:sz w:val="22"/>
           <w:szCs w:val="24"/>
         </w:rPr>
-        <w:t>서버에서는 2d 충돌체크가 주로 일어나므로, 바운딩 박스를 xz평면에 투영하여</w:t>
+        <w:t xml:space="preserve">서버에서는 2d 충돌체크가 주로 일어나므로, </w:t>
+      </w:r>
+      <w:proofErr w:type="spellStart"/>
+      <w:r>
+        <w:rPr>
+          <w:rFonts w:hint="eastAsia"/>
+          <w:sz w:val="22"/>
+          <w:szCs w:val="24"/>
+        </w:rPr>
+        <w:t>바운딩</w:t>
+      </w:r>
+      <w:proofErr w:type="spellEnd"/>
+      <w:r>
+        <w:rPr>
+          <w:rFonts w:hint="eastAsia"/>
+          <w:sz w:val="22"/>
+          <w:szCs w:val="24"/>
+        </w:rPr>
+        <w:t xml:space="preserve"> 박스를 </w:t>
+      </w:r>
+      <w:proofErr w:type="spellStart"/>
+      <w:r>
+        <w:rPr>
+          <w:rFonts w:hint="eastAsia"/>
+          <w:sz w:val="22"/>
+          <w:szCs w:val="24"/>
+        </w:rPr>
+        <w:t>xz</w:t>
+      </w:r>
+      <w:proofErr w:type="spellEnd"/>
+      <w:r>
+        <w:rPr>
+          <w:rFonts w:hint="eastAsia"/>
+          <w:sz w:val="22"/>
+          <w:szCs w:val="24"/>
+        </w:rPr>
+        <w:t>평면에 투영하여</w:t>
       </w:r>
       <w:r>
         <w:rPr>
@@ -875,13 +1239,23 @@
         </w:rPr>
         <w:br/>
       </w:r>
-      <w:r>
-        <w:rPr>
-          <w:rFonts w:hint="eastAsia"/>
-          <w:sz w:val="22"/>
-          <w:szCs w:val="24"/>
-        </w:rPr>
-        <w:t>바운딩 사각형을 추가적으로 추출하고, 재질 세트(아바타) 정보는 출력하되</w:t>
+      <w:proofErr w:type="spellStart"/>
+      <w:r>
+        <w:rPr>
+          <w:rFonts w:hint="eastAsia"/>
+          <w:sz w:val="22"/>
+          <w:szCs w:val="24"/>
+        </w:rPr>
+        <w:t>바운딩</w:t>
+      </w:r>
+      <w:proofErr w:type="spellEnd"/>
+      <w:r>
+        <w:rPr>
+          <w:rFonts w:hint="eastAsia"/>
+          <w:sz w:val="22"/>
+          <w:szCs w:val="24"/>
+        </w:rPr>
+        <w:t xml:space="preserve"> 사각형을 추가적으로 추출하고, 재질 세트(아바타) 정보는 출력하되</w:t>
       </w:r>
       <w:r>
         <w:rPr>
@@ -936,13 +1310,23 @@
           <w:szCs w:val="24"/>
         </w:rPr>
       </w:pPr>
-      <w:r>
-        <w:rPr>
-          <w:rFonts w:hint="eastAsia"/>
-          <w:sz w:val="22"/>
-          <w:szCs w:val="24"/>
-        </w:rPr>
-        <w:t>AnimFrame: 애니메이션 한 프레임의 정보(TRS)를 담는다.</w:t>
+      <w:proofErr w:type="spellStart"/>
+      <w:r>
+        <w:rPr>
+          <w:rFonts w:hint="eastAsia"/>
+          <w:sz w:val="22"/>
+          <w:szCs w:val="24"/>
+        </w:rPr>
+        <w:t>AnimFrame</w:t>
+      </w:r>
+      <w:proofErr w:type="spellEnd"/>
+      <w:r>
+        <w:rPr>
+          <w:rFonts w:hint="eastAsia"/>
+          <w:sz w:val="22"/>
+          <w:szCs w:val="24"/>
+        </w:rPr>
+        <w:t>: 애니메이션 한 프레임의 정보(TRS)를 담는다.</w:t>
       </w:r>
     </w:p>
     <w:p>
@@ -959,13 +1343,41 @@
           <w:szCs w:val="24"/>
         </w:rPr>
       </w:pPr>
-      <w:r>
-        <w:rPr>
-          <w:rFonts w:hint="eastAsia"/>
-          <w:sz w:val="22"/>
-          <w:szCs w:val="24"/>
-        </w:rPr>
-        <w:t>lerpAnimFrames, convertAnimFrameToMatrix 유틸리티 구현</w:t>
+      <w:proofErr w:type="spellStart"/>
+      <w:r>
+        <w:rPr>
+          <w:rFonts w:hint="eastAsia"/>
+          <w:sz w:val="22"/>
+          <w:szCs w:val="24"/>
+        </w:rPr>
+        <w:t>lerpAnimFrames</w:t>
+      </w:r>
+      <w:proofErr w:type="spellEnd"/>
+      <w:r>
+        <w:rPr>
+          <w:rFonts w:hint="eastAsia"/>
+          <w:sz w:val="22"/>
+          <w:szCs w:val="24"/>
+        </w:rPr>
+        <w:t xml:space="preserve">, </w:t>
+      </w:r>
+      <w:proofErr w:type="spellStart"/>
+      <w:r>
+        <w:rPr>
+          <w:rFonts w:hint="eastAsia"/>
+          <w:sz w:val="22"/>
+          <w:szCs w:val="24"/>
+        </w:rPr>
+        <w:t>convertAnimFrameToMatrix</w:t>
+      </w:r>
+      <w:proofErr w:type="spellEnd"/>
+      <w:r>
+        <w:rPr>
+          <w:rFonts w:hint="eastAsia"/>
+          <w:sz w:val="22"/>
+          <w:szCs w:val="24"/>
+        </w:rPr>
+        <w:t xml:space="preserve"> 유틸리티 구현</w:t>
       </w:r>
     </w:p>
     <w:p>
@@ -982,13 +1394,23 @@
           <w:szCs w:val="24"/>
         </w:rPr>
       </w:pPr>
-      <w:r>
-        <w:rPr>
-          <w:rFonts w:hint="eastAsia"/>
-          <w:sz w:val="22"/>
-          <w:szCs w:val="24"/>
-        </w:rPr>
-        <w:t>AnimClip: 본별 키프레임들, 애니메이션 플래그들, 대상 스켈레톤 열거형을 담는다.</w:t>
+      <w:proofErr w:type="spellStart"/>
+      <w:r>
+        <w:rPr>
+          <w:rFonts w:hint="eastAsia"/>
+          <w:sz w:val="22"/>
+          <w:szCs w:val="24"/>
+        </w:rPr>
+        <w:t>AnimClip</w:t>
+      </w:r>
+      <w:proofErr w:type="spellEnd"/>
+      <w:r>
+        <w:rPr>
+          <w:rFonts w:hint="eastAsia"/>
+          <w:sz w:val="22"/>
+          <w:szCs w:val="24"/>
+        </w:rPr>
+        <w:t>: 본별 키프레임들, 애니메이션 플래그들, 대상 스켈레톤 열거형을 담는다.</w:t>
       </w:r>
     </w:p>
     <w:p>
@@ -1024,6 +1446,7 @@
           <w:szCs w:val="24"/>
         </w:rPr>
       </w:pPr>
+      <w:proofErr w:type="spellStart"/>
       <w:r>
         <w:rPr>
           <w:rFonts w:hint="eastAsia"/>
@@ -1031,7 +1454,34 @@
           <w:szCs w:val="24"/>
         </w:rPr>
         <w:lastRenderedPageBreak/>
-        <w:t>AnimBlender: AnimClip들의 등록, 시간에 따른 각 클립의 현재 프레임 업데이트,</w:t>
+        <w:t>AnimBlender</w:t>
+      </w:r>
+      <w:proofErr w:type="spellEnd"/>
+      <w:r>
+        <w:rPr>
+          <w:rFonts w:hint="eastAsia"/>
+          <w:sz w:val="22"/>
+          <w:szCs w:val="24"/>
+        </w:rPr>
+        <w:t xml:space="preserve">: </w:t>
+      </w:r>
+      <w:proofErr w:type="spellStart"/>
+      <w:r>
+        <w:rPr>
+          <w:rFonts w:hint="eastAsia"/>
+          <w:sz w:val="22"/>
+          <w:szCs w:val="24"/>
+        </w:rPr>
+        <w:t>AnimClip</w:t>
+      </w:r>
+      <w:proofErr w:type="spellEnd"/>
+      <w:r>
+        <w:rPr>
+          <w:rFonts w:hint="eastAsia"/>
+          <w:sz w:val="22"/>
+          <w:szCs w:val="24"/>
+        </w:rPr>
+        <w:t>들의 등록, 시간에 따른 각 클립의 현재 프레임 업데이트,</w:t>
       </w:r>
       <w:r>
         <w:rPr>
@@ -1063,13 +1513,77 @@
           <w:szCs w:val="24"/>
         </w:rPr>
       </w:pPr>
-      <w:r>
-        <w:rPr>
-          <w:rFonts w:hint="eastAsia"/>
-          <w:sz w:val="22"/>
-          <w:szCs w:val="24"/>
-        </w:rPr>
-        <w:t>updateFrames를 통해 현재 프레임 계산, onCalcLocal, onCalcDress, onCalcFinal을 통해</w:t>
+      <w:proofErr w:type="spellStart"/>
+      <w:r>
+        <w:rPr>
+          <w:rFonts w:hint="eastAsia"/>
+          <w:sz w:val="22"/>
+          <w:szCs w:val="24"/>
+        </w:rPr>
+        <w:t>updateFrames</w:t>
+      </w:r>
+      <w:proofErr w:type="spellEnd"/>
+      <w:r>
+        <w:rPr>
+          <w:rFonts w:hint="eastAsia"/>
+          <w:sz w:val="22"/>
+          <w:szCs w:val="24"/>
+        </w:rPr>
+        <w:t xml:space="preserve">를 통해 현재 프레임 계산, </w:t>
+      </w:r>
+      <w:proofErr w:type="spellStart"/>
+      <w:r>
+        <w:rPr>
+          <w:rFonts w:hint="eastAsia"/>
+          <w:sz w:val="22"/>
+          <w:szCs w:val="24"/>
+        </w:rPr>
+        <w:t>onCalcLocal</w:t>
+      </w:r>
+      <w:proofErr w:type="spellEnd"/>
+      <w:r>
+        <w:rPr>
+          <w:rFonts w:hint="eastAsia"/>
+          <w:sz w:val="22"/>
+          <w:szCs w:val="24"/>
+        </w:rPr>
+        <w:t xml:space="preserve">, </w:t>
+      </w:r>
+      <w:proofErr w:type="spellStart"/>
+      <w:r>
+        <w:rPr>
+          <w:rFonts w:hint="eastAsia"/>
+          <w:sz w:val="22"/>
+          <w:szCs w:val="24"/>
+        </w:rPr>
+        <w:t>onCalcDress</w:t>
+      </w:r>
+      <w:proofErr w:type="spellEnd"/>
+      <w:r>
+        <w:rPr>
+          <w:rFonts w:hint="eastAsia"/>
+          <w:sz w:val="22"/>
+          <w:szCs w:val="24"/>
+        </w:rPr>
+        <w:t xml:space="preserve">, </w:t>
+      </w:r>
+      <w:proofErr w:type="spellStart"/>
+      <w:r>
+        <w:rPr>
+          <w:rFonts w:hint="eastAsia"/>
+          <w:sz w:val="22"/>
+          <w:szCs w:val="24"/>
+        </w:rPr>
+        <w:t>onCalcFinal</w:t>
+      </w:r>
+      <w:proofErr w:type="spellEnd"/>
+      <w:r>
+        <w:rPr>
+          <w:rFonts w:hint="eastAsia"/>
+          <w:sz w:val="22"/>
+          <w:szCs w:val="24"/>
+        </w:rPr>
+        <w:t>을 통해</w:t>
       </w:r>
       <w:r>
         <w:rPr>
@@ -1101,13 +1615,41 @@
           <w:szCs w:val="24"/>
         </w:rPr>
       </w:pPr>
-      <w:r>
-        <w:rPr>
-          <w:rFonts w:hint="eastAsia"/>
-          <w:sz w:val="22"/>
-          <w:szCs w:val="24"/>
-        </w:rPr>
-        <w:t>AnimBlender를 상속한 클래스는 update 함수를 오버라이드하여,</w:t>
+      <w:proofErr w:type="spellStart"/>
+      <w:r>
+        <w:rPr>
+          <w:rFonts w:hint="eastAsia"/>
+          <w:sz w:val="22"/>
+          <w:szCs w:val="24"/>
+        </w:rPr>
+        <w:t>AnimBlender</w:t>
+      </w:r>
+      <w:proofErr w:type="spellEnd"/>
+      <w:r>
+        <w:rPr>
+          <w:rFonts w:hint="eastAsia"/>
+          <w:sz w:val="22"/>
+          <w:szCs w:val="24"/>
+        </w:rPr>
+        <w:t xml:space="preserve">를 상속한 클래스는 update 함수를 </w:t>
+      </w:r>
+      <w:proofErr w:type="spellStart"/>
+      <w:r>
+        <w:rPr>
+          <w:rFonts w:hint="eastAsia"/>
+          <w:sz w:val="22"/>
+          <w:szCs w:val="24"/>
+        </w:rPr>
+        <w:t>오버라이드하여</w:t>
+      </w:r>
+      <w:proofErr w:type="spellEnd"/>
+      <w:r>
+        <w:rPr>
+          <w:rFonts w:hint="eastAsia"/>
+          <w:sz w:val="22"/>
+          <w:szCs w:val="24"/>
+        </w:rPr>
+        <w:t>,</w:t>
       </w:r>
       <w:r>
         <w:rPr>
@@ -1122,7 +1664,25 @@
           <w:sz w:val="22"/>
           <w:szCs w:val="24"/>
         </w:rPr>
-        <w:t>우선순위 및 블렌딩 계수 설정, 애니메이션 플래그에 따른 각 클립의</w:t>
+        <w:t xml:space="preserve">우선순위 및 </w:t>
+      </w:r>
+      <w:proofErr w:type="spellStart"/>
+      <w:r>
+        <w:rPr>
+          <w:rFonts w:hint="eastAsia"/>
+          <w:sz w:val="22"/>
+          <w:szCs w:val="24"/>
+        </w:rPr>
+        <w:t>블렌딩</w:t>
+      </w:r>
+      <w:proofErr w:type="spellEnd"/>
+      <w:r>
+        <w:rPr>
+          <w:rFonts w:hint="eastAsia"/>
+          <w:sz w:val="22"/>
+          <w:szCs w:val="24"/>
+        </w:rPr>
+        <w:t xml:space="preserve"> 계수 설정, 애니메이션 플래그에 따른 각 클립의</w:t>
       </w:r>
       <w:r>
         <w:rPr>
@@ -1154,13 +1714,59 @@
           <w:szCs w:val="24"/>
         </w:rPr>
       </w:pPr>
-      <w:r>
-        <w:rPr>
-          <w:rFonts w:hint="eastAsia"/>
-          <w:sz w:val="22"/>
-          <w:szCs w:val="24"/>
-        </w:rPr>
-        <w:t>AnimBlender를 상속한 클래스는 onCalcLocal을 오버라이드하여,</w:t>
+      <w:proofErr w:type="spellStart"/>
+      <w:r>
+        <w:rPr>
+          <w:rFonts w:hint="eastAsia"/>
+          <w:sz w:val="22"/>
+          <w:szCs w:val="24"/>
+        </w:rPr>
+        <w:t>AnimBlender</w:t>
+      </w:r>
+      <w:proofErr w:type="spellEnd"/>
+      <w:r>
+        <w:rPr>
+          <w:rFonts w:hint="eastAsia"/>
+          <w:sz w:val="22"/>
+          <w:szCs w:val="24"/>
+        </w:rPr>
+        <w:t xml:space="preserve">를 상속한 클래스는 </w:t>
+      </w:r>
+      <w:proofErr w:type="spellStart"/>
+      <w:r>
+        <w:rPr>
+          <w:rFonts w:hint="eastAsia"/>
+          <w:sz w:val="22"/>
+          <w:szCs w:val="24"/>
+        </w:rPr>
+        <w:t>onCalcLocal</w:t>
+      </w:r>
+      <w:proofErr w:type="spellEnd"/>
+      <w:r>
+        <w:rPr>
+          <w:rFonts w:hint="eastAsia"/>
+          <w:sz w:val="22"/>
+          <w:szCs w:val="24"/>
+        </w:rPr>
+        <w:t xml:space="preserve">을 </w:t>
+      </w:r>
+      <w:proofErr w:type="spellStart"/>
+      <w:r>
+        <w:rPr>
+          <w:rFonts w:hint="eastAsia"/>
+          <w:sz w:val="22"/>
+          <w:szCs w:val="24"/>
+        </w:rPr>
+        <w:t>오버라이드하여</w:t>
+      </w:r>
+      <w:proofErr w:type="spellEnd"/>
+      <w:r>
+        <w:rPr>
+          <w:rFonts w:hint="eastAsia"/>
+          <w:sz w:val="22"/>
+          <w:szCs w:val="24"/>
+        </w:rPr>
+        <w:t>,</w:t>
       </w:r>
       <w:r>
         <w:rPr>
@@ -1169,13 +1775,41 @@
         </w:rPr>
         <w:br/>
       </w:r>
-      <w:r>
-        <w:rPr>
-          <w:rFonts w:hint="eastAsia"/>
-          <w:sz w:val="22"/>
-          <w:szCs w:val="24"/>
-        </w:rPr>
-        <w:t>블렌딩 대상인 클립들의 프레임들을 보간해 새로운 프레임들을 만들고,</w:t>
+      <w:proofErr w:type="spellStart"/>
+      <w:r>
+        <w:rPr>
+          <w:rFonts w:hint="eastAsia"/>
+          <w:sz w:val="22"/>
+          <w:szCs w:val="24"/>
+        </w:rPr>
+        <w:t>블렌딩</w:t>
+      </w:r>
+      <w:proofErr w:type="spellEnd"/>
+      <w:r>
+        <w:rPr>
+          <w:rFonts w:hint="eastAsia"/>
+          <w:sz w:val="22"/>
+          <w:szCs w:val="24"/>
+        </w:rPr>
+        <w:t xml:space="preserve"> 대상인 클립들의 프레임들을 </w:t>
+      </w:r>
+      <w:proofErr w:type="spellStart"/>
+      <w:r>
+        <w:rPr>
+          <w:rFonts w:hint="eastAsia"/>
+          <w:sz w:val="22"/>
+          <w:szCs w:val="24"/>
+        </w:rPr>
+        <w:t>보간해</w:t>
+      </w:r>
+      <w:proofErr w:type="spellEnd"/>
+      <w:r>
+        <w:rPr>
+          <w:rFonts w:hint="eastAsia"/>
+          <w:sz w:val="22"/>
+          <w:szCs w:val="24"/>
+        </w:rPr>
+        <w:t xml:space="preserve"> 새로운 프레임들을 만들고,</w:t>
       </w:r>
       <w:r>
         <w:rPr>
@@ -1207,13 +1841,77 @@
           <w:szCs w:val="24"/>
         </w:rPr>
       </w:pPr>
-      <w:r>
-        <w:rPr>
-          <w:rFonts w:hint="eastAsia"/>
-          <w:sz w:val="22"/>
-          <w:szCs w:val="24"/>
-        </w:rPr>
-        <w:t>AnimSystem: AnimBlender들을 등록, 주어진 시간 동안 우선순위큐에서 AnimBlender를 pop해 본 변환 행렬을 계산한다.</w:t>
+      <w:proofErr w:type="spellStart"/>
+      <w:r>
+        <w:rPr>
+          <w:rFonts w:hint="eastAsia"/>
+          <w:sz w:val="22"/>
+          <w:szCs w:val="24"/>
+        </w:rPr>
+        <w:t>AnimSystem</w:t>
+      </w:r>
+      <w:proofErr w:type="spellEnd"/>
+      <w:r>
+        <w:rPr>
+          <w:rFonts w:hint="eastAsia"/>
+          <w:sz w:val="22"/>
+          <w:szCs w:val="24"/>
+        </w:rPr>
+        <w:t xml:space="preserve">: </w:t>
+      </w:r>
+      <w:proofErr w:type="spellStart"/>
+      <w:r>
+        <w:rPr>
+          <w:rFonts w:hint="eastAsia"/>
+          <w:sz w:val="22"/>
+          <w:szCs w:val="24"/>
+        </w:rPr>
+        <w:t>AnimBlender</w:t>
+      </w:r>
+      <w:proofErr w:type="spellEnd"/>
+      <w:r>
+        <w:rPr>
+          <w:rFonts w:hint="eastAsia"/>
+          <w:sz w:val="22"/>
+          <w:szCs w:val="24"/>
+        </w:rPr>
+        <w:t xml:space="preserve">들을 등록, 주어진 시간 동안 </w:t>
+      </w:r>
+      <w:proofErr w:type="spellStart"/>
+      <w:r>
+        <w:rPr>
+          <w:rFonts w:hint="eastAsia"/>
+          <w:sz w:val="22"/>
+          <w:szCs w:val="24"/>
+        </w:rPr>
+        <w:t>우선순위큐에서</w:t>
+      </w:r>
+      <w:proofErr w:type="spellEnd"/>
+      <w:r>
+        <w:rPr>
+          <w:rFonts w:hint="eastAsia"/>
+          <w:sz w:val="22"/>
+          <w:szCs w:val="24"/>
+        </w:rPr>
+        <w:t xml:space="preserve"> </w:t>
+      </w:r>
+      <w:proofErr w:type="spellStart"/>
+      <w:r>
+        <w:rPr>
+          <w:rFonts w:hint="eastAsia"/>
+          <w:sz w:val="22"/>
+          <w:szCs w:val="24"/>
+        </w:rPr>
+        <w:t>AnimBlender</w:t>
+      </w:r>
+      <w:proofErr w:type="spellEnd"/>
+      <w:r>
+        <w:rPr>
+          <w:rFonts w:hint="eastAsia"/>
+          <w:sz w:val="22"/>
+          <w:szCs w:val="24"/>
+        </w:rPr>
+        <w:t>를 pop해 본 변환 행렬을 계산한다.</w:t>
       </w:r>
     </w:p>
     <w:p>
@@ -1309,6 +2007,7 @@
         </w:rPr>
         <w:t>std::</w:t>
       </w:r>
+      <w:proofErr w:type="spellStart"/>
       <w:proofErr w:type="gramEnd"/>
       <w:r>
         <w:rPr>
@@ -1318,6 +2017,7 @@
         </w:rPr>
         <w:t>priority_queue</w:t>
       </w:r>
+      <w:proofErr w:type="spellEnd"/>
       <w:r>
         <w:rPr>
           <w:rFonts w:hint="eastAsia"/>
@@ -1373,7 +2073,25 @@
           <w:sz w:val="22"/>
           <w:szCs w:val="24"/>
         </w:rPr>
-        <w:t xml:space="preserve"> heapify 알고리즘</w:t>
+        <w:t xml:space="preserve"> </w:t>
+      </w:r>
+      <w:proofErr w:type="spellStart"/>
+      <w:r>
+        <w:rPr>
+          <w:rFonts w:hint="eastAsia"/>
+          <w:sz w:val="22"/>
+          <w:szCs w:val="24"/>
+        </w:rPr>
+        <w:t>heapify</w:t>
+      </w:r>
+      <w:proofErr w:type="spellEnd"/>
+      <w:r>
+        <w:rPr>
+          <w:rFonts w:hint="eastAsia"/>
+          <w:sz w:val="22"/>
+          <w:szCs w:val="24"/>
+        </w:rPr>
+        <w:t xml:space="preserve"> 알고리즘</w:t>
       </w:r>
       <w:r>
         <w:rPr>
@@ -1392,6 +2110,7 @@
         </w:rPr>
         <w:t>std::</w:t>
       </w:r>
+      <w:proofErr w:type="spellStart"/>
       <w:proofErr w:type="gramEnd"/>
       <w:r>
         <w:rPr>
@@ -1399,7 +2118,16 @@
           <w:sz w:val="22"/>
           <w:szCs w:val="24"/>
         </w:rPr>
-        <w:t>make_heap)</w:t>
+        <w:t>make_heap</w:t>
+      </w:r>
+      <w:proofErr w:type="spellEnd"/>
+      <w:r>
+        <w:rPr>
+          <w:rFonts w:hint="eastAsia"/>
+          <w:sz w:val="22"/>
+          <w:szCs w:val="24"/>
+        </w:rPr>
+        <w:t>)</w:t>
       </w:r>
       <w:r>
         <w:rPr>
@@ -1422,7 +2150,25 @@
           <w:sz w:val="22"/>
           <w:szCs w:val="24"/>
         </w:rPr>
-        <w:t>우선순위 갱신이 O(n * logn)이 아닌 O(n)이 되도록 한다.</w:t>
+        <w:t xml:space="preserve">우선순위 갱신이 O(n * </w:t>
+      </w:r>
+      <w:proofErr w:type="spellStart"/>
+      <w:r>
+        <w:rPr>
+          <w:rFonts w:hint="eastAsia"/>
+          <w:sz w:val="22"/>
+          <w:szCs w:val="24"/>
+        </w:rPr>
+        <w:t>logn</w:t>
+      </w:r>
+      <w:proofErr w:type="spellEnd"/>
+      <w:r>
+        <w:rPr>
+          <w:rFonts w:hint="eastAsia"/>
+          <w:sz w:val="22"/>
+          <w:szCs w:val="24"/>
+        </w:rPr>
+        <w:t>)이 아닌 O(n)이 되도록 한다.</w:t>
       </w:r>
     </w:p>
     <w:p>
@@ -1474,13 +2220,23 @@
           <w:szCs w:val="24"/>
         </w:rPr>
       </w:pPr>
-      <w:r>
-        <w:rPr>
-          <w:rFonts w:hint="eastAsia"/>
-          <w:sz w:val="22"/>
-          <w:szCs w:val="24"/>
-        </w:rPr>
-        <w:t>빌보드 구현</w:t>
+      <w:proofErr w:type="spellStart"/>
+      <w:r>
+        <w:rPr>
+          <w:rFonts w:hint="eastAsia"/>
+          <w:sz w:val="22"/>
+          <w:szCs w:val="24"/>
+        </w:rPr>
+        <w:t>SpriteAnimation</w:t>
+      </w:r>
+      <w:proofErr w:type="spellEnd"/>
+      <w:r>
+        <w:rPr>
+          <w:rFonts w:hint="eastAsia"/>
+          <w:sz w:val="22"/>
+          <w:szCs w:val="24"/>
+        </w:rPr>
+        <w:t xml:space="preserve"> 구현</w:t>
       </w:r>
     </w:p>
     <w:p>
@@ -1503,22 +2259,25 @@
           <w:sz w:val="22"/>
           <w:szCs w:val="24"/>
         </w:rPr>
-        <w:t>점 메시에 대해, 기하 셰이더에서 사각형으로 확장하고 항상 카메라를 바라보도록</w:t>
-      </w:r>
-      <w:r>
-        <w:rPr>
-          <w:sz w:val="22"/>
-          <w:szCs w:val="24"/>
-        </w:rPr>
-        <w:br/>
-      </w:r>
-      <w:r>
-        <w:rPr>
-          <w:rFonts w:hint="eastAsia"/>
-          <w:sz w:val="22"/>
-          <w:szCs w:val="24"/>
-        </w:rPr>
-        <w:t>빌보드 구현</w:t>
+        <w:t xml:space="preserve">지난주차에 만든 빌보드 파이프라인에서 </w:t>
+      </w:r>
+      <w:proofErr w:type="spellStart"/>
+      <w:r>
+        <w:rPr>
+          <w:rFonts w:hint="eastAsia"/>
+          <w:sz w:val="22"/>
+          <w:szCs w:val="24"/>
+        </w:rPr>
+        <w:t>스프라이트</w:t>
+      </w:r>
+      <w:proofErr w:type="spellEnd"/>
+      <w:r>
+        <w:rPr>
+          <w:rFonts w:hint="eastAsia"/>
+          <w:sz w:val="22"/>
+          <w:szCs w:val="24"/>
+        </w:rPr>
+        <w:t xml:space="preserve"> 애니메이션을 출력할 수 있도록 코드를 작성.</w:t>
       </w:r>
     </w:p>
     <w:p>
@@ -1531,40 +2290,26 @@
         <w:spacing w:after="0"/>
         <w:ind w:leftChars="0"/>
         <w:rPr>
-          <w:sz w:val="22"/>
-          <w:szCs w:val="24"/>
-        </w:rPr>
-      </w:pPr>
-      <w:r>
-        <w:rPr>
-          <w:rFonts w:hint="eastAsia"/>
-          <w:sz w:val="22"/>
-          <w:szCs w:val="24"/>
-        </w:rPr>
-        <w:t>빌보드 렌더링은 BillboardPipeline에서 이루어진다.</w:t>
-      </w:r>
-    </w:p>
-    <w:p>
-      <w:pPr>
-        <w:pStyle w:val="a4"/>
-        <w:numPr>
-          <w:ilvl w:val="0"/>
-          <w:numId w:val="2"/>
-        </w:numPr>
-        <w:spacing w:after="0"/>
-        <w:ind w:leftChars="0"/>
-        <w:rPr>
-          <w:sz w:val="22"/>
-          <w:szCs w:val="24"/>
-        </w:rPr>
-      </w:pPr>
-      <w:r>
-        <w:rPr>
-          <w:rFonts w:hint="eastAsia"/>
-          <w:sz w:val="22"/>
-          <w:szCs w:val="24"/>
-        </w:rPr>
-        <w:t>스카이박스 구현</w:t>
+          <w:rFonts w:hint="eastAsia"/>
+          <w:sz w:val="22"/>
+          <w:szCs w:val="24"/>
+        </w:rPr>
+      </w:pPr>
+      <w:r>
+        <w:rPr>
+          <w:rFonts w:hint="eastAsia"/>
+          <w:sz w:val="22"/>
+          <w:szCs w:val="24"/>
+        </w:rPr>
+        <w:t>Point Mesh</w:t>
+      </w:r>
+      <w:r>
+        <w:rPr>
+          <w:rFonts w:hint="eastAsia"/>
+          <w:sz w:val="22"/>
+          <w:szCs w:val="24"/>
+        </w:rPr>
+        <w:t>를 Static하게 사용할 수 있도록 초기화 코드를 수정.</w:t>
       </w:r>
     </w:p>
     <w:p>
@@ -1587,7 +2332,7 @@
           <w:sz w:val="22"/>
           <w:szCs w:val="24"/>
         </w:rPr>
-        <w:t>유니티에서 큐브맵으로 사용하는 6개의 텍스처 파일을 한 개의 .dds 파일로</w:t>
+        <w:t>출력 결과</w:t>
       </w:r>
       <w:r>
         <w:rPr>
@@ -1598,363 +2343,51 @@
       </w:r>
       <w:r>
         <w:rPr>
-          <w:rFonts w:hint="eastAsia"/>
-          <w:sz w:val="22"/>
-          <w:szCs w:val="24"/>
-        </w:rPr>
-        <w:t>변환해서 사용한다.</w:t>
-      </w:r>
-    </w:p>
-    <w:p>
-      <w:pPr>
-        <w:pStyle w:val="a4"/>
-        <w:numPr>
-          <w:ilvl w:val="2"/>
-          <w:numId w:val="2"/>
-        </w:numPr>
-        <w:spacing w:after="0"/>
-        <w:ind w:leftChars="0"/>
-        <w:rPr>
-          <w:sz w:val="22"/>
-          <w:szCs w:val="24"/>
-        </w:rPr>
-      </w:pPr>
-      <w:r>
-        <w:rPr>
-          <w:rFonts w:hint="eastAsia"/>
-          <w:sz w:val="22"/>
-          <w:szCs w:val="24"/>
-        </w:rPr>
-        <w:t>6:1 매핑 관계를 알려주는 스카이박스 추출 스크립트 작성</w:t>
-      </w:r>
-    </w:p>
-    <w:p>
-      <w:pPr>
-        <w:pStyle w:val="a4"/>
-        <w:numPr>
-          <w:ilvl w:val="1"/>
-          <w:numId w:val="2"/>
-        </w:numPr>
-        <w:spacing w:after="0"/>
-        <w:ind w:leftChars="0"/>
-        <w:rPr>
-          <w:sz w:val="22"/>
-          <w:szCs w:val="24"/>
-        </w:rPr>
-      </w:pPr>
-      <w:r>
-        <w:rPr>
-          <w:rFonts w:hint="eastAsia"/>
-          <w:sz w:val="22"/>
-          <w:szCs w:val="24"/>
-        </w:rPr>
-        <w:t>유니티에서 레벨에 어떤 스카이박스를 적용할지 선택하는 스크립트 작성</w:t>
-      </w:r>
-    </w:p>
-    <w:p>
-      <w:pPr>
-        <w:pStyle w:val="a4"/>
-        <w:numPr>
-          <w:ilvl w:val="1"/>
-          <w:numId w:val="2"/>
-        </w:numPr>
-        <w:spacing w:after="0"/>
-        <w:ind w:leftChars="0"/>
-        <w:rPr>
-          <w:sz w:val="22"/>
-          <w:szCs w:val="24"/>
-        </w:rPr>
-      </w:pPr>
-      <w:r>
-        <w:rPr>
-          <w:rFonts w:hint="eastAsia"/>
-          <w:sz w:val="22"/>
-          <w:szCs w:val="24"/>
-        </w:rPr>
-        <w:t>큐브맵 샘플링을 위한 bindless index 설정과 srv 생성 유틸리티 구현</w:t>
-      </w:r>
-    </w:p>
-    <w:p>
-      <w:pPr>
-        <w:pStyle w:val="a4"/>
-        <w:numPr>
-          <w:ilvl w:val="0"/>
-          <w:numId w:val="2"/>
-        </w:numPr>
-        <w:spacing w:after="0"/>
-        <w:ind w:leftChars="0"/>
-        <w:rPr>
-          <w:sz w:val="22"/>
-          <w:szCs w:val="24"/>
-        </w:rPr>
-      </w:pPr>
-      <w:r>
-        <w:rPr>
-          <w:rFonts w:hint="eastAsia"/>
-          <w:sz w:val="22"/>
-          <w:szCs w:val="24"/>
-        </w:rPr>
-        <w:t>레벨 익스포터/임포터 구현</w:t>
-      </w:r>
-    </w:p>
-    <w:p>
-      <w:pPr>
-        <w:pStyle w:val="a4"/>
-        <w:numPr>
-          <w:ilvl w:val="1"/>
-          <w:numId w:val="2"/>
-        </w:numPr>
-        <w:spacing w:after="0"/>
-        <w:ind w:leftChars="0"/>
-        <w:rPr>
-          <w:sz w:val="22"/>
-          <w:szCs w:val="24"/>
-        </w:rPr>
-      </w:pPr>
-      <w:r>
-        <w:rPr>
-          <w:rFonts w:hint="eastAsia"/>
-          <w:sz w:val="22"/>
-          <w:szCs w:val="24"/>
-        </w:rPr>
-        <w:t>레벨의 루트부터 순회하여 계층구조를 출력하는 스크립트 작성</w:t>
-      </w:r>
-    </w:p>
-    <w:p>
-      <w:pPr>
-        <w:pStyle w:val="a4"/>
-        <w:numPr>
-          <w:ilvl w:val="2"/>
-          <w:numId w:val="2"/>
-        </w:numPr>
-        <w:spacing w:after="0"/>
-        <w:ind w:leftChars="0"/>
-        <w:rPr>
-          <w:sz w:val="22"/>
-          <w:szCs w:val="24"/>
-        </w:rPr>
-      </w:pPr>
-      <w:r>
-        <w:rPr>
-          <w:rFonts w:hint="eastAsia"/>
-          <w:sz w:val="22"/>
-          <w:szCs w:val="24"/>
-        </w:rPr>
-        <w:t>각 노드로부터 다음의 정보가 추출된다</w:t>
-      </w:r>
-    </w:p>
-    <w:p>
-      <w:pPr>
-        <w:pStyle w:val="a4"/>
-        <w:numPr>
-          <w:ilvl w:val="3"/>
-          <w:numId w:val="2"/>
-        </w:numPr>
-        <w:spacing w:after="0"/>
-        <w:ind w:leftChars="0"/>
-        <w:rPr>
-          <w:sz w:val="22"/>
-          <w:szCs w:val="24"/>
-        </w:rPr>
-      </w:pPr>
-      <w:r>
-        <w:rPr>
-          <w:rFonts w:hint="eastAsia"/>
-          <w:sz w:val="22"/>
-          <w:szCs w:val="24"/>
-        </w:rPr>
-        <w:t>이름</w:t>
-      </w:r>
-    </w:p>
-    <w:p>
-      <w:pPr>
-        <w:pStyle w:val="a4"/>
-        <w:numPr>
-          <w:ilvl w:val="3"/>
-          <w:numId w:val="2"/>
-        </w:numPr>
-        <w:spacing w:after="0"/>
-        <w:ind w:leftChars="0"/>
-        <w:rPr>
-          <w:sz w:val="22"/>
-          <w:szCs w:val="24"/>
-        </w:rPr>
-      </w:pPr>
-      <w:r>
-        <w:rPr>
-          <w:rFonts w:hint="eastAsia"/>
-          <w:sz w:val="22"/>
-          <w:szCs w:val="24"/>
-        </w:rPr>
-        <w:t>타입</w:t>
-      </w:r>
-    </w:p>
-    <w:p>
-      <w:pPr>
-        <w:pStyle w:val="a4"/>
-        <w:numPr>
-          <w:ilvl w:val="3"/>
-          <w:numId w:val="2"/>
-        </w:numPr>
-        <w:spacing w:after="0"/>
-        <w:ind w:leftChars="0"/>
-        <w:rPr>
-          <w:sz w:val="22"/>
-          <w:szCs w:val="24"/>
-        </w:rPr>
-      </w:pPr>
-      <w:r>
-        <w:rPr>
-          <w:rFonts w:hint="eastAsia"/>
-          <w:sz w:val="22"/>
-          <w:szCs w:val="24"/>
-        </w:rPr>
-        <w:t>로컬 변환 행렬</w:t>
-      </w:r>
-    </w:p>
-    <w:p>
-      <w:pPr>
-        <w:pStyle w:val="a4"/>
-        <w:numPr>
-          <w:ilvl w:val="3"/>
-          <w:numId w:val="2"/>
-        </w:numPr>
-        <w:spacing w:after="0"/>
-        <w:ind w:leftChars="0"/>
-        <w:rPr>
-          <w:sz w:val="22"/>
-          <w:szCs w:val="24"/>
-        </w:rPr>
-      </w:pPr>
-      <w:r>
-        <w:rPr>
-          <w:rFonts w:hint="eastAsia"/>
-          <w:sz w:val="22"/>
-          <w:szCs w:val="24"/>
-        </w:rPr>
-        <w:t>월드 변환 행렬</w:t>
-      </w:r>
-    </w:p>
-    <w:p>
-      <w:pPr>
-        <w:pStyle w:val="a4"/>
-        <w:numPr>
-          <w:ilvl w:val="3"/>
-          <w:numId w:val="2"/>
-        </w:numPr>
-        <w:spacing w:after="0"/>
-        <w:ind w:leftChars="0"/>
-        <w:rPr>
-          <w:sz w:val="22"/>
-          <w:szCs w:val="24"/>
-        </w:rPr>
-      </w:pPr>
-      <w:r>
-        <w:rPr>
-          <w:rFonts w:hint="eastAsia"/>
-          <w:sz w:val="22"/>
-          <w:szCs w:val="24"/>
-        </w:rPr>
-        <w:t>커스텀 정보</w:t>
-      </w:r>
-    </w:p>
-    <w:p>
-      <w:pPr>
-        <w:pStyle w:val="a4"/>
-        <w:numPr>
-          <w:ilvl w:val="4"/>
-          <w:numId w:val="2"/>
-        </w:numPr>
-        <w:spacing w:after="0"/>
-        <w:ind w:leftChars="0"/>
-        <w:rPr>
-          <w:sz w:val="22"/>
-          <w:szCs w:val="24"/>
-        </w:rPr>
-      </w:pPr>
-      <w:r>
-        <w:rPr>
-          <w:rFonts w:hint="eastAsia"/>
-          <w:sz w:val="22"/>
-          <w:szCs w:val="24"/>
-        </w:rPr>
-        <w:t>가상 함수로 구현된다.</w:t>
-      </w:r>
-      <w:r>
-        <w:rPr>
-          <w:sz w:val="22"/>
-          <w:szCs w:val="24"/>
-        </w:rPr>
-        <w:br/>
-      </w:r>
-      <w:r>
-        <w:rPr>
-          <w:rFonts w:hint="eastAsia"/>
-          <w:sz w:val="22"/>
-          <w:szCs w:val="24"/>
-        </w:rPr>
-        <w:t>현재 재질 세트가 있는 타입들은 적용된 재질 세트 인덱스를</w:t>
-      </w:r>
-      <w:r>
-        <w:rPr>
-          <w:sz w:val="22"/>
-          <w:szCs w:val="24"/>
-        </w:rPr>
-        <w:br/>
-      </w:r>
-      <w:r>
-        <w:rPr>
-          <w:rFonts w:hint="eastAsia"/>
-          <w:sz w:val="22"/>
-          <w:szCs w:val="24"/>
-        </w:rPr>
-        <w:t>추출하도록 구현하였다.</w:t>
-      </w:r>
-    </w:p>
-    <w:p>
-      <w:pPr>
-        <w:pStyle w:val="a4"/>
-        <w:numPr>
-          <w:ilvl w:val="2"/>
-          <w:numId w:val="2"/>
-        </w:numPr>
-        <w:spacing w:after="0"/>
-        <w:ind w:leftChars="0"/>
-        <w:rPr>
-          <w:sz w:val="22"/>
-          <w:szCs w:val="24"/>
-        </w:rPr>
-      </w:pPr>
-      <w:r>
-        <w:rPr>
-          <w:rFonts w:hint="eastAsia"/>
-          <w:sz w:val="22"/>
-          <w:szCs w:val="24"/>
-        </w:rPr>
-        <w:t>레벨 내의 큐브 객체들과 player start(empty object)를 추출</w:t>
-      </w:r>
-    </w:p>
-    <w:p>
-      <w:pPr>
-        <w:pStyle w:val="a4"/>
-        <w:numPr>
-          <w:ilvl w:val="1"/>
-          <w:numId w:val="2"/>
-        </w:numPr>
-        <w:spacing w:after="0"/>
-        <w:ind w:leftChars="0"/>
-        <w:rPr>
-          <w:sz w:val="22"/>
-          <w:szCs w:val="24"/>
-        </w:rPr>
-      </w:pPr>
-      <w:r>
-        <w:rPr>
-          <w:rFonts w:hint="eastAsia"/>
-          <w:sz w:val="22"/>
-          <w:szCs w:val="24"/>
-        </w:rPr>
-        <w:t>클라이언트 코드에서 레벨을 임포트하는 코드 작성</w:t>
+          <w:noProof/>
+          <w:sz w:val="22"/>
+          <w:szCs w:val="24"/>
+        </w:rPr>
+        <w:drawing>
+          <wp:inline distT="0" distB="0" distL="0" distR="0" wp14:anchorId="69AAC297" wp14:editId="12266A3D">
+            <wp:extent cx="4939958" cy="3852000"/>
+            <wp:effectExtent l="0" t="0" r="0" b="0"/>
+            <wp:docPr id="1145201594" name="그림 1" descr="스크린샷, PC 게임, 비디오 게임 소프트웨어, 디지털 합성이(가) 표시된 사진&#10;&#10;AI 생성 콘텐츠는 정확하지 않을 수 있습니다."/>
+            <wp:cNvGraphicFramePr>
+              <a:graphicFrameLocks xmlns:a="http://schemas.openxmlformats.org/drawingml/2006/main" noChangeAspect="1"/>
+            </wp:cNvGraphicFramePr>
+            <a:graphic xmlns:a="http://schemas.openxmlformats.org/drawingml/2006/main">
+              <a:graphicData uri="http://schemas.openxmlformats.org/drawingml/2006/picture">
+                <pic:pic xmlns:pic="http://schemas.openxmlformats.org/drawingml/2006/picture">
+                  <pic:nvPicPr>
+                    <pic:cNvPr id="1145201594" name="그림 1" descr="스크린샷, PC 게임, 비디오 게임 소프트웨어, 디지털 합성이(가) 표시된 사진&#10;&#10;AI 생성 콘텐츠는 정확하지 않을 수 있습니다."/>
+                    <pic:cNvPicPr/>
+                  </pic:nvPicPr>
+                  <pic:blipFill>
+                    <a:blip r:embed="rId5">
+                      <a:extLst>
+                        <a:ext uri="{28A0092B-C50C-407E-A947-70E740481C1C}">
+                          <a14:useLocalDpi xmlns:a14="http://schemas.microsoft.com/office/drawing/2010/main" val="0"/>
+                        </a:ext>
+                      </a:extLst>
+                    </a:blip>
+                    <a:stretch>
+                      <a:fillRect/>
+                    </a:stretch>
+                  </pic:blipFill>
+                  <pic:spPr>
+                    <a:xfrm>
+                      <a:off x="0" y="0"/>
+                      <a:ext cx="4939958" cy="3852000"/>
+                    </a:xfrm>
+                    <a:prstGeom prst="rect">
+                      <a:avLst/>
+                    </a:prstGeom>
+                  </pic:spPr>
+                </pic:pic>
+              </a:graphicData>
+            </a:graphic>
+          </wp:inline>
+        </w:drawing>
       </w:r>
     </w:p>
     <w:p>
@@ -2004,11 +2437,19 @@
         <w:ind w:leftChars="0"/>
         <w:jc w:val="left"/>
       </w:pPr>
-      <w:r>
-        <w:rPr>
-          <w:rFonts w:hint="eastAsia"/>
-        </w:rPr>
-        <w:t>플레이어끼리의 충돌처리</w:t>
+      <w:proofErr w:type="spellStart"/>
+      <w:r>
+        <w:rPr>
+          <w:rFonts w:hint="eastAsia"/>
+        </w:rPr>
+        <w:t>플레이어끼리의</w:t>
+      </w:r>
+      <w:proofErr w:type="spellEnd"/>
+      <w:r>
+        <w:rPr>
+          <w:rFonts w:hint="eastAsia"/>
+        </w:rPr>
+        <w:t xml:space="preserve"> 충돌처리</w:t>
       </w:r>
     </w:p>
     <w:p>
@@ -2066,7 +2507,21 @@
         <w:rPr>
           <w:rFonts w:hint="eastAsia"/>
         </w:rPr>
-        <w:t>클라이언트에서 그래픽 작업과 네트워크 작업을 싱글쓰레드에서 모두 처리할 수 있도록</w:t>
+        <w:t xml:space="preserve">클라이언트에서 그래픽 작업과 네트워크 작업을 </w:t>
+      </w:r>
+      <w:proofErr w:type="spellStart"/>
+      <w:r>
+        <w:rPr>
+          <w:rFonts w:hint="eastAsia"/>
+        </w:rPr>
+        <w:t>싱글쓰레드에서</w:t>
+      </w:r>
+      <w:proofErr w:type="spellEnd"/>
+      <w:r>
+        <w:rPr>
+          <w:rFonts w:hint="eastAsia"/>
+        </w:rPr>
+        <w:t xml:space="preserve"> 모두 처리할 수 있도록</w:t>
       </w:r>
       <w:r>
         <w:rPr>
@@ -2080,28 +2535,84 @@
           <w:rFonts w:hint="eastAsia"/>
         </w:rPr>
         <w:br/>
-        <w:t>그래픽 작업 시간에 영향을 받지 않으면서 Alertable wait 상태로 진입해 비동기 함수에 대한</w:t>
+        <w:t xml:space="preserve">그래픽 작업 시간에 영향을 받지 않으면서 </w:t>
+      </w:r>
+      <w:proofErr w:type="spellStart"/>
+      <w:r>
+        <w:rPr>
+          <w:rFonts w:hint="eastAsia"/>
+        </w:rPr>
+        <w:t>Alertable</w:t>
+      </w:r>
+      <w:proofErr w:type="spellEnd"/>
+      <w:r>
+        <w:rPr>
+          <w:rFonts w:hint="eastAsia"/>
+        </w:rPr>
+        <w:t xml:space="preserve"> wait 상태로 진입해 비동기 함수에 대한</w:t>
       </w:r>
       <w:r>
         <w:rPr>
           <w:rFonts w:hint="eastAsia"/>
         </w:rPr>
         <w:br/>
-        <w:t>처리 작업을 해야하기 때문에, 네트워크 작업에 추가로 쓰레드를 할당하기로 함.</w:t>
+        <w:t xml:space="preserve">처리 작업을 </w:t>
+      </w:r>
+      <w:proofErr w:type="spellStart"/>
+      <w:r>
+        <w:rPr>
+          <w:rFonts w:hint="eastAsia"/>
+        </w:rPr>
+        <w:t>해야하기</w:t>
+      </w:r>
+      <w:proofErr w:type="spellEnd"/>
+      <w:r>
+        <w:rPr>
+          <w:rFonts w:hint="eastAsia"/>
+        </w:rPr>
+        <w:t xml:space="preserve"> 때문에, 네트워크 작업에 추가로 쓰레드를 할당하기로 함.</w:t>
       </w:r>
       <w:r>
         <w:rPr>
           <w:rFonts w:hint="eastAsia"/>
         </w:rPr>
         <w:br/>
-        <w:t>이에 따라 편의성을 위해 서버쪽의 네트워크 작업 방식, 즉 IOCP 모델을 사용하는 방식을</w:t>
+        <w:t xml:space="preserve">이에 따라 편의성을 위해 </w:t>
+      </w:r>
+      <w:proofErr w:type="spellStart"/>
+      <w:r>
+        <w:rPr>
+          <w:rFonts w:hint="eastAsia"/>
+        </w:rPr>
+        <w:t>서버쪽의</w:t>
+      </w:r>
+      <w:proofErr w:type="spellEnd"/>
+      <w:r>
+        <w:rPr>
+          <w:rFonts w:hint="eastAsia"/>
+        </w:rPr>
+        <w:t xml:space="preserve"> 네트워크 작업 방식, 즉 IOCP 모델을 사용하는 방식을</w:t>
       </w:r>
       <w:r>
         <w:rPr>
           <w:rFonts w:hint="eastAsia"/>
         </w:rPr>
         <w:br/>
-        <w:t>똑같이 적용해서 Service 클래스를 상속받은 ClientService를 만들어 네트워크를 전담하도록</w:t>
+        <w:t xml:space="preserve">똑같이 적용해서 Service 클래스를 상속받은 </w:t>
+      </w:r>
+      <w:proofErr w:type="spellStart"/>
+      <w:r>
+        <w:rPr>
+          <w:rFonts w:hint="eastAsia"/>
+        </w:rPr>
+        <w:t>ClientService</w:t>
+      </w:r>
+      <w:proofErr w:type="spellEnd"/>
+      <w:r>
+        <w:rPr>
+          <w:rFonts w:hint="eastAsia"/>
+        </w:rPr>
+        <w:t>를 만들어 네트워크를 전담하도록</w:t>
       </w:r>
       <w:r>
         <w:rPr>
@@ -2142,7 +2653,35 @@
         <w:rPr>
           <w:rFonts w:hint="eastAsia"/>
         </w:rPr>
-        <w:t>게임의 전체적인 관리는 IGame 클래스를 상속받은 StandAlone::Game과 Online::Game 클래스에</w:t>
+        <w:t xml:space="preserve">게임의 전체적인 관리는 </w:t>
+      </w:r>
+      <w:proofErr w:type="spellStart"/>
+      <w:r>
+        <w:rPr>
+          <w:rFonts w:hint="eastAsia"/>
+        </w:rPr>
+        <w:t>IGame</w:t>
+      </w:r>
+      <w:proofErr w:type="spellEnd"/>
+      <w:r>
+        <w:rPr>
+          <w:rFonts w:hint="eastAsia"/>
+        </w:rPr>
+        <w:t xml:space="preserve"> 클래스를 상속받은 </w:t>
+      </w:r>
+      <w:proofErr w:type="spellStart"/>
+      <w:r>
+        <w:rPr>
+          <w:rFonts w:hint="eastAsia"/>
+        </w:rPr>
+        <w:t>StandAlone</w:t>
+      </w:r>
+      <w:proofErr w:type="spellEnd"/>
+      <w:r>
+        <w:rPr>
+          <w:rFonts w:hint="eastAsia"/>
+        </w:rPr>
+        <w:t>::Game과 Online::Game 클래스에</w:t>
       </w:r>
       <w:r>
         <w:rPr>
@@ -2156,14 +2695,97 @@
           <w:rFonts w:hint="eastAsia"/>
         </w:rPr>
         <w:br/>
-        <w:t>그래서 전역 변수로 std::unique_ptr&lt;IGame&gt; pGame을 두어 서버에 연결이 안되면</w:t>
+        <w:t>그래서 전역 변수로 std::</w:t>
+      </w:r>
+      <w:proofErr w:type="spellStart"/>
+      <w:r>
+        <w:rPr>
+          <w:rFonts w:hint="eastAsia"/>
+        </w:rPr>
+        <w:t>unique_ptr</w:t>
+      </w:r>
+      <w:proofErr w:type="spellEnd"/>
+      <w:r>
+        <w:rPr>
+          <w:rFonts w:hint="eastAsia"/>
+        </w:rPr>
+        <w:t>&lt;</w:t>
+      </w:r>
+      <w:proofErr w:type="spellStart"/>
+      <w:r>
+        <w:rPr>
+          <w:rFonts w:hint="eastAsia"/>
+        </w:rPr>
+        <w:t>IGame</w:t>
+      </w:r>
+      <w:proofErr w:type="spellEnd"/>
+      <w:r>
+        <w:rPr>
+          <w:rFonts w:hint="eastAsia"/>
+        </w:rPr>
+        <w:t xml:space="preserve">&gt; </w:t>
+      </w:r>
+      <w:proofErr w:type="spellStart"/>
+      <w:r>
+        <w:rPr>
+          <w:rFonts w:hint="eastAsia"/>
+        </w:rPr>
+        <w:t>pGame</w:t>
+      </w:r>
+      <w:proofErr w:type="spellEnd"/>
+      <w:r>
+        <w:rPr>
+          <w:rFonts w:hint="eastAsia"/>
+        </w:rPr>
+        <w:t>을 두어 서버에 연결이 안되면</w:t>
       </w:r>
       <w:r>
         <w:rPr>
           <w:rFonts w:hint="eastAsia"/>
         </w:rPr>
         <w:br/>
-        <w:t>StandAlone::Game 클래스를 생성하여 pGame에 넣어줌.</w:t>
+      </w:r>
+      <w:proofErr w:type="spellStart"/>
+      <w:r>
+        <w:rPr>
+          <w:rFonts w:hint="eastAsia"/>
+        </w:rPr>
+        <w:t>StandAlone</w:t>
+      </w:r>
+      <w:proofErr w:type="spellEnd"/>
+      <w:r>
+        <w:rPr>
+          <w:rFonts w:hint="eastAsia"/>
+        </w:rPr>
+        <w:t xml:space="preserve">::Game 클래스를 생성하여 </w:t>
+      </w:r>
+      <w:proofErr w:type="spellStart"/>
+      <w:r>
+        <w:rPr>
+          <w:rFonts w:hint="eastAsia"/>
+        </w:rPr>
+        <w:t>pGame</w:t>
+      </w:r>
+      <w:proofErr w:type="spellEnd"/>
+      <w:r>
+        <w:rPr>
+          <w:rFonts w:hint="eastAsia"/>
+        </w:rPr>
+        <w:t xml:space="preserve">에 </w:t>
+      </w:r>
+      <w:proofErr w:type="spellStart"/>
+      <w:r>
+        <w:rPr>
+          <w:rFonts w:hint="eastAsia"/>
+        </w:rPr>
+        <w:t>넣어줌</w:t>
+      </w:r>
+      <w:proofErr w:type="spellEnd"/>
+      <w:r>
+        <w:rPr>
+          <w:rFonts w:hint="eastAsia"/>
+        </w:rPr>
+        <w:t>.</w:t>
       </w:r>
       <w:r>
         <w:rPr>
@@ -2203,7 +2825,39 @@
           <w:rFonts w:hint="eastAsia"/>
           <w:color w:val="000000"/>
         </w:rPr>
-        <w:t>그리고 Online::Game 클래스의 생성은 클라이언트쪽의 ServerSession 연결이 완료된 시점으로</w:t>
+        <w:t xml:space="preserve">그리고 Online::Game 클래스의 생성은 </w:t>
+      </w:r>
+      <w:proofErr w:type="spellStart"/>
+      <w:r>
+        <w:rPr>
+          <w:rFonts w:hint="eastAsia"/>
+          <w:color w:val="000000"/>
+        </w:rPr>
+        <w:t>클라이언트쪽의</w:t>
+      </w:r>
+      <w:proofErr w:type="spellEnd"/>
+      <w:r>
+        <w:rPr>
+          <w:rFonts w:hint="eastAsia"/>
+          <w:color w:val="000000"/>
+        </w:rPr>
+        <w:t xml:space="preserve"> </w:t>
+      </w:r>
+      <w:proofErr w:type="spellStart"/>
+      <w:r>
+        <w:rPr>
+          <w:rFonts w:hint="eastAsia"/>
+          <w:color w:val="000000"/>
+        </w:rPr>
+        <w:t>ServerSession</w:t>
+      </w:r>
+      <w:proofErr w:type="spellEnd"/>
+      <w:r>
+        <w:rPr>
+          <w:rFonts w:hint="eastAsia"/>
+          <w:color w:val="000000"/>
+        </w:rPr>
+        <w:t xml:space="preserve"> 연결이 완료된 시점으로</w:t>
       </w:r>
       <w:r>
         <w:rPr>
@@ -2246,11 +2900,47 @@
         <w:ind w:leftChars="0"/>
         <w:jc w:val="left"/>
       </w:pPr>
-      <w:r>
-        <w:rPr>
-          <w:rFonts w:hint="eastAsia"/>
-        </w:rPr>
-        <w:t>클라이언트쪽에서 ServerSession, PlayerObject들에 대해서 전역 변수로 관리하던 부분을</w:t>
+      <w:proofErr w:type="spellStart"/>
+      <w:r>
+        <w:rPr>
+          <w:rFonts w:hint="eastAsia"/>
+        </w:rPr>
+        <w:t>클라이언트쪽에서</w:t>
+      </w:r>
+      <w:proofErr w:type="spellEnd"/>
+      <w:r>
+        <w:rPr>
+          <w:rFonts w:hint="eastAsia"/>
+        </w:rPr>
+        <w:t xml:space="preserve"> </w:t>
+      </w:r>
+      <w:proofErr w:type="spellStart"/>
+      <w:r>
+        <w:rPr>
+          <w:rFonts w:hint="eastAsia"/>
+        </w:rPr>
+        <w:t>ServerSession</w:t>
+      </w:r>
+      <w:proofErr w:type="spellEnd"/>
+      <w:r>
+        <w:rPr>
+          <w:rFonts w:hint="eastAsia"/>
+        </w:rPr>
+        <w:t xml:space="preserve">, </w:t>
+      </w:r>
+      <w:proofErr w:type="spellStart"/>
+      <w:r>
+        <w:rPr>
+          <w:rFonts w:hint="eastAsia"/>
+        </w:rPr>
+        <w:t>PlayerObject</w:t>
+      </w:r>
+      <w:proofErr w:type="spellEnd"/>
+      <w:r>
+        <w:rPr>
+          <w:rFonts w:hint="eastAsia"/>
+        </w:rPr>
+        <w:t>들에 대해서 전역 변수로 관리하던 부분을</w:t>
       </w:r>
       <w:r>
         <w:rPr>
@@ -2274,7 +2964,21 @@
         <w:rPr>
           <w:rFonts w:hint="eastAsia"/>
         </w:rPr>
-        <w:t>네트워크 작업을 하는 동안, 서버로부터 SCEnterPacket을 받게 될 경우 Online::Game 클래스가</w:t>
+        <w:t xml:space="preserve">네트워크 작업을 하는 동안, 서버로부터 </w:t>
+      </w:r>
+      <w:proofErr w:type="spellStart"/>
+      <w:r>
+        <w:rPr>
+          <w:rFonts w:hint="eastAsia"/>
+        </w:rPr>
+        <w:t>SCEnterPacket</w:t>
+      </w:r>
+      <w:proofErr w:type="spellEnd"/>
+      <w:r>
+        <w:rPr>
+          <w:rFonts w:hint="eastAsia"/>
+        </w:rPr>
+        <w:t>을 받게 될 경우 Online::Game 클래스가</w:t>
       </w:r>
       <w:r>
         <w:rPr>
@@ -2347,7 +3051,21 @@
         <w:rPr>
           <w:rFonts w:hint="eastAsia"/>
         </w:rPr>
-        <w:t>Room, RoomManager 클래스를 구현함.</w:t>
+        <w:t xml:space="preserve">Room, </w:t>
+      </w:r>
+      <w:proofErr w:type="spellStart"/>
+      <w:r>
+        <w:rPr>
+          <w:rFonts w:hint="eastAsia"/>
+        </w:rPr>
+        <w:t>RoomManager</w:t>
+      </w:r>
+      <w:proofErr w:type="spellEnd"/>
+      <w:r>
+        <w:rPr>
+          <w:rFonts w:hint="eastAsia"/>
+        </w:rPr>
+        <w:t xml:space="preserve"> 클래스를 구현함.</w:t>
       </w:r>
     </w:p>
     <w:p>
@@ -2364,7 +3082,35 @@
         <w:rPr>
           <w:rFonts w:hint="eastAsia"/>
         </w:rPr>
-        <w:t>Room은 GameSession에 대한 std::shared_ptr들을 std::vector로 갖고 있음.</w:t>
+        <w:t xml:space="preserve">Room은 </w:t>
+      </w:r>
+      <w:proofErr w:type="spellStart"/>
+      <w:r>
+        <w:rPr>
+          <w:rFonts w:hint="eastAsia"/>
+        </w:rPr>
+        <w:t>GameSession</w:t>
+      </w:r>
+      <w:proofErr w:type="spellEnd"/>
+      <w:r>
+        <w:rPr>
+          <w:rFonts w:hint="eastAsia"/>
+        </w:rPr>
+        <w:t>에 대한 std::</w:t>
+      </w:r>
+      <w:proofErr w:type="spellStart"/>
+      <w:r>
+        <w:rPr>
+          <w:rFonts w:hint="eastAsia"/>
+        </w:rPr>
+        <w:t>shared_ptr</w:t>
+      </w:r>
+      <w:proofErr w:type="spellEnd"/>
+      <w:r>
+        <w:rPr>
+          <w:rFonts w:hint="eastAsia"/>
+        </w:rPr>
+        <w:t>들을 std::vector로 갖고 있음.</w:t>
       </w:r>
     </w:p>
     <w:p>
@@ -2377,18 +3123,54 @@
         <w:ind w:leftChars="0"/>
         <w:jc w:val="left"/>
       </w:pPr>
-      <w:r>
-        <w:rPr>
-          <w:rFonts w:hint="eastAsia"/>
-        </w:rPr>
-        <w:t>RoomManager는 Room에 대한 std::shared_ptr들을 각 Room의 ID와 매핑한</w:t>
+      <w:proofErr w:type="spellStart"/>
+      <w:r>
+        <w:rPr>
+          <w:rFonts w:hint="eastAsia"/>
+        </w:rPr>
+        <w:t>RoomManager</w:t>
+      </w:r>
+      <w:proofErr w:type="spellEnd"/>
+      <w:r>
+        <w:rPr>
+          <w:rFonts w:hint="eastAsia"/>
+        </w:rPr>
+        <w:t>는 Room에 대한 std::</w:t>
+      </w:r>
+      <w:proofErr w:type="spellStart"/>
+      <w:r>
+        <w:rPr>
+          <w:rFonts w:hint="eastAsia"/>
+        </w:rPr>
+        <w:t>shared_ptr</w:t>
+      </w:r>
+      <w:proofErr w:type="spellEnd"/>
+      <w:r>
+        <w:rPr>
+          <w:rFonts w:hint="eastAsia"/>
+        </w:rPr>
+        <w:t>들을 각 Room의 ID와 매핑한</w:t>
       </w:r>
       <w:r>
         <w:rPr>
           <w:rFonts w:hint="eastAsia"/>
         </w:rPr>
         <w:br/>
-        <w:t>std::unorderd_map을 갖고 있음.</w:t>
+        <w:t>std::</w:t>
+      </w:r>
+      <w:proofErr w:type="spellStart"/>
+      <w:r>
+        <w:rPr>
+          <w:rFonts w:hint="eastAsia"/>
+        </w:rPr>
+        <w:t>unorderd_map</w:t>
+      </w:r>
+      <w:proofErr w:type="spellEnd"/>
+      <w:r>
+        <w:rPr>
+          <w:rFonts w:hint="eastAsia"/>
+        </w:rPr>
+        <w:t>을 갖고 있음.</w:t>
       </w:r>
     </w:p>
     <w:p>
@@ -2405,7 +3187,21 @@
         <w:rPr>
           <w:rFonts w:hint="eastAsia"/>
         </w:rPr>
-        <w:t>Room과 RoomManager는 공통적으로 플레이어들이 동시에 접근할 가능성이 있기에</w:t>
+        <w:t xml:space="preserve">Room과 </w:t>
+      </w:r>
+      <w:proofErr w:type="spellStart"/>
+      <w:r>
+        <w:rPr>
+          <w:rFonts w:hint="eastAsia"/>
+        </w:rPr>
+        <w:t>RoomManager</w:t>
+      </w:r>
+      <w:proofErr w:type="spellEnd"/>
+      <w:r>
+        <w:rPr>
+          <w:rFonts w:hint="eastAsia"/>
+        </w:rPr>
+        <w:t>는 공통적으로 플레이어들이 동시에 접근할 가능성이 있기에</w:t>
       </w:r>
       <w:r>
         <w:rPr>
@@ -2425,11 +3221,33 @@
         <w:ind w:leftChars="0"/>
         <w:jc w:val="left"/>
       </w:pPr>
-      <w:r>
-        <w:rPr>
-          <w:rFonts w:hint="eastAsia"/>
-        </w:rPr>
-        <w:t>GameSession은 자신의 Room에 대한 std::weak_ptr을 갖고 있도록 구현했는데,</w:t>
+      <w:proofErr w:type="spellStart"/>
+      <w:r>
+        <w:rPr>
+          <w:rFonts w:hint="eastAsia"/>
+        </w:rPr>
+        <w:t>GameSession</w:t>
+      </w:r>
+      <w:proofErr w:type="spellEnd"/>
+      <w:r>
+        <w:rPr>
+          <w:rFonts w:hint="eastAsia"/>
+        </w:rPr>
+        <w:t>은 자신의 Room에 대한 std::</w:t>
+      </w:r>
+      <w:proofErr w:type="spellStart"/>
+      <w:r>
+        <w:rPr>
+          <w:rFonts w:hint="eastAsia"/>
+        </w:rPr>
+        <w:t>weak_ptr</w:t>
+      </w:r>
+      <w:proofErr w:type="spellEnd"/>
+      <w:r>
+        <w:rPr>
+          <w:rFonts w:hint="eastAsia"/>
+        </w:rPr>
+        <w:t>을 갖고 있도록 구현했는데,</w:t>
       </w:r>
       <w:r>
         <w:rPr>
@@ -2443,7 +3261,35 @@
           <w:rFonts w:hint="eastAsia"/>
         </w:rPr>
         <w:br/>
-        <w:t>하기 위함임. GameSession은 자신의 Room이 갖고 있는 다른 session들하고만</w:t>
+        <w:t xml:space="preserve">하기 </w:t>
+      </w:r>
+      <w:proofErr w:type="spellStart"/>
+      <w:r>
+        <w:rPr>
+          <w:rFonts w:hint="eastAsia"/>
+        </w:rPr>
+        <w:t>위함임</w:t>
+      </w:r>
+      <w:proofErr w:type="spellEnd"/>
+      <w:r>
+        <w:rPr>
+          <w:rFonts w:hint="eastAsia"/>
+        </w:rPr>
+        <w:t xml:space="preserve">. </w:t>
+      </w:r>
+      <w:proofErr w:type="spellStart"/>
+      <w:r>
+        <w:rPr>
+          <w:rFonts w:hint="eastAsia"/>
+        </w:rPr>
+        <w:t>GameSession</w:t>
+      </w:r>
+      <w:proofErr w:type="spellEnd"/>
+      <w:r>
+        <w:rPr>
+          <w:rFonts w:hint="eastAsia"/>
+        </w:rPr>
+        <w:t>은 자신의 Room이 갖고 있는 다른 session들하고만</w:t>
       </w:r>
       <w:r>
         <w:rPr>
@@ -2481,7 +3327,20 @@
           <w:rFonts w:hint="eastAsia"/>
         </w:rPr>
         <w:br/>
-        <w:t>SCEnterPacket을 broadcast함.</w:t>
+      </w:r>
+      <w:proofErr w:type="spellStart"/>
+      <w:r>
+        <w:rPr>
+          <w:rFonts w:hint="eastAsia"/>
+        </w:rPr>
+        <w:t>SCEnterPacket</w:t>
+      </w:r>
+      <w:proofErr w:type="spellEnd"/>
+      <w:r>
+        <w:rPr>
+          <w:rFonts w:hint="eastAsia"/>
+        </w:rPr>
+        <w:t>을 broadcast함.</w:t>
       </w:r>
     </w:p>
     <w:p>
@@ -2556,13 +3415,7 @@
               <w:rPr>
                 <w:rFonts w:hint="eastAsia"/>
               </w:rPr>
-              <w:t>1</w:t>
-            </w:r>
-            <w:r>
-              <w:rPr>
-                <w:rFonts w:hint="eastAsia"/>
-              </w:rPr>
-              <w:t>. 물리 시뮬레이션 연산이 매우 비싸다.</w:t>
+              <w:t>1. 물리 시뮬레이션 연산이 매우 비싸다.</w:t>
             </w:r>
           </w:p>
         </w:tc>
@@ -2602,13 +3455,21 @@
               <w:rPr>
                 <w:rFonts w:hint="eastAsia"/>
               </w:rPr>
-              <w:t>1</w:t>
-            </w:r>
-            <w:r>
-              <w:rPr>
-                <w:rFonts w:hint="eastAsia"/>
-              </w:rPr>
-              <w:t>. 의미있는 broad-phase를 구성하여 실제 충돌 검사 횟수를</w:t>
+              <w:t xml:space="preserve">1. </w:t>
+            </w:r>
+            <w:proofErr w:type="spellStart"/>
+            <w:r>
+              <w:rPr>
+                <w:rFonts w:hint="eastAsia"/>
+              </w:rPr>
+              <w:t>의미있는</w:t>
+            </w:r>
+            <w:proofErr w:type="spellEnd"/>
+            <w:r>
+              <w:rPr>
+                <w:rFonts w:hint="eastAsia"/>
+              </w:rPr>
+              <w:t xml:space="preserve"> broad-phase를 구성하여 실제 충돌 검사 횟수를</w:t>
             </w:r>
             <w:r>
               <w:br/>
@@ -2804,12 +3665,12 @@
           <w:p>
             <w:pPr>
               <w:rPr>
-                <w:rFonts w:hint="eastAsia"/>
                 <w:b/>
                 <w:bCs/>
                 <w:szCs w:val="20"/>
               </w:rPr>
             </w:pPr>
+            <w:proofErr w:type="spellStart"/>
             <w:r>
               <w:rPr>
                 <w:rFonts w:hint="eastAsia"/>
@@ -2817,7 +3678,17 @@
                 <w:bCs/>
                 <w:szCs w:val="20"/>
               </w:rPr>
-              <w:t xml:space="preserve">장명운: </w:t>
+              <w:t>장명운</w:t>
+            </w:r>
+            <w:proofErr w:type="spellEnd"/>
+            <w:r>
+              <w:rPr>
+                <w:rFonts w:hint="eastAsia"/>
+                <w:b/>
+                <w:bCs/>
+                <w:szCs w:val="20"/>
+              </w:rPr>
+              <w:t xml:space="preserve">: </w:t>
             </w:r>
             <w:r>
               <w:rPr>
@@ -2844,7 +3715,27 @@
                 <w:bCs/>
                 <w:szCs w:val="20"/>
               </w:rPr>
-              <w:t>이종진: 레벨디자인, 스프라이트 이펙트 구현</w:t>
+              <w:t xml:space="preserve">이종진: 레벨디자인, </w:t>
+            </w:r>
+            <w:proofErr w:type="spellStart"/>
+            <w:r>
+              <w:rPr>
+                <w:rFonts w:hint="eastAsia"/>
+                <w:b/>
+                <w:bCs/>
+                <w:szCs w:val="20"/>
+              </w:rPr>
+              <w:t>스프라이트</w:t>
+            </w:r>
+            <w:proofErr w:type="spellEnd"/>
+            <w:r>
+              <w:rPr>
+                <w:rFonts w:hint="eastAsia"/>
+                <w:b/>
+                <w:bCs/>
+                <w:szCs w:val="20"/>
+              </w:rPr>
+              <w:t xml:space="preserve"> 이펙트 구현</w:t>
             </w:r>
           </w:p>
         </w:tc>

--- a/작업일지/졸업작품 작업일지 - 20+5주차.docx
+++ b/작업일지/졸업작품 작업일지 - 20+5주차.docx
@@ -1,6 +1,6 @@
 
 <file path=word/document.xml><?xml version="1.0" encoding="utf-8"?>
-<w:document xmlns:wpc="http://schemas.microsoft.com/office/word/2010/wordprocessingCanvas" xmlns:cx="http://schemas.microsoft.com/office/drawing/2014/chartex" xmlns:cx1="http://schemas.microsoft.com/office/drawing/2015/9/8/chartex" xmlns:cx2="http://schemas.microsoft.com/office/drawing/2015/10/21/chartex" xmlns:cx3="http://schemas.microsoft.com/office/drawing/2016/5/9/chartex" xmlns:cx4="http://schemas.microsoft.com/office/drawing/2016/5/10/chartex" xmlns:cx5="http://schemas.microsoft.com/office/drawing/2016/5/11/chartex" xmlns:cx6="http://schemas.microsoft.com/office/drawing/2016/5/12/chartex" xmlns:cx7="http://schemas.microsoft.com/office/drawing/2016/5/13/chartex" xmlns:cx8="http://schemas.microsoft.com/office/drawing/2016/5/14/chartex" xmlns:mc="http://schemas.openxmlformats.org/markup-compatibility/2006" xmlns:aink="http://schemas.microsoft.com/office/drawing/2016/ink" xmlns:am3d="http://schemas.microsoft.com/office/drawing/2017/model3d" xmlns:o="urn:schemas-microsoft-com:office:office" xmlns:oel="http://schemas.microsoft.com/office/2019/extlst" xmlns:r="http://schemas.openxmlformats.org/officeDocument/2006/relationships" xmlns:m="http://schemas.openxmlformats.org/officeDocument/2006/math" xmlns:v="urn:schemas-microsoft-com:vml" xmlns:wp14="http://schemas.microsoft.com/office/word/2010/wordprocessingDrawing" xmlns:wp="http://schemas.openxmlformats.org/drawingml/2006/wordprocessingDrawing" xmlns:w10="urn:schemas-microsoft-com:office:word" xmlns:w="http://schemas.openxmlformats.org/wordprocessingml/2006/main" xmlns:w14="http://schemas.microsoft.com/office/word/2010/wordml" xmlns:w15="http://schemas.microsoft.com/office/word/2012/wordml" xmlns:w16cex="http://schemas.microsoft.com/office/word/2018/wordml/cex" xmlns:w16cid="http://schemas.microsoft.com/office/word/2016/wordml/cid" xmlns:w16="http://schemas.microsoft.com/office/word/2018/wordml" xmlns:w16du="http://schemas.microsoft.com/office/word/2023/wordml/word16du" xmlns:w16sdtdh="http://schemas.microsoft.com/office/word/2020/wordml/sdtdatahash" xmlns:w16sdtfl="http://schemas.microsoft.com/office/word/2024/wordml/sdtformatlock" xmlns:w16se="http://schemas.microsoft.com/office/word/2015/wordml/symex" xmlns:wpg="http://schemas.microsoft.com/office/word/2010/wordprocessingGroup" xmlns:wpi="http://schemas.microsoft.com/office/word/2010/wordprocessingInk" xmlns:wne="http://schemas.microsoft.com/office/word/2006/wordml" xmlns:wps="http://schemas.microsoft.com/office/word/2010/wordprocessingShape" mc:Ignorable="w14 w15 w16se w16cid w16 w16cex w16sdtdh w16sdtfl w16du wp14">
+<w:document xmlns:wpc="http://schemas.microsoft.com/office/word/2010/wordprocessingCanvas" xmlns:mc="http://schemas.openxmlformats.org/markup-compatibility/2006" xmlns:o="urn:schemas-microsoft-com:office:office" xmlns:r="http://schemas.openxmlformats.org/officeDocument/2006/relationships" xmlns:m="http://schemas.openxmlformats.org/officeDocument/2006/math" xmlns:v="urn:schemas-microsoft-com:vml" xmlns:wp14="http://schemas.microsoft.com/office/word/2010/wordprocessingDrawing" xmlns:wp="http://schemas.openxmlformats.org/drawingml/2006/wordprocessingDrawing" xmlns:w10="urn:schemas-microsoft-com:office:word" xmlns:w="http://schemas.openxmlformats.org/wordprocessingml/2006/main" xmlns:w14="http://schemas.microsoft.com/office/word/2010/wordml" xmlns:w15="http://schemas.microsoft.com/office/word/2012/wordml" xmlns:wpg="http://schemas.microsoft.com/office/word/2010/wordprocessingGroup" xmlns:wpi="http://schemas.microsoft.com/office/word/2010/wordprocessingInk" xmlns:wne="http://schemas.microsoft.com/office/word/2006/wordml" xmlns:wps="http://schemas.microsoft.com/office/word/2010/wordprocessingShape">
   <w:body>
     <w:tbl>
       <w:tblPr>
@@ -19,7 +19,7 @@
       </w:tblGrid>
       <w:tr>
         <w:trPr>
-          <w:trHeight w:val="888"/>
+          <w:trHeight w:val="888" w:hRule="atLeast"/>
         </w:trPr>
         <w:tc>
           <w:tcPr>
@@ -35,7 +35,7 @@
             <w:pPr>
               <w:jc w:val="center"/>
               <w:rPr>
-                <w:u w:val="single"/>
+                <w:u w:val="single" w:color="auto"/>
               </w:rPr>
             </w:pPr>
             <w:r>
@@ -43,7 +43,7 @@
                 <w:rFonts w:hint="eastAsia"/>
                 <w:sz w:val="36"/>
                 <w:szCs w:val="40"/>
-                <w:u w:val="single"/>
+                <w:u w:val="single" w:color="auto"/>
               </w:rPr>
               <w:t>졸업작품 작업일지</w:t>
             </w:r>
@@ -93,7 +93,6 @@
               </w:rPr>
               <w:t xml:space="preserve">2020180033 </w:t>
             </w:r>
-            <w:proofErr w:type="spellStart"/>
             <w:r>
               <w:rPr>
                 <w:rFonts w:hint="eastAsia"/>
@@ -102,7 +101,6 @@
               </w:rPr>
               <w:t>장명운</w:t>
             </w:r>
-            <w:proofErr w:type="spellEnd"/>
           </w:p>
           <w:p>
             <w:pPr>
@@ -189,7 +187,6 @@
                 <w:sz w:val="22"/>
               </w:rPr>
             </w:pPr>
-            <w:proofErr w:type="spellStart"/>
             <w:r>
               <w:rPr>
                 <w:rFonts w:hint="eastAsia"/>
@@ -198,7 +195,6 @@
               </w:rPr>
               <w:t>팀명</w:t>
             </w:r>
-            <w:proofErr w:type="spellEnd"/>
           </w:p>
         </w:tc>
         <w:tc>
@@ -250,7 +246,7 @@
       </w:tr>
       <w:tr>
         <w:trPr>
-          <w:trHeight w:val="648"/>
+          <w:trHeight w:val="648" w:hRule="atLeast"/>
         </w:trPr>
         <w:tc>
           <w:tcPr>
@@ -429,7 +425,7 @@
       </w:tr>
       <w:tr>
         <w:trPr>
-          <w:trHeight w:val="1266"/>
+          <w:trHeight w:val="1266" w:hRule="atLeast"/>
         </w:trPr>
         <w:tc>
           <w:tcPr>
@@ -469,7 +465,6 @@
                 <w:szCs w:val="20"/>
               </w:rPr>
             </w:pPr>
-            <w:proofErr w:type="spellStart"/>
             <w:r>
               <w:rPr>
                 <w:rFonts w:hint="eastAsia"/>
@@ -477,7 +472,6 @@
               </w:rPr>
               <w:t>장명운</w:t>
             </w:r>
-            <w:proofErr w:type="spellEnd"/>
             <w:r>
               <w:rPr>
                 <w:rFonts w:hint="eastAsia"/>
@@ -492,7 +486,6 @@
               </w:rPr>
               <w:t xml:space="preserve">서버에 레벨 바이너리 </w:t>
             </w:r>
-            <w:proofErr w:type="spellStart"/>
             <w:r>
               <w:rPr>
                 <w:rFonts w:hint="eastAsia"/>
@@ -500,7 +493,6 @@
               </w:rPr>
               <w:t>임포트</w:t>
             </w:r>
-            <w:proofErr w:type="spellEnd"/>
             <w:r>
               <w:rPr>
                 <w:rFonts w:hint="eastAsia"/>
@@ -508,7 +500,6 @@
               </w:rPr>
               <w:t xml:space="preserve"> 코드 작성, </w:t>
             </w:r>
-            <w:proofErr w:type="spellStart"/>
             <w:r>
               <w:rPr>
                 <w:rFonts w:hint="eastAsia"/>
@@ -516,7 +507,6 @@
               </w:rPr>
               <w:t>그림자맵을</w:t>
             </w:r>
-            <w:proofErr w:type="spellEnd"/>
             <w:r>
               <w:rPr>
                 <w:rFonts w:hint="eastAsia"/>
@@ -537,7 +527,6 @@
               </w:rPr>
               <w:t xml:space="preserve">공유할 수 있도록 수정, 서버에서 사용할 모델 바이너리 </w:t>
             </w:r>
-            <w:proofErr w:type="spellStart"/>
             <w:r>
               <w:rPr>
                 <w:rFonts w:hint="eastAsia"/>
@@ -545,7 +534,6 @@
               </w:rPr>
               <w:t>익스포트</w:t>
             </w:r>
-            <w:proofErr w:type="spellEnd"/>
             <w:r>
               <w:rPr>
                 <w:rFonts w:hint="eastAsia"/>
@@ -553,7 +541,6 @@
               </w:rPr>
               <w:t>/</w:t>
             </w:r>
-            <w:proofErr w:type="spellStart"/>
             <w:r>
               <w:rPr>
                 <w:rFonts w:hint="eastAsia"/>
@@ -561,7 +548,6 @@
               </w:rPr>
               <w:t>임포트</w:t>
             </w:r>
-            <w:proofErr w:type="spellEnd"/>
             <w:r>
               <w:rPr>
                 <w:rFonts w:hint="eastAsia"/>
@@ -597,6 +583,15 @@
                 <w:b/>
               </w:rPr>
               <w:t xml:space="preserve">우상훈: </w:t>
+            </w:r>
+            <w:r>
+              <w:rPr>
+                <w:lang w:eastAsia="ko-KR"/>
+                <w:rFonts w:hint="eastAsia"/>
+                <w:b/>
+                <w:rtl w:val="off"/>
+              </w:rPr>
+              <w:t>Room 기반 서버 구조 변경, 플레이어 이동 처리 구조 변경</w:t>
             </w:r>
           </w:p>
           <w:p>
@@ -659,7 +654,6 @@
           <w:szCs w:val="32"/>
         </w:rPr>
       </w:pPr>
-      <w:proofErr w:type="spellStart"/>
       <w:r>
         <w:rPr>
           <w:rFonts w:hint="eastAsia"/>
@@ -668,7 +662,6 @@
         </w:rPr>
         <w:t>장명운</w:t>
       </w:r>
-      <w:proofErr w:type="spellEnd"/>
       <w:r>
         <w:rPr>
           <w:rFonts w:hint="eastAsia"/>
@@ -681,12 +674,12 @@
     <w:p>
       <w:pPr>
         <w:pStyle w:val="a4"/>
+        <w:ind w:leftChars="0"/>
         <w:numPr>
           <w:ilvl w:val="0"/>
           <w:numId w:val="1"/>
         </w:numPr>
         <w:spacing w:after="0"/>
-        <w:ind w:leftChars="0"/>
         <w:rPr>
           <w:sz w:val="22"/>
           <w:szCs w:val="24"/>
@@ -700,7 +693,6 @@
         </w:rPr>
         <w:t xml:space="preserve">서버에 레벨 바이너리 </w:t>
       </w:r>
-      <w:proofErr w:type="spellStart"/>
       <w:r>
         <w:rPr>
           <w:rFonts w:hint="eastAsia"/>
@@ -709,7 +701,6 @@
         </w:rPr>
         <w:t>임포트</w:t>
       </w:r>
-      <w:proofErr w:type="spellEnd"/>
       <w:r>
         <w:rPr>
           <w:rFonts w:hint="eastAsia"/>
@@ -722,12 +713,12 @@
     <w:p>
       <w:pPr>
         <w:pStyle w:val="a4"/>
+        <w:ind w:leftChars="0"/>
         <w:numPr>
           <w:ilvl w:val="1"/>
           <w:numId w:val="1"/>
         </w:numPr>
         <w:spacing w:after="0"/>
-        <w:ind w:leftChars="0"/>
         <w:rPr>
           <w:sz w:val="22"/>
           <w:szCs w:val="24"/>
@@ -741,7 +732,6 @@
         </w:rPr>
         <w:t xml:space="preserve">온라인 환경에서는 서버가 레벨을 </w:t>
       </w:r>
-      <w:proofErr w:type="spellStart"/>
       <w:r>
         <w:rPr>
           <w:rFonts w:hint="eastAsia"/>
@@ -750,7 +740,6 @@
         </w:rPr>
         <w:t>로드해</w:t>
       </w:r>
-      <w:proofErr w:type="spellEnd"/>
       <w:r>
         <w:rPr>
           <w:rFonts w:hint="eastAsia"/>
@@ -778,12 +767,12 @@
     <w:p>
       <w:pPr>
         <w:pStyle w:val="a4"/>
+        <w:ind w:leftChars="0"/>
         <w:numPr>
           <w:ilvl w:val="2"/>
           <w:numId w:val="1"/>
         </w:numPr>
         <w:spacing w:after="0"/>
-        <w:ind w:leftChars="0"/>
         <w:rPr>
           <w:sz w:val="22"/>
           <w:szCs w:val="24"/>
@@ -797,7 +786,6 @@
         </w:rPr>
         <w:t xml:space="preserve">그중 패킷으로 알리는 부분 제외, 레벨을 </w:t>
       </w:r>
-      <w:proofErr w:type="spellStart"/>
       <w:r>
         <w:rPr>
           <w:rFonts w:hint="eastAsia"/>
@@ -806,7 +794,6 @@
         </w:rPr>
         <w:t>로드하는</w:t>
       </w:r>
-      <w:proofErr w:type="spellEnd"/>
       <w:r>
         <w:rPr>
           <w:rFonts w:hint="eastAsia"/>
@@ -819,18 +806,17 @@
     <w:p>
       <w:pPr>
         <w:pStyle w:val="a4"/>
+        <w:ind w:leftChars="0"/>
         <w:numPr>
           <w:ilvl w:val="0"/>
           <w:numId w:val="1"/>
         </w:numPr>
         <w:spacing w:after="0"/>
-        <w:ind w:leftChars="0"/>
-        <w:rPr>
-          <w:sz w:val="22"/>
-          <w:szCs w:val="24"/>
-        </w:rPr>
-      </w:pPr>
-      <w:proofErr w:type="spellStart"/>
+        <w:rPr>
+          <w:sz w:val="22"/>
+          <w:szCs w:val="24"/>
+        </w:rPr>
+      </w:pPr>
       <w:r>
         <w:rPr>
           <w:rFonts w:hint="eastAsia"/>
@@ -839,7 +825,6 @@
         </w:rPr>
         <w:t>그림자맵을</w:t>
       </w:r>
-      <w:proofErr w:type="spellEnd"/>
       <w:r>
         <w:rPr>
           <w:rFonts w:hint="eastAsia"/>
@@ -852,12 +837,12 @@
     <w:p>
       <w:pPr>
         <w:pStyle w:val="a4"/>
+        <w:ind w:leftChars="0"/>
         <w:numPr>
           <w:ilvl w:val="1"/>
           <w:numId w:val="1"/>
         </w:numPr>
         <w:spacing w:after="0"/>
-        <w:ind w:leftChars="0"/>
         <w:rPr>
           <w:sz w:val="22"/>
           <w:szCs w:val="24"/>
@@ -871,7 +856,6 @@
         </w:rPr>
         <w:t xml:space="preserve">기존에는 </w:t>
       </w:r>
-      <w:proofErr w:type="spellStart"/>
       <w:r>
         <w:rPr>
           <w:rFonts w:hint="eastAsia"/>
@@ -880,7 +864,6 @@
         </w:rPr>
         <w:t>그림자맵이</w:t>
       </w:r>
-      <w:proofErr w:type="spellEnd"/>
       <w:r>
         <w:rPr>
           <w:rFonts w:hint="eastAsia"/>
@@ -889,7 +872,6 @@
         </w:rPr>
         <w:t xml:space="preserve"> </w:t>
       </w:r>
-      <w:proofErr w:type="spellStart"/>
       <w:r>
         <w:rPr>
           <w:rFonts w:hint="eastAsia"/>
@@ -898,7 +880,6 @@
         </w:rPr>
         <w:t>PBRPipeline</w:t>
       </w:r>
-      <w:proofErr w:type="spellEnd"/>
       <w:r>
         <w:rPr>
           <w:rFonts w:hint="eastAsia"/>
@@ -922,7 +903,6 @@
         </w:rPr>
         <w:t xml:space="preserve">애니메이션을 위해 </w:t>
       </w:r>
-      <w:proofErr w:type="spellStart"/>
       <w:r>
         <w:rPr>
           <w:rFonts w:hint="eastAsia"/>
@@ -931,7 +911,6 @@
         </w:rPr>
         <w:t>스키닝이</w:t>
       </w:r>
-      <w:proofErr w:type="spellEnd"/>
       <w:r>
         <w:rPr>
           <w:rFonts w:hint="eastAsia"/>
@@ -940,7 +919,6 @@
         </w:rPr>
         <w:t xml:space="preserve"> 들어간 </w:t>
       </w:r>
-      <w:proofErr w:type="spellStart"/>
       <w:r>
         <w:rPr>
           <w:rFonts w:hint="eastAsia"/>
@@ -949,7 +927,6 @@
         </w:rPr>
         <w:t>셰이더들을</w:t>
       </w:r>
-      <w:proofErr w:type="spellEnd"/>
       <w:r>
         <w:rPr>
           <w:rFonts w:hint="eastAsia"/>
@@ -958,7 +935,6 @@
         </w:rPr>
         <w:t xml:space="preserve"> 거치는 </w:t>
       </w:r>
-      <w:proofErr w:type="spellStart"/>
       <w:r>
         <w:rPr>
           <w:rFonts w:hint="eastAsia"/>
@@ -967,7 +943,6 @@
         </w:rPr>
         <w:t>PBRSkinnedPipeline</w:t>
       </w:r>
-      <w:proofErr w:type="spellEnd"/>
       <w:r>
         <w:rPr>
           <w:rFonts w:hint="eastAsia"/>
@@ -1003,18 +978,17 @@
     <w:p>
       <w:pPr>
         <w:pStyle w:val="a4"/>
+        <w:ind w:leftChars="0"/>
         <w:numPr>
           <w:ilvl w:val="2"/>
           <w:numId w:val="1"/>
         </w:numPr>
         <w:spacing w:after="0"/>
-        <w:ind w:leftChars="0"/>
-        <w:rPr>
-          <w:sz w:val="22"/>
-          <w:szCs w:val="24"/>
-        </w:rPr>
-      </w:pPr>
-      <w:proofErr w:type="spellStart"/>
+        <w:rPr>
+          <w:sz w:val="22"/>
+          <w:szCs w:val="24"/>
+        </w:rPr>
+      </w:pPr>
       <w:r>
         <w:rPr>
           <w:rFonts w:hint="eastAsia"/>
@@ -1031,7 +1005,6 @@
         </w:rPr>
         <w:t>림자맵은</w:t>
       </w:r>
-      <w:proofErr w:type="spellEnd"/>
       <w:r>
         <w:rPr>
           <w:rFonts w:hint="eastAsia"/>
@@ -1040,7 +1013,6 @@
         </w:rPr>
         <w:t xml:space="preserve"> 두 파이프라인간 공유되어야 하므로, </w:t>
       </w:r>
-      <w:proofErr w:type="spellStart"/>
       <w:r>
         <w:rPr>
           <w:rFonts w:hint="eastAsia"/>
@@ -1049,7 +1021,6 @@
         </w:rPr>
         <w:t>SharedResources</w:t>
       </w:r>
-      <w:proofErr w:type="spellEnd"/>
       <w:r>
         <w:rPr>
           <w:rFonts w:hint="eastAsia"/>
@@ -1073,7 +1044,6 @@
         </w:rPr>
         <w:t xml:space="preserve">추가해 </w:t>
       </w:r>
-      <w:proofErr w:type="spellStart"/>
       <w:r>
         <w:rPr>
           <w:rFonts w:hint="eastAsia"/>
@@ -1082,7 +1052,6 @@
         </w:rPr>
         <w:t>그림자맵</w:t>
       </w:r>
-      <w:proofErr w:type="spellEnd"/>
       <w:r>
         <w:rPr>
           <w:rFonts w:hint="eastAsia"/>
@@ -1095,12 +1064,12 @@
     <w:p>
       <w:pPr>
         <w:pStyle w:val="a4"/>
+        <w:ind w:leftChars="0"/>
         <w:numPr>
           <w:ilvl w:val="2"/>
           <w:numId w:val="1"/>
         </w:numPr>
         <w:spacing w:after="0"/>
-        <w:ind w:leftChars="0"/>
         <w:rPr>
           <w:sz w:val="22"/>
           <w:szCs w:val="24"/>
@@ -1118,12 +1087,12 @@
     <w:p>
       <w:pPr>
         <w:pStyle w:val="a4"/>
+        <w:ind w:leftChars="0"/>
         <w:numPr>
           <w:ilvl w:val="0"/>
           <w:numId w:val="1"/>
         </w:numPr>
         <w:spacing w:after="0"/>
-        <w:ind w:leftChars="0"/>
         <w:rPr>
           <w:sz w:val="22"/>
           <w:szCs w:val="24"/>
@@ -1137,7 +1106,6 @@
         </w:rPr>
         <w:t xml:space="preserve">서버에서 사용할 모델 바이너리 </w:t>
       </w:r>
-      <w:proofErr w:type="spellStart"/>
       <w:r>
         <w:rPr>
           <w:rFonts w:hint="eastAsia"/>
@@ -1146,7 +1114,6 @@
         </w:rPr>
         <w:t>익스포트</w:t>
       </w:r>
-      <w:proofErr w:type="spellEnd"/>
       <w:r>
         <w:rPr>
           <w:rFonts w:hint="eastAsia"/>
@@ -1155,7 +1122,6 @@
         </w:rPr>
         <w:t>/</w:t>
       </w:r>
-      <w:proofErr w:type="spellStart"/>
       <w:r>
         <w:rPr>
           <w:rFonts w:hint="eastAsia"/>
@@ -1164,7 +1130,6 @@
         </w:rPr>
         <w:t>임포트</w:t>
       </w:r>
-      <w:proofErr w:type="spellEnd"/>
       <w:r>
         <w:rPr>
           <w:rFonts w:hint="eastAsia"/>
@@ -1177,12 +1142,12 @@
     <w:p>
       <w:pPr>
         <w:pStyle w:val="a4"/>
+        <w:ind w:leftChars="0"/>
         <w:numPr>
           <w:ilvl w:val="1"/>
           <w:numId w:val="1"/>
         </w:numPr>
         <w:spacing w:after="0"/>
-        <w:ind w:leftChars="0"/>
         <w:rPr>
           <w:sz w:val="22"/>
           <w:szCs w:val="24"/>
@@ -1196,7 +1161,6 @@
         </w:rPr>
         <w:t xml:space="preserve">서버에서는 2d 충돌체크가 주로 일어나므로, </w:t>
       </w:r>
-      <w:proofErr w:type="spellStart"/>
       <w:r>
         <w:rPr>
           <w:rFonts w:hint="eastAsia"/>
@@ -1205,7 +1169,6 @@
         </w:rPr>
         <w:t>바운딩</w:t>
       </w:r>
-      <w:proofErr w:type="spellEnd"/>
       <w:r>
         <w:rPr>
           <w:rFonts w:hint="eastAsia"/>
@@ -1214,7 +1177,6 @@
         </w:rPr>
         <w:t xml:space="preserve"> 박스를 </w:t>
       </w:r>
-      <w:proofErr w:type="spellStart"/>
       <w:r>
         <w:rPr>
           <w:rFonts w:hint="eastAsia"/>
@@ -1223,7 +1185,6 @@
         </w:rPr>
         <w:t>xz</w:t>
       </w:r>
-      <w:proofErr w:type="spellEnd"/>
       <w:r>
         <w:rPr>
           <w:rFonts w:hint="eastAsia"/>
@@ -1239,7 +1200,6 @@
         </w:rPr>
         <w:br/>
       </w:r>
-      <w:proofErr w:type="spellStart"/>
       <w:r>
         <w:rPr>
           <w:rFonts w:hint="eastAsia"/>
@@ -1248,7 +1208,6 @@
         </w:rPr>
         <w:t>바운딩</w:t>
       </w:r>
-      <w:proofErr w:type="spellEnd"/>
       <w:r>
         <w:rPr>
           <w:rFonts w:hint="eastAsia"/>
@@ -1276,12 +1235,12 @@
     <w:p>
       <w:pPr>
         <w:pStyle w:val="a4"/>
+        <w:ind w:leftChars="0"/>
         <w:numPr>
           <w:ilvl w:val="0"/>
           <w:numId w:val="1"/>
         </w:numPr>
         <w:spacing w:after="0"/>
-        <w:ind w:leftChars="0"/>
         <w:rPr>
           <w:sz w:val="22"/>
           <w:szCs w:val="24"/>
@@ -1299,18 +1258,17 @@
     <w:p>
       <w:pPr>
         <w:pStyle w:val="a4"/>
+        <w:ind w:leftChars="0"/>
         <w:numPr>
           <w:ilvl w:val="1"/>
           <w:numId w:val="1"/>
         </w:numPr>
         <w:spacing w:after="0"/>
-        <w:ind w:leftChars="0"/>
-        <w:rPr>
-          <w:sz w:val="22"/>
-          <w:szCs w:val="24"/>
-        </w:rPr>
-      </w:pPr>
-      <w:proofErr w:type="spellStart"/>
+        <w:rPr>
+          <w:sz w:val="22"/>
+          <w:szCs w:val="24"/>
+        </w:rPr>
+      </w:pPr>
       <w:r>
         <w:rPr>
           <w:rFonts w:hint="eastAsia"/>
@@ -1319,7 +1277,6 @@
         </w:rPr>
         <w:t>AnimFrame</w:t>
       </w:r>
-      <w:proofErr w:type="spellEnd"/>
       <w:r>
         <w:rPr>
           <w:rFonts w:hint="eastAsia"/>
@@ -1332,18 +1289,17 @@
     <w:p>
       <w:pPr>
         <w:pStyle w:val="a4"/>
+        <w:ind w:leftChars="0"/>
         <w:numPr>
           <w:ilvl w:val="2"/>
           <w:numId w:val="1"/>
         </w:numPr>
         <w:spacing w:after="0"/>
-        <w:ind w:leftChars="0"/>
-        <w:rPr>
-          <w:sz w:val="22"/>
-          <w:szCs w:val="24"/>
-        </w:rPr>
-      </w:pPr>
-      <w:proofErr w:type="spellStart"/>
+        <w:rPr>
+          <w:sz w:val="22"/>
+          <w:szCs w:val="24"/>
+        </w:rPr>
+      </w:pPr>
       <w:r>
         <w:rPr>
           <w:rFonts w:hint="eastAsia"/>
@@ -1352,7 +1308,6 @@
         </w:rPr>
         <w:t>lerpAnimFrames</w:t>
       </w:r>
-      <w:proofErr w:type="spellEnd"/>
       <w:r>
         <w:rPr>
           <w:rFonts w:hint="eastAsia"/>
@@ -1361,7 +1316,6 @@
         </w:rPr>
         <w:t xml:space="preserve">, </w:t>
       </w:r>
-      <w:proofErr w:type="spellStart"/>
       <w:r>
         <w:rPr>
           <w:rFonts w:hint="eastAsia"/>
@@ -1370,7 +1324,6 @@
         </w:rPr>
         <w:t>convertAnimFrameToMatrix</w:t>
       </w:r>
-      <w:proofErr w:type="spellEnd"/>
       <w:r>
         <w:rPr>
           <w:rFonts w:hint="eastAsia"/>
@@ -1383,18 +1336,17 @@
     <w:p>
       <w:pPr>
         <w:pStyle w:val="a4"/>
+        <w:ind w:leftChars="0"/>
         <w:numPr>
           <w:ilvl w:val="1"/>
           <w:numId w:val="1"/>
         </w:numPr>
         <w:spacing w:after="0"/>
-        <w:ind w:leftChars="0"/>
-        <w:rPr>
-          <w:sz w:val="22"/>
-          <w:szCs w:val="24"/>
-        </w:rPr>
-      </w:pPr>
-      <w:proofErr w:type="spellStart"/>
+        <w:rPr>
+          <w:sz w:val="22"/>
+          <w:szCs w:val="24"/>
+        </w:rPr>
+      </w:pPr>
       <w:r>
         <w:rPr>
           <w:rFonts w:hint="eastAsia"/>
@@ -1403,7 +1355,6 @@
         </w:rPr>
         <w:t>AnimClip</w:t>
       </w:r>
-      <w:proofErr w:type="spellEnd"/>
       <w:r>
         <w:rPr>
           <w:rFonts w:hint="eastAsia"/>
@@ -1415,10 +1366,10 @@
     </w:p>
     <w:p>
       <w:pPr>
+        <w:autoSpaceDE/>
+        <w:autoSpaceDN/>
         <w:widowControl/>
         <w:wordWrap/>
-        <w:autoSpaceDE/>
-        <w:autoSpaceDN/>
         <w:rPr>
           <w:sz w:val="22"/>
           <w:szCs w:val="24"/>
@@ -1435,28 +1386,25 @@
     <w:p>
       <w:pPr>
         <w:pStyle w:val="a4"/>
+        <w:ind w:leftChars="0"/>
         <w:numPr>
           <w:ilvl w:val="1"/>
           <w:numId w:val="1"/>
         </w:numPr>
         <w:spacing w:after="0"/>
-        <w:ind w:leftChars="0"/>
-        <w:rPr>
-          <w:sz w:val="22"/>
-          <w:szCs w:val="24"/>
-        </w:rPr>
-      </w:pPr>
-      <w:proofErr w:type="spellStart"/>
-      <w:r>
-        <w:rPr>
-          <w:rFonts w:hint="eastAsia"/>
-          <w:sz w:val="22"/>
-          <w:szCs w:val="24"/>
-        </w:rPr>
-        <w:lastRenderedPageBreak/>
+        <w:rPr>
+          <w:sz w:val="22"/>
+          <w:szCs w:val="24"/>
+        </w:rPr>
+      </w:pPr>
+      <w:r>
+        <w:rPr>
+          <w:rFonts w:hint="eastAsia"/>
+          <w:sz w:val="22"/>
+          <w:szCs w:val="24"/>
+        </w:rPr>
         <w:t>AnimBlender</w:t>
       </w:r>
-      <w:proofErr w:type="spellEnd"/>
       <w:r>
         <w:rPr>
           <w:rFonts w:hint="eastAsia"/>
@@ -1465,7 +1413,6 @@
         </w:rPr>
         <w:t xml:space="preserve">: </w:t>
       </w:r>
-      <w:proofErr w:type="spellStart"/>
       <w:r>
         <w:rPr>
           <w:rFonts w:hint="eastAsia"/>
@@ -1474,7 +1421,6 @@
         </w:rPr>
         <w:t>AnimClip</w:t>
       </w:r>
-      <w:proofErr w:type="spellEnd"/>
       <w:r>
         <w:rPr>
           <w:rFonts w:hint="eastAsia"/>
@@ -1502,18 +1448,17 @@
     <w:p>
       <w:pPr>
         <w:pStyle w:val="a4"/>
+        <w:ind w:leftChars="0"/>
         <w:numPr>
           <w:ilvl w:val="2"/>
           <w:numId w:val="1"/>
         </w:numPr>
         <w:spacing w:after="0"/>
-        <w:ind w:leftChars="0"/>
-        <w:rPr>
-          <w:sz w:val="22"/>
-          <w:szCs w:val="24"/>
-        </w:rPr>
-      </w:pPr>
-      <w:proofErr w:type="spellStart"/>
+        <w:rPr>
+          <w:sz w:val="22"/>
+          <w:szCs w:val="24"/>
+        </w:rPr>
+      </w:pPr>
       <w:r>
         <w:rPr>
           <w:rFonts w:hint="eastAsia"/>
@@ -1522,7 +1467,6 @@
         </w:rPr>
         <w:t>updateFrames</w:t>
       </w:r>
-      <w:proofErr w:type="spellEnd"/>
       <w:r>
         <w:rPr>
           <w:rFonts w:hint="eastAsia"/>
@@ -1531,7 +1475,6 @@
         </w:rPr>
         <w:t xml:space="preserve">를 통해 현재 프레임 계산, </w:t>
       </w:r>
-      <w:proofErr w:type="spellStart"/>
       <w:r>
         <w:rPr>
           <w:rFonts w:hint="eastAsia"/>
@@ -1540,7 +1483,6 @@
         </w:rPr>
         <w:t>onCalcLocal</w:t>
       </w:r>
-      <w:proofErr w:type="spellEnd"/>
       <w:r>
         <w:rPr>
           <w:rFonts w:hint="eastAsia"/>
@@ -1549,7 +1491,6 @@
         </w:rPr>
         <w:t xml:space="preserve">, </w:t>
       </w:r>
-      <w:proofErr w:type="spellStart"/>
       <w:r>
         <w:rPr>
           <w:rFonts w:hint="eastAsia"/>
@@ -1558,7 +1499,6 @@
         </w:rPr>
         <w:t>onCalcDress</w:t>
       </w:r>
-      <w:proofErr w:type="spellEnd"/>
       <w:r>
         <w:rPr>
           <w:rFonts w:hint="eastAsia"/>
@@ -1567,7 +1507,6 @@
         </w:rPr>
         <w:t xml:space="preserve">, </w:t>
       </w:r>
-      <w:proofErr w:type="spellStart"/>
       <w:r>
         <w:rPr>
           <w:rFonts w:hint="eastAsia"/>
@@ -1576,7 +1515,6 @@
         </w:rPr>
         <w:t>onCalcFinal</w:t>
       </w:r>
-      <w:proofErr w:type="spellEnd"/>
       <w:r>
         <w:rPr>
           <w:rFonts w:hint="eastAsia"/>
@@ -1604,18 +1542,17 @@
     <w:p>
       <w:pPr>
         <w:pStyle w:val="a4"/>
+        <w:ind w:leftChars="0"/>
         <w:numPr>
           <w:ilvl w:val="2"/>
           <w:numId w:val="1"/>
         </w:numPr>
         <w:spacing w:after="0"/>
-        <w:ind w:leftChars="0"/>
-        <w:rPr>
-          <w:sz w:val="22"/>
-          <w:szCs w:val="24"/>
-        </w:rPr>
-      </w:pPr>
-      <w:proofErr w:type="spellStart"/>
+        <w:rPr>
+          <w:sz w:val="22"/>
+          <w:szCs w:val="24"/>
+        </w:rPr>
+      </w:pPr>
       <w:r>
         <w:rPr>
           <w:rFonts w:hint="eastAsia"/>
@@ -1624,7 +1561,6 @@
         </w:rPr>
         <w:t>AnimBlender</w:t>
       </w:r>
-      <w:proofErr w:type="spellEnd"/>
       <w:r>
         <w:rPr>
           <w:rFonts w:hint="eastAsia"/>
@@ -1633,7 +1569,6 @@
         </w:rPr>
         <w:t xml:space="preserve">를 상속한 클래스는 update 함수를 </w:t>
       </w:r>
-      <w:proofErr w:type="spellStart"/>
       <w:r>
         <w:rPr>
           <w:rFonts w:hint="eastAsia"/>
@@ -1642,7 +1577,6 @@
         </w:rPr>
         <w:t>오버라이드하여</w:t>
       </w:r>
-      <w:proofErr w:type="spellEnd"/>
       <w:r>
         <w:rPr>
           <w:rFonts w:hint="eastAsia"/>
@@ -1666,7 +1600,6 @@
         </w:rPr>
         <w:t xml:space="preserve">우선순위 및 </w:t>
       </w:r>
-      <w:proofErr w:type="spellStart"/>
       <w:r>
         <w:rPr>
           <w:rFonts w:hint="eastAsia"/>
@@ -1675,7 +1608,6 @@
         </w:rPr>
         <w:t>블렌딩</w:t>
       </w:r>
-      <w:proofErr w:type="spellEnd"/>
       <w:r>
         <w:rPr>
           <w:rFonts w:hint="eastAsia"/>
@@ -1703,18 +1635,17 @@
     <w:p>
       <w:pPr>
         <w:pStyle w:val="a4"/>
+        <w:ind w:leftChars="0"/>
         <w:numPr>
           <w:ilvl w:val="2"/>
           <w:numId w:val="1"/>
         </w:numPr>
         <w:spacing w:after="0"/>
-        <w:ind w:leftChars="0"/>
-        <w:rPr>
-          <w:sz w:val="22"/>
-          <w:szCs w:val="24"/>
-        </w:rPr>
-      </w:pPr>
-      <w:proofErr w:type="spellStart"/>
+        <w:rPr>
+          <w:sz w:val="22"/>
+          <w:szCs w:val="24"/>
+        </w:rPr>
+      </w:pPr>
       <w:r>
         <w:rPr>
           <w:rFonts w:hint="eastAsia"/>
@@ -1723,7 +1654,6 @@
         </w:rPr>
         <w:t>AnimBlender</w:t>
       </w:r>
-      <w:proofErr w:type="spellEnd"/>
       <w:r>
         <w:rPr>
           <w:rFonts w:hint="eastAsia"/>
@@ -1732,7 +1662,6 @@
         </w:rPr>
         <w:t xml:space="preserve">를 상속한 클래스는 </w:t>
       </w:r>
-      <w:proofErr w:type="spellStart"/>
       <w:r>
         <w:rPr>
           <w:rFonts w:hint="eastAsia"/>
@@ -1741,7 +1670,6 @@
         </w:rPr>
         <w:t>onCalcLocal</w:t>
       </w:r>
-      <w:proofErr w:type="spellEnd"/>
       <w:r>
         <w:rPr>
           <w:rFonts w:hint="eastAsia"/>
@@ -1750,7 +1678,6 @@
         </w:rPr>
         <w:t xml:space="preserve">을 </w:t>
       </w:r>
-      <w:proofErr w:type="spellStart"/>
       <w:r>
         <w:rPr>
           <w:rFonts w:hint="eastAsia"/>
@@ -1759,7 +1686,6 @@
         </w:rPr>
         <w:t>오버라이드하여</w:t>
       </w:r>
-      <w:proofErr w:type="spellEnd"/>
       <w:r>
         <w:rPr>
           <w:rFonts w:hint="eastAsia"/>
@@ -1775,7 +1701,6 @@
         </w:rPr>
         <w:br/>
       </w:r>
-      <w:proofErr w:type="spellStart"/>
       <w:r>
         <w:rPr>
           <w:rFonts w:hint="eastAsia"/>
@@ -1784,7 +1709,6 @@
         </w:rPr>
         <w:t>블렌딩</w:t>
       </w:r>
-      <w:proofErr w:type="spellEnd"/>
       <w:r>
         <w:rPr>
           <w:rFonts w:hint="eastAsia"/>
@@ -1793,7 +1717,6 @@
         </w:rPr>
         <w:t xml:space="preserve"> 대상인 클립들의 프레임들을 </w:t>
       </w:r>
-      <w:proofErr w:type="spellStart"/>
       <w:r>
         <w:rPr>
           <w:rFonts w:hint="eastAsia"/>
@@ -1802,7 +1725,6 @@
         </w:rPr>
         <w:t>보간해</w:t>
       </w:r>
-      <w:proofErr w:type="spellEnd"/>
       <w:r>
         <w:rPr>
           <w:rFonts w:hint="eastAsia"/>
@@ -1830,18 +1752,17 @@
     <w:p>
       <w:pPr>
         <w:pStyle w:val="a4"/>
+        <w:ind w:leftChars="0"/>
         <w:numPr>
           <w:ilvl w:val="1"/>
           <w:numId w:val="1"/>
         </w:numPr>
         <w:spacing w:after="0"/>
-        <w:ind w:leftChars="0"/>
-        <w:rPr>
-          <w:sz w:val="22"/>
-          <w:szCs w:val="24"/>
-        </w:rPr>
-      </w:pPr>
-      <w:proofErr w:type="spellStart"/>
+        <w:rPr>
+          <w:sz w:val="22"/>
+          <w:szCs w:val="24"/>
+        </w:rPr>
+      </w:pPr>
       <w:r>
         <w:rPr>
           <w:rFonts w:hint="eastAsia"/>
@@ -1850,7 +1771,6 @@
         </w:rPr>
         <w:t>AnimSystem</w:t>
       </w:r>
-      <w:proofErr w:type="spellEnd"/>
       <w:r>
         <w:rPr>
           <w:rFonts w:hint="eastAsia"/>
@@ -1859,7 +1779,6 @@
         </w:rPr>
         <w:t xml:space="preserve">: </w:t>
       </w:r>
-      <w:proofErr w:type="spellStart"/>
       <w:r>
         <w:rPr>
           <w:rFonts w:hint="eastAsia"/>
@@ -1868,7 +1787,6 @@
         </w:rPr>
         <w:t>AnimBlender</w:t>
       </w:r>
-      <w:proofErr w:type="spellEnd"/>
       <w:r>
         <w:rPr>
           <w:rFonts w:hint="eastAsia"/>
@@ -1877,7 +1795,6 @@
         </w:rPr>
         <w:t xml:space="preserve">들을 등록, 주어진 시간 동안 </w:t>
       </w:r>
-      <w:proofErr w:type="spellStart"/>
       <w:r>
         <w:rPr>
           <w:rFonts w:hint="eastAsia"/>
@@ -1886,7 +1803,6 @@
         </w:rPr>
         <w:t>우선순위큐에서</w:t>
       </w:r>
-      <w:proofErr w:type="spellEnd"/>
       <w:r>
         <w:rPr>
           <w:rFonts w:hint="eastAsia"/>
@@ -1895,7 +1811,6 @@
         </w:rPr>
         <w:t xml:space="preserve"> </w:t>
       </w:r>
-      <w:proofErr w:type="spellStart"/>
       <w:r>
         <w:rPr>
           <w:rFonts w:hint="eastAsia"/>
@@ -1904,7 +1819,6 @@
         </w:rPr>
         <w:t>AnimBlender</w:t>
       </w:r>
-      <w:proofErr w:type="spellEnd"/>
       <w:r>
         <w:rPr>
           <w:rFonts w:hint="eastAsia"/>
@@ -1917,12 +1831,12 @@
     <w:p>
       <w:pPr>
         <w:pStyle w:val="a4"/>
+        <w:ind w:leftChars="0"/>
         <w:numPr>
           <w:ilvl w:val="2"/>
           <w:numId w:val="1"/>
         </w:numPr>
         <w:spacing w:after="0"/>
-        <w:ind w:leftChars="0"/>
         <w:rPr>
           <w:sz w:val="22"/>
           <w:szCs w:val="24"/>
@@ -1955,12 +1869,12 @@
     <w:p>
       <w:pPr>
         <w:pStyle w:val="a4"/>
+        <w:ind w:leftChars="0"/>
         <w:numPr>
           <w:ilvl w:val="2"/>
           <w:numId w:val="1"/>
         </w:numPr>
         <w:spacing w:after="0"/>
-        <w:ind w:leftChars="0"/>
         <w:rPr>
           <w:sz w:val="22"/>
           <w:szCs w:val="24"/>
@@ -1998,7 +1912,6 @@
         </w:rPr>
         <w:t xml:space="preserve"> </w:t>
       </w:r>
-      <w:proofErr w:type="gramStart"/>
       <w:r>
         <w:rPr>
           <w:rFonts w:hint="eastAsia"/>
@@ -2007,8 +1920,6 @@
         </w:rPr>
         <w:t>std::</w:t>
       </w:r>
-      <w:proofErr w:type="spellStart"/>
-      <w:proofErr w:type="gramEnd"/>
       <w:r>
         <w:rPr>
           <w:rFonts w:hint="eastAsia"/>
@@ -2017,7 +1928,6 @@
         </w:rPr>
         <w:t>priority_queue</w:t>
       </w:r>
-      <w:proofErr w:type="spellEnd"/>
       <w:r>
         <w:rPr>
           <w:rFonts w:hint="eastAsia"/>
@@ -2049,7 +1959,6 @@
         </w:rPr>
         <w:t xml:space="preserve">일반 </w:t>
       </w:r>
-      <w:proofErr w:type="gramStart"/>
       <w:r>
         <w:rPr>
           <w:rFonts w:hint="eastAsia"/>
@@ -2058,7 +1967,6 @@
         </w:rPr>
         <w:t>std::</w:t>
       </w:r>
-      <w:proofErr w:type="gramEnd"/>
       <w:r>
         <w:rPr>
           <w:rFonts w:hint="eastAsia"/>
@@ -2075,7 +1983,6 @@
         </w:rPr>
         <w:t xml:space="preserve"> </w:t>
       </w:r>
-      <w:proofErr w:type="spellStart"/>
       <w:r>
         <w:rPr>
           <w:rFonts w:hint="eastAsia"/>
@@ -2084,7 +1991,6 @@
         </w:rPr>
         <w:t>heapify</w:t>
       </w:r>
-      <w:proofErr w:type="spellEnd"/>
       <w:r>
         <w:rPr>
           <w:rFonts w:hint="eastAsia"/>
@@ -2101,7 +2007,6 @@
         </w:rPr>
         <w:t>(</w:t>
       </w:r>
-      <w:proofErr w:type="gramStart"/>
       <w:r>
         <w:rPr>
           <w:rFonts w:hint="eastAsia"/>
@@ -2110,8 +2015,6 @@
         </w:rPr>
         <w:t>std::</w:t>
       </w:r>
-      <w:proofErr w:type="spellStart"/>
-      <w:proofErr w:type="gramEnd"/>
       <w:r>
         <w:rPr>
           <w:rFonts w:hint="eastAsia"/>
@@ -2120,7 +2023,6 @@
         </w:rPr>
         <w:t>make_heap</w:t>
       </w:r>
-      <w:proofErr w:type="spellEnd"/>
       <w:r>
         <w:rPr>
           <w:rFonts w:hint="eastAsia"/>
@@ -2152,7 +2054,6 @@
         </w:rPr>
         <w:t xml:space="preserve">우선순위 갱신이 O(n * </w:t>
       </w:r>
-      <w:proofErr w:type="spellStart"/>
       <w:r>
         <w:rPr>
           <w:rFonts w:hint="eastAsia"/>
@@ -2161,7 +2062,6 @@
         </w:rPr>
         <w:t>logn</w:t>
       </w:r>
-      <w:proofErr w:type="spellEnd"/>
       <w:r>
         <w:rPr>
           <w:rFonts w:hint="eastAsia"/>
@@ -2174,12 +2074,12 @@
     <w:p>
       <w:pPr>
         <w:pStyle w:val="a4"/>
+        <w:ind w:leftChars="0"/>
         <w:numPr>
           <w:ilvl w:val="0"/>
           <w:numId w:val="1"/>
         </w:numPr>
         <w:spacing w:after="0"/>
-        <w:ind w:leftChars="0"/>
         <w:rPr>
           <w:sz w:val="22"/>
           <w:szCs w:val="24"/>
@@ -2202,25 +2102,23 @@
           <w:sz w:val="28"/>
           <w:szCs w:val="32"/>
         </w:rPr>
-        <w:lastRenderedPageBreak/>
         <w:t xml:space="preserve">이종진: </w:t>
       </w:r>
     </w:p>
     <w:p>
       <w:pPr>
         <w:pStyle w:val="a4"/>
+        <w:ind w:leftChars="0"/>
         <w:numPr>
           <w:ilvl w:val="0"/>
           <w:numId w:val="2"/>
         </w:numPr>
         <w:spacing w:after="0"/>
-        <w:ind w:leftChars="0"/>
-        <w:rPr>
-          <w:sz w:val="22"/>
-          <w:szCs w:val="24"/>
-        </w:rPr>
-      </w:pPr>
-      <w:proofErr w:type="spellStart"/>
+        <w:rPr>
+          <w:sz w:val="22"/>
+          <w:szCs w:val="24"/>
+        </w:rPr>
+      </w:pPr>
       <w:r>
         <w:rPr>
           <w:rFonts w:hint="eastAsia"/>
@@ -2229,7 +2127,6 @@
         </w:rPr>
         <w:t>SpriteAnimation</w:t>
       </w:r>
-      <w:proofErr w:type="spellEnd"/>
       <w:r>
         <w:rPr>
           <w:rFonts w:hint="eastAsia"/>
@@ -2242,12 +2139,12 @@
     <w:p>
       <w:pPr>
         <w:pStyle w:val="a4"/>
+        <w:ind w:leftChars="0"/>
         <w:numPr>
           <w:ilvl w:val="1"/>
           <w:numId w:val="2"/>
         </w:numPr>
         <w:spacing w:after="0"/>
-        <w:ind w:leftChars="0"/>
         <w:rPr>
           <w:sz w:val="22"/>
           <w:szCs w:val="24"/>
@@ -2261,7 +2158,6 @@
         </w:rPr>
         <w:t xml:space="preserve">지난주차에 만든 빌보드 파이프라인에서 </w:t>
       </w:r>
-      <w:proofErr w:type="spellStart"/>
       <w:r>
         <w:rPr>
           <w:rFonts w:hint="eastAsia"/>
@@ -2270,7 +2166,6 @@
         </w:rPr>
         <w:t>스프라이트</w:t>
       </w:r>
-      <w:proofErr w:type="spellEnd"/>
       <w:r>
         <w:rPr>
           <w:rFonts w:hint="eastAsia"/>
@@ -2283,12 +2178,12 @@
     <w:p>
       <w:pPr>
         <w:pStyle w:val="a4"/>
+        <w:ind w:leftChars="0"/>
         <w:numPr>
           <w:ilvl w:val="1"/>
           <w:numId w:val="2"/>
         </w:numPr>
         <w:spacing w:after="0"/>
-        <w:ind w:leftChars="0"/>
         <w:rPr>
           <w:rFonts w:hint="eastAsia"/>
           <w:sz w:val="22"/>
@@ -2315,12 +2210,12 @@
     <w:p>
       <w:pPr>
         <w:pStyle w:val="a4"/>
+        <w:ind w:leftChars="0"/>
         <w:numPr>
           <w:ilvl w:val="1"/>
           <w:numId w:val="2"/>
         </w:numPr>
         <w:spacing w:after="0"/>
-        <w:ind w:leftChars="0"/>
         <w:rPr>
           <w:sz w:val="22"/>
           <w:szCs w:val="24"/>
@@ -2348,22 +2243,22 @@
           <w:szCs w:val="24"/>
         </w:rPr>
         <w:drawing>
-          <wp:inline distT="0" distB="0" distL="0" distR="0" wp14:anchorId="69AAC297" wp14:editId="12266A3D">
+          <wp:inline distT="0" distB="0" distL="0" distR="0">
             <wp:extent cx="4939958" cy="3852000"/>
             <wp:effectExtent l="0" t="0" r="0" b="0"/>
-            <wp:docPr id="1145201594" name="그림 1" descr="스크린샷, PC 게임, 비디오 게임 소프트웨어, 디지털 합성이(가) 표시된 사진&#10;&#10;AI 생성 콘텐츠는 정확하지 않을 수 있습니다."/>
-            <wp:cNvGraphicFramePr>
-              <a:graphicFrameLocks xmlns:a="http://schemas.openxmlformats.org/drawingml/2006/main" noChangeAspect="1"/>
-            </wp:cNvGraphicFramePr>
+            <wp:docPr id="1025" name="그림 1" descr="스크린샷, PC 게임, 비디오 게임 소프트웨어, 디지털 합성이(가) 표시된 사진  AI 생성 콘텐츠는 정확하지 않을 수 있습니다."/>
+            <wp:cNvGraphicFramePr/>
             <a:graphic xmlns:a="http://schemas.openxmlformats.org/drawingml/2006/main">
               <a:graphicData uri="http://schemas.openxmlformats.org/drawingml/2006/picture">
                 <pic:pic xmlns:pic="http://schemas.openxmlformats.org/drawingml/2006/picture">
                   <pic:nvPicPr>
-                    <pic:cNvPr id="1145201594" name="그림 1" descr="스크린샷, PC 게임, 비디오 게임 소프트웨어, 디지털 합성이(가) 표시된 사진&#10;&#10;AI 생성 콘텐츠는 정확하지 않을 수 있습니다."/>
-                    <pic:cNvPicPr/>
+                    <pic:cNvPr id="1025" name="그림 1" descr="스크린샷, PC 게임, 비디오 게임 소프트웨어, 디지털 합성이(가) 표시된 사진  AI 생성 콘텐츠는 정확하지 않을 수 있습니다."/>
+                    <pic:cNvPicPr>
+                      <a:picLocks noUngrp="1"/>
+                    </pic:cNvPicPr>
                   </pic:nvPicPr>
                   <pic:blipFill>
-                    <a:blip r:embed="rId5">
+                    <a:blip r:embed="rId1">
                       <a:extLst>
                         <a:ext uri="{28A0092B-C50C-407E-A947-70E740481C1C}">
                           <a14:useLocalDpi xmlns:a14="http://schemas.microsoft.com/office/drawing/2010/main" val="0"/>
@@ -2392,968 +2287,805 @@
     </w:p>
     <w:p>
       <w:pPr>
+        <w:autoSpaceDE/>
+        <w:autoSpaceDN/>
         <w:widowControl/>
         <w:wordWrap/>
-        <w:autoSpaceDE/>
-        <w:autoSpaceDN/>
-        <w:rPr>
-          <w:sz w:val="22"/>
-          <w:szCs w:val="24"/>
-        </w:rPr>
-      </w:pPr>
-      <w:r>
-        <w:rPr>
-          <w:sz w:val="22"/>
-          <w:szCs w:val="24"/>
-        </w:rPr>
+        <w:rPr>
+          <w:sz w:val="28"/>
+          <w:szCs w:val="32"/>
+        </w:rPr>
+      </w:pPr>
+      <w:r>
         <w:br w:type="page"/>
+      </w:r>
+      <w:r>
+        <w:rPr>
+          <w:rFonts w:hint="eastAsia"/>
+          <w:sz w:val="28"/>
+          <w:szCs w:val="32"/>
+        </w:rPr>
+        <w:t>우상훈:</w:t>
       </w:r>
     </w:p>
     <w:p>
       <w:pPr>
-        <w:spacing w:after="0"/>
-        <w:rPr>
-          <w:sz w:val="28"/>
-          <w:szCs w:val="32"/>
-        </w:rPr>
-      </w:pPr>
-      <w:r>
-        <w:rPr>
-          <w:rFonts w:hint="eastAsia"/>
-          <w:sz w:val="28"/>
-          <w:szCs w:val="32"/>
-        </w:rPr>
-        <w:lastRenderedPageBreak/>
-        <w:t>우상훈:</w:t>
-      </w:r>
-    </w:p>
-    <w:p>
-      <w:pPr>
         <w:pStyle w:val="a4"/>
+        <w:ind w:leftChars="0"/>
+        <w:jc w:val="left"/>
         <w:numPr>
           <w:ilvl w:val="0"/>
           <w:numId w:val="3"/>
         </w:numPr>
+        <w:rPr>
+          <w:lang w:eastAsia="ko-KR"/>
+          <w:rFonts w:hint="eastAsia"/>
+          <w:rtl w:val="off"/>
+        </w:rPr>
+      </w:pPr>
+      <w:r>
+        <w:rPr>
+          <w:lang w:eastAsia="ko-KR"/>
+          <w:b w:val="0"/>
+          <w:bCs w:val="0"/>
+          <w:rtl w:val="off"/>
+        </w:rPr>
+        <w:t>Room 기반 서버 구조 변경</w:t>
+      </w:r>
+    </w:p>
+    <w:p>
+      <w:pPr>
+        <w:pStyle w:val="a4"/>
         <w:ind w:leftChars="0"/>
         <w:jc w:val="left"/>
-      </w:pPr>
-      <w:proofErr w:type="spellStart"/>
-      <w:r>
-        <w:rPr>
-          <w:rFonts w:hint="eastAsia"/>
-        </w:rPr>
-        <w:t>플레이어끼리의</w:t>
-      </w:r>
-      <w:proofErr w:type="spellEnd"/>
-      <w:r>
-        <w:rPr>
-          <w:rFonts w:hint="eastAsia"/>
-        </w:rPr>
-        <w:t xml:space="preserve"> 충돌처리</w:t>
-      </w:r>
-    </w:p>
-    <w:p>
-      <w:pPr>
-        <w:pStyle w:val="a4"/>
         <w:numPr>
           <w:ilvl w:val="1"/>
           <w:numId w:val="3"/>
         </w:numPr>
+        <w:rPr>
+          <w:lang w:eastAsia="ko-KR"/>
+          <w:rFonts w:hint="eastAsia"/>
+          <w:rtl w:val="off"/>
+        </w:rPr>
+      </w:pPr>
+      <w:r>
+        <w:rPr>
+          <w:lang w:eastAsia="ko-KR"/>
+          <w:rFonts w:hint="eastAsia"/>
+          <w:rtl w:val="off"/>
+        </w:rPr>
+        <w:t>기존에는 플레이어의 입장, 퇴장, 이동 이벤트만 처리하면 되었기 때문에, 각 세션에서 패킷을</w:t>
+      </w:r>
+      <w:r>
+        <w:rPr>
+          <w:lang w:eastAsia="ko-KR"/>
+          <w:rFonts w:hint="eastAsia"/>
+          <w:rtl w:val="off"/>
+        </w:rPr>
+        <w:br/>
+      </w:r>
+      <w:r>
+        <w:rPr>
+          <w:lang w:eastAsia="ko-KR"/>
+          <w:rFonts w:hint="eastAsia"/>
+          <w:rtl w:val="off"/>
+        </w:rPr>
+        <w:t>수신할 때 해당 room에 있는 사용자들에게 브로드캐스트하는 방식으로 충분했다. 이때는 room의</w:t>
+      </w:r>
+      <w:r>
+        <w:rPr>
+          <w:lang w:eastAsia="ko-KR"/>
+          <w:rFonts w:hint="eastAsia"/>
+          <w:rtl w:val="off"/>
+        </w:rPr>
+        <w:br/>
+      </w:r>
+      <w:r>
+        <w:rPr>
+          <w:lang w:eastAsia="ko-KR"/>
+          <w:rFonts w:hint="eastAsia"/>
+          <w:rtl w:val="off"/>
+        </w:rPr>
+        <w:t>자체적인 로직 처리 비중이 크지 않았다.</w:t>
+      </w:r>
+    </w:p>
+    <w:p>
+      <w:pPr>
+        <w:pStyle w:val="a4"/>
         <w:ind w:leftChars="0"/>
         <w:jc w:val="left"/>
-      </w:pPr>
-      <w:r>
-        <w:rPr>
-          <w:rFonts w:hint="eastAsia"/>
-        </w:rPr>
-        <w:t>아직 플레이어의 충돌박스를 파일에서 읽어서 사용하지 않기 때문에, 임의의 radius를 주어</w:t>
-      </w:r>
-      <w:r>
-        <w:rPr>
-          <w:rFonts w:hint="eastAsia"/>
+        <w:numPr>
+          <w:ilvl w:val="1"/>
+          <w:numId w:val="3"/>
+        </w:numPr>
+        <w:rPr>
+          <w:lang w:eastAsia="ko-KR"/>
+          <w:rFonts w:hint="eastAsia"/>
+          <w:rtl w:val="off"/>
+        </w:rPr>
+      </w:pPr>
+      <w:r>
+        <w:rPr>
+          <w:lang w:eastAsia="ko-KR"/>
+          <w:rtl w:val="off"/>
+        </w:rPr>
+        <w:t>하지만 앞으로 물리 연산과 AI 처리가 추가될 예정이기 때문에, room 단위의 주기적인 업데이트가</w:t>
+      </w:r>
+      <w:r>
+        <w:rPr>
+          <w:lang w:eastAsia="ko-KR"/>
+          <w:rFonts w:hint="eastAsia"/>
+          <w:rtl w:val="off"/>
         </w:rPr>
         <w:br/>
-        <w:t>충돌처리를 함.</w:t>
+      </w:r>
+      <w:r>
+        <w:rPr>
+          <w:lang w:eastAsia="ko-KR"/>
+          <w:rtl w:val="off"/>
+        </w:rPr>
+        <w:t>필요하다고 판단했다. 이를 위해 전체 서버 구조에 Game Logic 계층을 추가하여, 여러 개의 room이</w:t>
+      </w:r>
+      <w:r>
+        <w:rPr>
+          <w:lang w:eastAsia="ko-KR"/>
+          <w:rFonts w:hint="eastAsia"/>
+          <w:rtl w:val="off"/>
+        </w:rPr>
+        <w:br/>
+      </w:r>
+      <w:r>
+        <w:rPr>
+          <w:lang w:eastAsia="ko-KR"/>
+          <w:rtl w:val="off"/>
+        </w:rPr>
+        <w:t>독립적으로 60fps(약 16.67ms) 주기 업데이트를 수행할 수 있도록 설계했다.</w:t>
+      </w:r>
+      <w:r>
+        <w:rPr>
+          <w:lang w:eastAsia="ko-KR"/>
+          <w:rFonts w:hint="eastAsia"/>
+          <w:rtl w:val="off"/>
+        </w:rPr>
+        <w:br/>
+      </w:r>
+      <w:r>
+        <w:rPr>
+          <w:lang w:eastAsia="ko-KR"/>
+          <w:rtl w:val="off"/>
+        </w:rPr>
+        <w:t>전체 구조는 다음과 같다:</w:t>
       </w:r>
     </w:p>
     <w:p>
       <w:pPr>
         <w:pStyle w:val="a4"/>
+        <w:ind w:leftChars="0"/>
+        <w:jc w:val="left"/>
+        <w:numPr>
+          <w:ilvl w:val="2"/>
+          <w:numId w:val="3"/>
+        </w:numPr>
+        <w:rPr>
+          <w:lang w:eastAsia="ko-KR"/>
+          <w:rFonts w:hint="eastAsia"/>
+          <w:rtl w:val="off"/>
+        </w:rPr>
+      </w:pPr>
+      <w:r>
+        <w:rPr>
+          <w:lang w:eastAsia="ko-KR"/>
+          <w:rtl w:val="off"/>
+        </w:rPr>
+        <w:t>GameLogicManager</w:t>
+      </w:r>
+      <w:r>
+        <w:rPr>
+          <w:lang w:eastAsia="ko-KR"/>
+          <w:rFonts w:hint="eastAsia"/>
+          <w:rtl w:val="off"/>
+        </w:rPr>
+        <w:br/>
+      </w:r>
+      <w:r>
+        <w:rPr>
+          <w:lang w:eastAsia="ko-KR"/>
+          <w:rtl w:val="off"/>
+        </w:rPr>
+        <w:t>여러 개의 GameLogic 인스턴스를 관리한다.</w:t>
+      </w:r>
+    </w:p>
+    <w:p>
+      <w:pPr>
+        <w:pStyle w:val="a4"/>
+        <w:ind w:leftChars="0"/>
+        <w:jc w:val="left"/>
+        <w:numPr>
+          <w:ilvl w:val="2"/>
+          <w:numId w:val="3"/>
+        </w:numPr>
+        <w:rPr>
+          <w:lang w:eastAsia="ko-KR"/>
+          <w:rFonts w:hint="eastAsia"/>
+          <w:rtl w:val="off"/>
+        </w:rPr>
+      </w:pPr>
+      <w:r>
+        <w:rPr>
+          <w:lang w:eastAsia="ko-KR"/>
+          <w:rtl w:val="off"/>
+        </w:rPr>
+        <w:t>GameLogic</w:t>
+      </w:r>
+      <w:r>
+        <w:rPr>
+          <w:lang w:eastAsia="ko-KR"/>
+          <w:rFonts w:hint="eastAsia"/>
+          <w:rtl w:val="off"/>
+        </w:rPr>
+        <w:br/>
+      </w:r>
+      <w:r>
+        <w:rPr>
+          <w:lang w:eastAsia="ko-KR"/>
+          <w:rtl w:val="off"/>
+        </w:rPr>
+        <w:t>최대 100개의 room을 관리하며, 각 room은 60fps 주기로 update를 수행한다.</w:t>
+      </w:r>
+      <w:r>
+        <w:rPr>
+          <w:lang w:eastAsia="ko-KR"/>
+          <w:rFonts w:hint="eastAsia"/>
+          <w:rtl w:val="off"/>
+        </w:rPr>
+        <w:br/>
+      </w:r>
+      <w:r>
+        <w:rPr>
+          <w:lang w:eastAsia="ko-KR"/>
+          <w:rtl w:val="off"/>
+        </w:rPr>
+        <w:t>네트워크 세션에서 패킷을 직접 받지 않고, 메시지(Message 구조체) 형태로 파싱된</w:t>
+      </w:r>
+      <w:r>
+        <w:rPr>
+          <w:lang w:eastAsia="ko-KR"/>
+          <w:rFonts w:hint="eastAsia"/>
+          <w:rtl w:val="off"/>
+        </w:rPr>
+        <w:br/>
+      </w:r>
+      <w:r>
+        <w:rPr>
+          <w:lang w:eastAsia="ko-KR"/>
+          <w:rtl w:val="off"/>
+        </w:rPr>
+        <w:t>데이터를 전달받는다.</w:t>
+      </w:r>
+    </w:p>
+    <w:p>
+      <w:pPr>
+        <w:pStyle w:val="a4"/>
+        <w:ind w:leftChars="0"/>
+        <w:jc w:val="left"/>
+        <w:numPr>
+          <w:ilvl w:val="1"/>
+          <w:numId w:val="3"/>
+        </w:numPr>
+        <w:rPr>
+          <w:lang w:eastAsia="ko-KR"/>
+          <w:rFonts w:hint="eastAsia"/>
+          <w:rtl w:val="off"/>
+        </w:rPr>
+      </w:pPr>
+      <w:r>
+        <w:rPr>
+          <w:lang w:eastAsia="ko-KR"/>
+          <w:rtl w:val="off"/>
+        </w:rPr>
+        <w:t>메시지에는 최소한 user id와 room id가 포함된다.</w:t>
+      </w:r>
+      <w:r>
+        <w:rPr>
+          <w:lang w:eastAsia="ko-KR"/>
+          <w:rFonts w:hint="eastAsia"/>
+          <w:rtl w:val="off"/>
+        </w:rPr>
+        <w:br/>
+      </w:r>
+      <w:r>
+        <w:rPr>
+          <w:lang w:eastAsia="ko-KR"/>
+          <w:rtl w:val="off"/>
+        </w:rPr>
+        <w:t>GameLogicManager는 메시지를 받으면, room id를 기반으로 메시지가 어느 GameLogic으로</w:t>
+      </w:r>
+      <w:r>
+        <w:rPr>
+          <w:lang w:eastAsia="ko-KR"/>
+          <w:rFonts w:hint="eastAsia"/>
+          <w:rtl w:val="off"/>
+        </w:rPr>
+        <w:br/>
+      </w:r>
+      <w:r>
+        <w:rPr>
+          <w:lang w:eastAsia="ko-KR"/>
+          <w:rtl w:val="off"/>
+        </w:rPr>
+        <w:t>가야 하는지 결정한다. (ex: logicIdx = roomId % logics.size())</w:t>
+      </w:r>
+      <w:r>
+        <w:rPr>
+          <w:lang w:eastAsia="ko-KR"/>
+          <w:rFonts w:hint="eastAsia"/>
+          <w:rtl w:val="off"/>
+        </w:rPr>
+        <w:br/>
+      </w:r>
+      <w:r>
+        <w:rPr>
+          <w:lang w:eastAsia="ko-KR"/>
+          <w:rFonts w:hint="eastAsia"/>
+          <w:rtl w:val="off"/>
+        </w:rPr>
+        <w:br/>
+      </w:r>
+      <w:r>
+        <w:rPr>
+          <w:lang w:eastAsia="ko-KR"/>
+          <w:rtl w:val="off"/>
+        </w:rPr>
+        <w:t>해당 인덱스의 GameLogic이 메시지를 전달받으면, 다시 그것을 내부의 해당 room에 전달해</w:t>
+      </w:r>
+      <w:r>
+        <w:rPr>
+          <w:lang w:eastAsia="ko-KR"/>
+          <w:rFonts w:hint="eastAsia"/>
+          <w:rtl w:val="off"/>
+        </w:rPr>
+        <w:br/>
+      </w:r>
+      <w:r>
+        <w:rPr>
+          <w:lang w:eastAsia="ko-KR"/>
+          <w:rtl w:val="off"/>
+        </w:rPr>
+        <w:t>처리한다.</w:t>
+      </w:r>
+    </w:p>
+    <w:p>
+      <w:pPr>
+        <w:pStyle w:val="a4"/>
+        <w:ind w:leftChars="0"/>
+        <w:jc w:val="left"/>
+        <w:numPr>
+          <w:ilvl w:val="1"/>
+          <w:numId w:val="3"/>
+        </w:numPr>
+        <w:rPr>
+          <w:lang w:eastAsia="ko-KR"/>
+          <w:rFonts w:hint="eastAsia"/>
+          <w:rtl w:val="off"/>
+        </w:rPr>
+      </w:pPr>
+      <w:r>
+        <w:rPr>
+          <w:lang w:eastAsia="ko-KR"/>
+          <w:rFonts w:hint="eastAsia"/>
+          <w:rtl w:val="off"/>
+        </w:rPr>
+        <w:t>GameSession의 room 접근 방식</w:t>
+      </w:r>
+    </w:p>
+    <w:p>
+      <w:pPr>
+        <w:pStyle w:val="a4"/>
+        <w:ind w:leftChars="0"/>
+        <w:jc w:val="left"/>
+        <w:numPr>
+          <w:ilvl w:val="2"/>
+          <w:numId w:val="3"/>
+        </w:numPr>
+        <w:rPr>
+          <w:lang w:eastAsia="ko-KR"/>
+          <w:rFonts w:hint="eastAsia"/>
+          <w:rtl w:val="off"/>
+        </w:rPr>
+      </w:pPr>
+      <w:r>
+        <w:rPr>
+          <w:lang w:eastAsia="ko-KR"/>
+          <w:rFonts w:hint="eastAsia"/>
+          <w:rtl w:val="off"/>
+        </w:rPr>
+        <w:t>GameSession은 room 객체의 std::weak_ptr을 직접 보유하지 않고, rood id만 보유하도록</w:t>
+      </w:r>
+      <w:r>
+        <w:rPr>
+          <w:lang w:eastAsia="ko-KR"/>
+          <w:rFonts w:hint="eastAsia"/>
+          <w:rtl w:val="off"/>
+        </w:rPr>
+        <w:br/>
+      </w:r>
+      <w:r>
+        <w:rPr>
+          <w:lang w:eastAsia="ko-KR"/>
+          <w:rFonts w:hint="eastAsia"/>
+          <w:rtl w:val="off"/>
+        </w:rPr>
+        <w:t>수정했다. 세션에서 room 기능에 직접 접근할 필요가 없고, 모든 room 조회는</w:t>
+      </w:r>
+      <w:r>
+        <w:rPr>
+          <w:lang w:eastAsia="ko-KR"/>
+          <w:rFonts w:hint="eastAsia"/>
+          <w:rtl w:val="off"/>
+        </w:rPr>
+        <w:br/>
+      </w:r>
+      <w:r>
+        <w:rPr>
+          <w:lang w:eastAsia="ko-KR"/>
+          <w:rFonts w:hint="eastAsia"/>
+          <w:rtl w:val="off"/>
+        </w:rPr>
+        <w:t>room manager를 통해 처리하기 때문이다.</w:t>
+      </w:r>
+    </w:p>
+    <w:p>
+      <w:pPr>
+        <w:pStyle w:val="a4"/>
+        <w:ind w:leftChars="0"/>
+        <w:jc w:val="left"/>
         <w:numPr>
           <w:ilvl w:val="0"/>
           <w:numId w:val="3"/>
         </w:numPr>
+        <w:rPr>
+          <w:lang w:eastAsia="ko-KR"/>
+          <w:rFonts w:hint="eastAsia"/>
+          <w:rtl w:val="off"/>
+        </w:rPr>
+      </w:pPr>
+      <w:r>
+        <w:rPr>
+          <w:lang w:eastAsia="ko-KR"/>
+          <w:b w:val="0"/>
+          <w:bCs w:val="0"/>
+          <w:rtl w:val="off"/>
+        </w:rPr>
+        <w:t>플레이어 이동 처리 구조 변경</w:t>
+      </w:r>
+    </w:p>
+    <w:p>
+      <w:pPr>
+        <w:pStyle w:val="a4"/>
         <w:ind w:leftChars="0"/>
         <w:jc w:val="left"/>
-      </w:pPr>
-      <w:r>
-        <w:rPr>
-          <w:rFonts w:hint="eastAsia"/>
-        </w:rPr>
-        <w:t>온라인 / 오프라인 게임 모드</w:t>
-      </w:r>
-    </w:p>
-    <w:p>
-      <w:pPr>
-        <w:pStyle w:val="a4"/>
         <w:numPr>
           <w:ilvl w:val="1"/>
           <w:numId w:val="3"/>
         </w:numPr>
+        <w:rPr>
+          <w:lang w:eastAsia="ko-KR"/>
+          <w:rFonts w:hint="eastAsia"/>
+          <w:rtl w:val="off"/>
+        </w:rPr>
+      </w:pPr>
+      <w:r>
+        <w:rPr>
+          <w:lang w:eastAsia="ko-KR"/>
+          <w:rtl w:val="off"/>
+        </w:rPr>
+        <w:t>플레이어가 이동할 때마다 이동 패킷을 전송하게 되면, 서버는 클라이언트보다 상대적으로</w:t>
+      </w:r>
+      <w:r>
+        <w:rPr>
+          <w:lang w:eastAsia="ko-KR"/>
+          <w:rFonts w:hint="eastAsia"/>
+          <w:rtl w:val="off"/>
+        </w:rPr>
+        <w:br/>
+      </w:r>
+      <w:r>
+        <w:rPr>
+          <w:lang w:eastAsia="ko-KR"/>
+          <w:rtl w:val="off"/>
+        </w:rPr>
+        <w:t>낮은 주기로 업데이트되기 때문에 짧은 시간 동안 많은 이동 패킷이 누적된다.</w:t>
+      </w:r>
+      <w:r>
+        <w:rPr>
+          <w:lang w:eastAsia="ko-KR"/>
+          <w:rFonts w:hint="eastAsia"/>
+          <w:rtl w:val="off"/>
+        </w:rPr>
+        <w:br/>
+      </w:r>
+      <w:r>
+        <w:rPr>
+          <w:lang w:eastAsia="ko-KR"/>
+          <w:rtl w:val="off"/>
+        </w:rPr>
+        <w:t>그 결과 서버는 불필요하게 많은 이동 패킷을 처리하게 되고, 이는 전체 처리 비용을 증가시키는</w:t>
+      </w:r>
+      <w:r>
+        <w:rPr>
+          <w:lang w:eastAsia="ko-KR"/>
+          <w:rFonts w:hint="eastAsia"/>
+          <w:rtl w:val="off"/>
+        </w:rPr>
+        <w:br/>
+      </w:r>
+      <w:r>
+        <w:rPr>
+          <w:lang w:eastAsia="ko-KR"/>
+          <w:rtl w:val="off"/>
+        </w:rPr>
+        <w:t>문제를 만든다.</w:t>
+      </w:r>
+    </w:p>
+    <w:p>
+      <w:pPr>
+        <w:pStyle w:val="a4"/>
         <w:ind w:leftChars="0"/>
         <w:jc w:val="left"/>
-      </w:pPr>
-      <w:r>
-        <w:rPr>
-          <w:rFonts w:hint="eastAsia"/>
-        </w:rPr>
-        <w:t xml:space="preserve">클라이언트에서 그래픽 작업과 네트워크 작업을 </w:t>
-      </w:r>
-      <w:proofErr w:type="spellStart"/>
-      <w:r>
-        <w:rPr>
-          <w:rFonts w:hint="eastAsia"/>
-        </w:rPr>
-        <w:t>싱글쓰레드에서</w:t>
-      </w:r>
-      <w:proofErr w:type="spellEnd"/>
-      <w:r>
-        <w:rPr>
-          <w:rFonts w:hint="eastAsia"/>
-        </w:rPr>
-        <w:t xml:space="preserve"> 모두 처리할 수 있도록</w:t>
-      </w:r>
-      <w:r>
-        <w:rPr>
-          <w:rFonts w:hint="eastAsia"/>
-        </w:rPr>
-        <w:br/>
-        <w:t>구현하려고 했으나, Overlapped I/O Completion Routine 모델을 사용한다고 하더라도</w:t>
-      </w:r>
-      <w:r>
-        <w:rPr>
-          <w:rFonts w:hint="eastAsia"/>
-        </w:rPr>
-        <w:br/>
-        <w:t xml:space="preserve">그래픽 작업 시간에 영향을 받지 않으면서 </w:t>
-      </w:r>
-      <w:proofErr w:type="spellStart"/>
-      <w:r>
-        <w:rPr>
-          <w:rFonts w:hint="eastAsia"/>
-        </w:rPr>
-        <w:t>Alertable</w:t>
-      </w:r>
-      <w:proofErr w:type="spellEnd"/>
-      <w:r>
-        <w:rPr>
-          <w:rFonts w:hint="eastAsia"/>
-        </w:rPr>
-        <w:t xml:space="preserve"> wait 상태로 진입해 비동기 함수에 대한</w:t>
-      </w:r>
-      <w:r>
-        <w:rPr>
-          <w:rFonts w:hint="eastAsia"/>
-        </w:rPr>
-        <w:br/>
-        <w:t xml:space="preserve">처리 작업을 </w:t>
-      </w:r>
-      <w:proofErr w:type="spellStart"/>
-      <w:r>
-        <w:rPr>
-          <w:rFonts w:hint="eastAsia"/>
-        </w:rPr>
-        <w:t>해야하기</w:t>
-      </w:r>
-      <w:proofErr w:type="spellEnd"/>
-      <w:r>
-        <w:rPr>
-          <w:rFonts w:hint="eastAsia"/>
-        </w:rPr>
-        <w:t xml:space="preserve"> 때문에, 네트워크 작업에 추가로 쓰레드를 할당하기로 함.</w:t>
-      </w:r>
-      <w:r>
-        <w:rPr>
-          <w:rFonts w:hint="eastAsia"/>
-        </w:rPr>
-        <w:br/>
-        <w:t xml:space="preserve">이에 따라 편의성을 위해 </w:t>
-      </w:r>
-      <w:proofErr w:type="spellStart"/>
-      <w:r>
-        <w:rPr>
-          <w:rFonts w:hint="eastAsia"/>
-        </w:rPr>
-        <w:t>서버쪽의</w:t>
-      </w:r>
-      <w:proofErr w:type="spellEnd"/>
-      <w:r>
-        <w:rPr>
-          <w:rFonts w:hint="eastAsia"/>
-        </w:rPr>
-        <w:t xml:space="preserve"> 네트워크 작업 방식, 즉 IOCP 모델을 사용하는 방식을</w:t>
-      </w:r>
-      <w:r>
-        <w:rPr>
-          <w:rFonts w:hint="eastAsia"/>
-        </w:rPr>
-        <w:br/>
-        <w:t xml:space="preserve">똑같이 적용해서 Service 클래스를 상속받은 </w:t>
-      </w:r>
-      <w:proofErr w:type="spellStart"/>
-      <w:r>
-        <w:rPr>
-          <w:rFonts w:hint="eastAsia"/>
-        </w:rPr>
-        <w:t>ClientService</w:t>
-      </w:r>
-      <w:proofErr w:type="spellEnd"/>
-      <w:r>
-        <w:rPr>
-          <w:rFonts w:hint="eastAsia"/>
-        </w:rPr>
-        <w:t>를 만들어 네트워크를 전담하도록</w:t>
-      </w:r>
-      <w:r>
-        <w:rPr>
-          <w:rFonts w:hint="eastAsia"/>
-        </w:rPr>
-        <w:br/>
-        <w:t>구현함.</w:t>
-      </w:r>
-    </w:p>
-    <w:p>
-      <w:pPr>
-        <w:pStyle w:val="a4"/>
         <w:numPr>
           <w:ilvl w:val="1"/>
           <w:numId w:val="3"/>
         </w:numPr>
+        <w:rPr>
+          <w:lang w:eastAsia="ko-KR"/>
+          <w:rFonts w:hint="eastAsia"/>
+          <w:rtl w:val="off"/>
+        </w:rPr>
+      </w:pPr>
+      <w:r>
+        <w:rPr>
+          <w:lang w:eastAsia="ko-KR"/>
+          <w:rtl w:val="off"/>
+        </w:rPr>
+        <w:t>이 문제를 줄이기 위해, 클라이언트는 방향키 입력(누름/뗌)에 대한 두 종류의 패킷만 서버로</w:t>
+      </w:r>
+      <w:r>
+        <w:rPr>
+          <w:lang w:eastAsia="ko-KR"/>
+          <w:rFonts w:hint="eastAsia"/>
+          <w:rtl w:val="off"/>
+        </w:rPr>
+        <w:br/>
+      </w:r>
+      <w:r>
+        <w:rPr>
+          <w:lang w:eastAsia="ko-KR"/>
+          <w:rtl w:val="off"/>
+        </w:rPr>
+        <w:t>전송하고, 이동 자체는 클라이언트와 서버가 동일한 이동 로직을 공유하여 시뮬레이션하는</w:t>
+      </w:r>
+      <w:r>
+        <w:rPr>
+          <w:lang w:eastAsia="ko-KR"/>
+          <w:rFonts w:hint="eastAsia"/>
+          <w:rtl w:val="off"/>
+        </w:rPr>
+        <w:br/>
+      </w:r>
+      <w:r>
+        <w:rPr>
+          <w:lang w:eastAsia="ko-KR"/>
+          <w:rtl w:val="off"/>
+        </w:rPr>
+        <w:t>방식으로 변경했다. 즉, 클라이언트는 서버와 동일한 규칙으로 자신의 위치를 예측하고, 서버의</w:t>
+      </w:r>
+      <w:r>
+        <w:rPr>
+          <w:lang w:eastAsia="ko-KR"/>
+          <w:rFonts w:hint="eastAsia"/>
+          <w:rtl w:val="off"/>
+        </w:rPr>
+        <w:br/>
+      </w:r>
+      <w:r>
+        <w:rPr>
+          <w:lang w:eastAsia="ko-KR"/>
+          <w:rtl w:val="off"/>
+        </w:rPr>
+        <w:t>실제 위치와 비교하여 보간으로 오차를 보정하는 간단한 데드 레코닝 기법을 적용했다.</w:t>
+      </w:r>
+    </w:p>
+    <w:p>
+      <w:pPr>
+        <w:pStyle w:val="a4"/>
+        <w:ind w:leftChars="0" w:left="1200"/>
+        <w:jc w:val="left"/>
+        <w:rPr>
+          <w:lang w:eastAsia="ko-KR"/>
+          <w:rFonts w:hint="eastAsia"/>
+          <w:rtl w:val="off"/>
+        </w:rPr>
+      </w:pPr>
+    </w:p>
+    <w:p>
+      <w:pPr>
+        <w:pStyle w:val="a4"/>
         <w:ind w:leftChars="0"/>
         <w:jc w:val="left"/>
-      </w:pPr>
-      <w:r>
-        <w:rPr>
-          <w:rFonts w:hint="eastAsia"/>
-        </w:rPr>
-        <w:t>main 쓰레드는 Game 클래스가 생성되고 모든 준비 작업을 마칠 때까지 대기함.</w:t>
-      </w:r>
-    </w:p>
-    <w:p>
-      <w:pPr>
-        <w:pStyle w:val="a4"/>
         <w:numPr>
           <w:ilvl w:val="1"/>
           <w:numId w:val="3"/>
         </w:numPr>
+        <w:rPr>
+          <w:lang w:eastAsia="ko-KR"/>
+          <w:rFonts w:hint="eastAsia"/>
+          <w:rtl w:val="off"/>
+        </w:rPr>
+      </w:pPr>
+      <w:r>
+        <w:rPr>
+          <w:lang w:eastAsia="ko-KR"/>
+          <w:rtl w:val="off"/>
+        </w:rPr>
+        <w:t>클라이언트와 서버는 서로 fps가 다를 수 있기 때문에, 클라이언트가 서버의 이동량과</w:t>
+      </w:r>
+      <w:r>
+        <w:rPr>
+          <w:lang w:eastAsia="ko-KR"/>
+          <w:rFonts w:hint="eastAsia"/>
+          <w:rtl w:val="off"/>
+        </w:rPr>
+        <w:br/>
+      </w:r>
+      <w:r>
+        <w:rPr>
+          <w:lang w:eastAsia="ko-KR"/>
+          <w:rtl w:val="off"/>
+        </w:rPr>
+        <w:t>동일한 비율로 움직이도록 계산이 필요하다. 현재 서버는 room 업데이트 주기(60fps)마다</w:t>
+      </w:r>
+      <w:r>
+        <w:rPr>
+          <w:lang w:eastAsia="ko-KR"/>
+          <w:rFonts w:hint="eastAsia"/>
+          <w:rtl w:val="off"/>
+        </w:rPr>
+        <w:br/>
+      </w:r>
+      <w:r>
+        <w:rPr>
+          <w:lang w:eastAsia="ko-KR"/>
+          <w:rtl w:val="off"/>
+        </w:rPr>
+        <w:t>x 또는 z 축으로 0.1f만큼 이동하도록 구현되어 있다.</w:t>
+      </w:r>
+    </w:p>
+    <w:p>
+      <w:pPr>
+        <w:pStyle w:val="a4"/>
         <w:ind w:leftChars="0"/>
         <w:jc w:val="left"/>
-      </w:pPr>
-      <w:r>
-        <w:rPr>
-          <w:rFonts w:hint="eastAsia"/>
-        </w:rPr>
-        <w:t xml:space="preserve">게임의 전체적인 관리는 </w:t>
-      </w:r>
-      <w:proofErr w:type="spellStart"/>
-      <w:r>
-        <w:rPr>
-          <w:rFonts w:hint="eastAsia"/>
-        </w:rPr>
-        <w:t>IGame</w:t>
-      </w:r>
-      <w:proofErr w:type="spellEnd"/>
-      <w:r>
-        <w:rPr>
-          <w:rFonts w:hint="eastAsia"/>
-        </w:rPr>
-        <w:t xml:space="preserve"> 클래스를 상속받은 </w:t>
-      </w:r>
-      <w:proofErr w:type="spellStart"/>
-      <w:r>
-        <w:rPr>
-          <w:rFonts w:hint="eastAsia"/>
-        </w:rPr>
-        <w:t>StandAlone</w:t>
-      </w:r>
-      <w:proofErr w:type="spellEnd"/>
-      <w:r>
-        <w:rPr>
-          <w:rFonts w:hint="eastAsia"/>
-        </w:rPr>
-        <w:t>::Game과 Online::Game 클래스에</w:t>
-      </w:r>
-      <w:r>
-        <w:rPr>
-          <w:rFonts w:hint="eastAsia"/>
-        </w:rPr>
-        <w:br/>
-        <w:t>의해 이루어짐.</w:t>
-      </w:r>
-      <w:r>
-        <w:rPr>
-          <w:rFonts w:hint="eastAsia"/>
-        </w:rPr>
-        <w:br/>
-        <w:t>그래서 전역 변수로 std::</w:t>
-      </w:r>
-      <w:proofErr w:type="spellStart"/>
-      <w:r>
-        <w:rPr>
-          <w:rFonts w:hint="eastAsia"/>
-        </w:rPr>
-        <w:t>unique_ptr</w:t>
-      </w:r>
-      <w:proofErr w:type="spellEnd"/>
-      <w:r>
-        <w:rPr>
-          <w:rFonts w:hint="eastAsia"/>
-        </w:rPr>
-        <w:t>&lt;</w:t>
-      </w:r>
-      <w:proofErr w:type="spellStart"/>
-      <w:r>
-        <w:rPr>
-          <w:rFonts w:hint="eastAsia"/>
-        </w:rPr>
-        <w:t>IGame</w:t>
-      </w:r>
-      <w:proofErr w:type="spellEnd"/>
-      <w:r>
-        <w:rPr>
-          <w:rFonts w:hint="eastAsia"/>
-        </w:rPr>
-        <w:t xml:space="preserve">&gt; </w:t>
-      </w:r>
-      <w:proofErr w:type="spellStart"/>
-      <w:r>
-        <w:rPr>
-          <w:rFonts w:hint="eastAsia"/>
-        </w:rPr>
-        <w:t>pGame</w:t>
-      </w:r>
-      <w:proofErr w:type="spellEnd"/>
-      <w:r>
-        <w:rPr>
-          <w:rFonts w:hint="eastAsia"/>
-        </w:rPr>
-        <w:t>을 두어 서버에 연결이 안되면</w:t>
-      </w:r>
-      <w:r>
-        <w:rPr>
-          <w:rFonts w:hint="eastAsia"/>
-        </w:rPr>
-        <w:br/>
-      </w:r>
-      <w:proofErr w:type="spellStart"/>
-      <w:r>
-        <w:rPr>
-          <w:rFonts w:hint="eastAsia"/>
-        </w:rPr>
-        <w:t>StandAlone</w:t>
-      </w:r>
-      <w:proofErr w:type="spellEnd"/>
-      <w:r>
-        <w:rPr>
-          <w:rFonts w:hint="eastAsia"/>
-        </w:rPr>
-        <w:t xml:space="preserve">::Game 클래스를 생성하여 </w:t>
-      </w:r>
-      <w:proofErr w:type="spellStart"/>
-      <w:r>
-        <w:rPr>
-          <w:rFonts w:hint="eastAsia"/>
-        </w:rPr>
-        <w:t>pGame</w:t>
-      </w:r>
-      <w:proofErr w:type="spellEnd"/>
-      <w:r>
-        <w:rPr>
-          <w:rFonts w:hint="eastAsia"/>
-        </w:rPr>
-        <w:t xml:space="preserve">에 </w:t>
-      </w:r>
-      <w:proofErr w:type="spellStart"/>
-      <w:r>
-        <w:rPr>
-          <w:rFonts w:hint="eastAsia"/>
-        </w:rPr>
-        <w:t>넣어줌</w:t>
-      </w:r>
-      <w:proofErr w:type="spellEnd"/>
-      <w:r>
-        <w:rPr>
-          <w:rFonts w:hint="eastAsia"/>
-        </w:rPr>
-        <w:t>.</w:t>
-      </w:r>
-      <w:r>
-        <w:rPr>
-          <w:rFonts w:hint="eastAsia"/>
-        </w:rPr>
-        <w:br/>
-        <w:t>서버에 연결이 되지 않는다는 것은 GQCS가 실패했을 때, 에러 코드가</w:t>
-      </w:r>
-      <w:r>
-        <w:rPr>
-          <w:rFonts w:hint="eastAsia"/>
-        </w:rPr>
-        <w:br/>
-      </w:r>
-      <w:r>
-        <w:rPr>
-          <w:rFonts w:hint="eastAsia"/>
-          <w:color w:val="3057B9"/>
-        </w:rPr>
-        <w:t xml:space="preserve">ERROR_CONNECTION_REFUSED </w:t>
-      </w:r>
-      <w:r>
-        <w:rPr>
-          <w:rFonts w:hint="eastAsia"/>
-          <w:color w:val="000000"/>
-        </w:rPr>
-        <w:t>인지 확인해서 알 수 있음.</w:t>
-      </w:r>
-      <w:r>
-        <w:rPr>
-          <w:rFonts w:hint="eastAsia"/>
-        </w:rPr>
-        <w:br/>
-      </w:r>
-      <w:r>
-        <w:rPr>
-          <w:rFonts w:hint="eastAsia"/>
-          <w:color w:val="000000"/>
-        </w:rPr>
-        <w:t xml:space="preserve">그리고 Online::Game 클래스의 생성은 </w:t>
-      </w:r>
-      <w:proofErr w:type="spellStart"/>
-      <w:r>
-        <w:rPr>
-          <w:rFonts w:hint="eastAsia"/>
-          <w:color w:val="000000"/>
-        </w:rPr>
-        <w:t>클라이언트쪽의</w:t>
-      </w:r>
-      <w:proofErr w:type="spellEnd"/>
-      <w:r>
-        <w:rPr>
-          <w:rFonts w:hint="eastAsia"/>
-          <w:color w:val="000000"/>
-        </w:rPr>
-        <w:t xml:space="preserve"> </w:t>
-      </w:r>
-      <w:proofErr w:type="spellStart"/>
-      <w:r>
-        <w:rPr>
-          <w:rFonts w:hint="eastAsia"/>
-          <w:color w:val="000000"/>
-        </w:rPr>
-        <w:t>ServerSession</w:t>
-      </w:r>
-      <w:proofErr w:type="spellEnd"/>
-      <w:r>
-        <w:rPr>
-          <w:rFonts w:hint="eastAsia"/>
-          <w:color w:val="000000"/>
-        </w:rPr>
-        <w:t xml:space="preserve"> 연결이 완료된 시점으로</w:t>
-      </w:r>
-      <w:r>
-        <w:rPr>
-          <w:rFonts w:hint="eastAsia"/>
-        </w:rPr>
-        <w:br/>
-      </w:r>
-      <w:r>
-        <w:rPr>
-          <w:rFonts w:hint="eastAsia"/>
-          <w:color w:val="000000"/>
-        </w:rPr>
-        <w:t>정함.</w:t>
-      </w:r>
-    </w:p>
-    <w:p>
-      <w:pPr>
-        <w:pStyle w:val="a4"/>
-        <w:numPr>
-          <w:ilvl w:val="0"/>
-          <w:numId w:val="3"/>
-        </w:numPr>
-        <w:ind w:leftChars="0"/>
-        <w:jc w:val="left"/>
-      </w:pPr>
-      <w:r>
-        <w:rPr>
-          <w:rFonts w:hint="eastAsia"/>
-        </w:rPr>
-        <w:t>전역 변수 제거 및 data race 발견</w:t>
-      </w:r>
-    </w:p>
-    <w:p>
-      <w:pPr>
-        <w:pStyle w:val="a4"/>
         <w:numPr>
           <w:ilvl w:val="1"/>
           <w:numId w:val="3"/>
         </w:numPr>
+        <w:rPr>
+          <w:lang w:eastAsia="ko-KR"/>
+          <w:rFonts w:hint="eastAsia"/>
+          <w:rtl w:val="off"/>
+        </w:rPr>
+      </w:pPr>
+      <w:r>
+        <w:rPr>
+          <w:lang w:eastAsia="ko-KR"/>
+          <w:rtl w:val="off"/>
+        </w:rPr>
+        <w:t>따라서 클라이언트는 자신의 deltaTime을 기준으로, 서버 프레임 시간에 맞춘 보정 값을 사용해</w:t>
+      </w:r>
+      <w:r>
+        <w:rPr>
+          <w:lang w:eastAsia="ko-KR"/>
+          <w:rFonts w:hint="eastAsia"/>
+          <w:rtl w:val="off"/>
+        </w:rPr>
+        <w:br/>
+      </w:r>
+      <w:r>
+        <w:rPr>
+          <w:lang w:eastAsia="ko-KR"/>
+          <w:rtl w:val="off"/>
+        </w:rPr>
+        <w:t>다음과 같이 이동량을 계산한다:</w:t>
+      </w:r>
+      <w:r>
+        <w:rPr>
+          <w:lang w:eastAsia="ko-KR"/>
+          <w:rFonts w:hint="eastAsia"/>
+          <w:rtl w:val="off"/>
+        </w:rPr>
+        <w:br/>
+      </w:r>
+      <w:r>
+        <w:rPr>
+          <w:lang w:eastAsia="ko-KR"/>
+          <w:rtl w:val="off"/>
+        </w:rPr>
+        <w:t xml:space="preserve">                clientMove = 0.1f * (deltaTime / 16.67f);</w:t>
+      </w:r>
+      <w:r>
+        <w:rPr>
+          <w:lang w:eastAsia="ko-KR"/>
+          <w:rFonts w:hint="eastAsia"/>
+          <w:rtl w:val="off"/>
+        </w:rPr>
+        <w:br/>
+      </w:r>
+      <w:r>
+        <w:rPr>
+          <w:lang w:eastAsia="ko-KR"/>
+          <w:rtl w:val="off"/>
+        </w:rPr>
+        <w:t>클라이언트 프레임이 서버 프레임 시간의 몇 배인지 구해서 이동 거리를 계산하는 것이다.</w:t>
+      </w:r>
+      <w:r>
+        <w:rPr>
+          <w:lang w:eastAsia="ko-KR"/>
+          <w:rFonts w:hint="eastAsia"/>
+          <w:rtl w:val="off"/>
+        </w:rPr>
+        <w:br/>
+      </w:r>
+      <w:r>
+        <w:rPr>
+          <w:lang w:eastAsia="ko-KR"/>
+          <w:rtl w:val="off"/>
+        </w:rPr>
+        <w:t>이렇게 하면 클라이언트는 서버가 1프레임 동안 이동하는 거리와 동일한 비율로 이동하게 되며,</w:t>
+      </w:r>
+      <w:r>
+        <w:rPr>
+          <w:lang w:eastAsia="ko-KR"/>
+          <w:rFonts w:hint="eastAsia"/>
+          <w:rtl w:val="off"/>
+        </w:rPr>
+        <w:br/>
+      </w:r>
+      <w:r>
+        <w:rPr>
+          <w:lang w:eastAsia="ko-KR"/>
+          <w:rtl w:val="off"/>
+        </w:rPr>
+        <w:t>서로 다른 fps 환경에서도 대략적으로 서버와 같은 이동을 유지할 수 있게 된다.</w:t>
+      </w:r>
+    </w:p>
+    <w:p>
+      <w:pPr>
+        <w:pStyle w:val="a4"/>
         <w:ind w:leftChars="0"/>
         <w:jc w:val="left"/>
-      </w:pPr>
-      <w:proofErr w:type="spellStart"/>
-      <w:r>
-        <w:rPr>
-          <w:rFonts w:hint="eastAsia"/>
-        </w:rPr>
-        <w:t>클라이언트쪽에서</w:t>
-      </w:r>
-      <w:proofErr w:type="spellEnd"/>
-      <w:r>
-        <w:rPr>
-          <w:rFonts w:hint="eastAsia"/>
-        </w:rPr>
-        <w:t xml:space="preserve"> </w:t>
-      </w:r>
-      <w:proofErr w:type="spellStart"/>
-      <w:r>
-        <w:rPr>
-          <w:rFonts w:hint="eastAsia"/>
-        </w:rPr>
-        <w:t>ServerSession</w:t>
-      </w:r>
-      <w:proofErr w:type="spellEnd"/>
-      <w:r>
-        <w:rPr>
-          <w:rFonts w:hint="eastAsia"/>
-        </w:rPr>
-        <w:t xml:space="preserve">, </w:t>
-      </w:r>
-      <w:proofErr w:type="spellStart"/>
-      <w:r>
-        <w:rPr>
-          <w:rFonts w:hint="eastAsia"/>
-        </w:rPr>
-        <w:t>PlayerObject</w:t>
-      </w:r>
-      <w:proofErr w:type="spellEnd"/>
-      <w:r>
-        <w:rPr>
-          <w:rFonts w:hint="eastAsia"/>
-        </w:rPr>
-        <w:t>들에 대해서 전역 변수로 관리하던 부분을</w:t>
-      </w:r>
-      <w:r>
-        <w:rPr>
-          <w:rFonts w:hint="eastAsia"/>
-        </w:rPr>
-        <w:br/>
-        <w:t>Online::Game 클래스가 전부 관리하도록 수정함.</w:t>
-      </w:r>
-    </w:p>
-    <w:p>
-      <w:pPr>
-        <w:pStyle w:val="a4"/>
         <w:numPr>
           <w:ilvl w:val="1"/>
           <w:numId w:val="3"/>
         </w:numPr>
+      </w:pPr>
+      <w:r>
+        <w:rPr>
+          <w:lang w:eastAsia="ko-KR"/>
+          <w:rFonts w:hint="eastAsia"/>
+          <w:rtl w:val="off"/>
+        </w:rPr>
+        <w:t>하지만 위치 보간을 하게 될 경우, 플레이어가 진동하는 현상이 발생한다.</w:t>
+      </w:r>
+    </w:p>
+    <w:p>
+      <w:pPr>
+        <w:pStyle w:val="a4"/>
         <w:ind w:leftChars="0"/>
         <w:jc w:val="left"/>
-      </w:pPr>
-      <w:r>
-        <w:rPr>
-          <w:rFonts w:hint="eastAsia"/>
-        </w:rPr>
-        <w:t xml:space="preserve">네트워크 작업을 하는 동안, 서버로부터 </w:t>
-      </w:r>
-      <w:proofErr w:type="spellStart"/>
-      <w:r>
-        <w:rPr>
-          <w:rFonts w:hint="eastAsia"/>
-        </w:rPr>
-        <w:t>SCEnterPacket</w:t>
-      </w:r>
-      <w:proofErr w:type="spellEnd"/>
-      <w:r>
-        <w:rPr>
-          <w:rFonts w:hint="eastAsia"/>
-        </w:rPr>
-        <w:t>을 받게 될 경우 Online::Game 클래스가</w:t>
-      </w:r>
-      <w:r>
-        <w:rPr>
-          <w:rFonts w:hint="eastAsia"/>
-        </w:rPr>
-        <w:br/>
-        <w:t>관리하는 Object들이 들어있는 컨테이너에 접근하게 됨.</w:t>
-      </w:r>
-      <w:r>
-        <w:rPr>
-          <w:rFonts w:hint="eastAsia"/>
-        </w:rPr>
-        <w:br/>
-        <w:t>그와 동시에 모든 Player들에 대한 update, render가 호출되면서 같은 컨테이너에 접근하게 되는데</w:t>
-      </w:r>
-      <w:r>
-        <w:rPr>
-          <w:rFonts w:hint="eastAsia"/>
-        </w:rPr>
-        <w:br/>
-        <w:t>이 부분에서 data race가 발생하기에 해당 컨테이너를 mutex로 동시 접근을 제한함.</w:t>
-      </w:r>
-    </w:p>
-    <w:p>
-      <w:pPr>
-        <w:pStyle w:val="a4"/>
         <w:numPr>
           <w:ilvl w:val="1"/>
           <w:numId w:val="3"/>
         </w:numPr>
-        <w:ind w:leftChars="0"/>
-        <w:jc w:val="left"/>
-      </w:pPr>
-      <w:r>
-        <w:rPr>
-          <w:rFonts w:hint="eastAsia"/>
-        </w:rPr>
-        <w:br w:type="page"/>
-      </w:r>
-    </w:p>
-    <w:p>
-      <w:pPr>
-        <w:pStyle w:val="a4"/>
-        <w:numPr>
-          <w:ilvl w:val="0"/>
-          <w:numId w:val="3"/>
-        </w:numPr>
-        <w:ind w:leftChars="0"/>
-        <w:jc w:val="left"/>
-      </w:pPr>
-      <w:r>
-        <w:rPr>
-          <w:rFonts w:hint="eastAsia"/>
-        </w:rPr>
-        <w:lastRenderedPageBreak/>
-        <w:t>룸 기반 서버 구조로 변경</w:t>
-      </w:r>
-    </w:p>
-    <w:p>
-      <w:pPr>
-        <w:pStyle w:val="a4"/>
-        <w:numPr>
-          <w:ilvl w:val="1"/>
-          <w:numId w:val="3"/>
-        </w:numPr>
-        <w:ind w:leftChars="0"/>
-        <w:jc w:val="left"/>
-      </w:pPr>
-      <w:r>
-        <w:rPr>
-          <w:rFonts w:hint="eastAsia"/>
-        </w:rPr>
-        <w:t xml:space="preserve">Room, </w:t>
-      </w:r>
-      <w:proofErr w:type="spellStart"/>
-      <w:r>
-        <w:rPr>
-          <w:rFonts w:hint="eastAsia"/>
-        </w:rPr>
-        <w:t>RoomManager</w:t>
-      </w:r>
-      <w:proofErr w:type="spellEnd"/>
-      <w:r>
-        <w:rPr>
-          <w:rFonts w:hint="eastAsia"/>
-        </w:rPr>
-        <w:t xml:space="preserve"> 클래스를 구현함.</w:t>
-      </w:r>
-    </w:p>
-    <w:p>
-      <w:pPr>
-        <w:pStyle w:val="a4"/>
-        <w:numPr>
-          <w:ilvl w:val="2"/>
-          <w:numId w:val="3"/>
-        </w:numPr>
-        <w:ind w:leftChars="0"/>
-        <w:jc w:val="left"/>
-      </w:pPr>
-      <w:r>
-        <w:rPr>
-          <w:rFonts w:hint="eastAsia"/>
-        </w:rPr>
-        <w:t xml:space="preserve">Room은 </w:t>
-      </w:r>
-      <w:proofErr w:type="spellStart"/>
-      <w:r>
-        <w:rPr>
-          <w:rFonts w:hint="eastAsia"/>
-        </w:rPr>
-        <w:t>GameSession</w:t>
-      </w:r>
-      <w:proofErr w:type="spellEnd"/>
-      <w:r>
-        <w:rPr>
-          <w:rFonts w:hint="eastAsia"/>
-        </w:rPr>
-        <w:t>에 대한 std::</w:t>
-      </w:r>
-      <w:proofErr w:type="spellStart"/>
-      <w:r>
-        <w:rPr>
-          <w:rFonts w:hint="eastAsia"/>
-        </w:rPr>
-        <w:t>shared_ptr</w:t>
-      </w:r>
-      <w:proofErr w:type="spellEnd"/>
-      <w:r>
-        <w:rPr>
-          <w:rFonts w:hint="eastAsia"/>
-        </w:rPr>
-        <w:t>들을 std::vector로 갖고 있음.</w:t>
-      </w:r>
-    </w:p>
-    <w:p>
-      <w:pPr>
-        <w:pStyle w:val="a4"/>
-        <w:numPr>
-          <w:ilvl w:val="2"/>
-          <w:numId w:val="3"/>
-        </w:numPr>
-        <w:ind w:leftChars="0"/>
-        <w:jc w:val="left"/>
-      </w:pPr>
-      <w:proofErr w:type="spellStart"/>
-      <w:r>
-        <w:rPr>
-          <w:rFonts w:hint="eastAsia"/>
-        </w:rPr>
-        <w:t>RoomManager</w:t>
-      </w:r>
-      <w:proofErr w:type="spellEnd"/>
-      <w:r>
-        <w:rPr>
-          <w:rFonts w:hint="eastAsia"/>
-        </w:rPr>
-        <w:t>는 Room에 대한 std::</w:t>
-      </w:r>
-      <w:proofErr w:type="spellStart"/>
-      <w:r>
-        <w:rPr>
-          <w:rFonts w:hint="eastAsia"/>
-        </w:rPr>
-        <w:t>shared_ptr</w:t>
-      </w:r>
-      <w:proofErr w:type="spellEnd"/>
-      <w:r>
-        <w:rPr>
-          <w:rFonts w:hint="eastAsia"/>
-        </w:rPr>
-        <w:t>들을 각 Room의 ID와 매핑한</w:t>
-      </w:r>
-      <w:r>
-        <w:rPr>
-          <w:rFonts w:hint="eastAsia"/>
-        </w:rPr>
-        <w:br/>
-        <w:t>std::</w:t>
-      </w:r>
-      <w:proofErr w:type="spellStart"/>
-      <w:r>
-        <w:rPr>
-          <w:rFonts w:hint="eastAsia"/>
-        </w:rPr>
-        <w:t>unorderd_map</w:t>
-      </w:r>
-      <w:proofErr w:type="spellEnd"/>
-      <w:r>
-        <w:rPr>
-          <w:rFonts w:hint="eastAsia"/>
-        </w:rPr>
-        <w:t>을 갖고 있음.</w:t>
-      </w:r>
-    </w:p>
-    <w:p>
-      <w:pPr>
-        <w:pStyle w:val="a4"/>
-        <w:numPr>
-          <w:ilvl w:val="2"/>
-          <w:numId w:val="3"/>
-        </w:numPr>
-        <w:ind w:leftChars="0"/>
-        <w:jc w:val="left"/>
-      </w:pPr>
-      <w:r>
-        <w:rPr>
-          <w:rFonts w:hint="eastAsia"/>
-        </w:rPr>
-        <w:t xml:space="preserve">Room과 </w:t>
-      </w:r>
-      <w:proofErr w:type="spellStart"/>
-      <w:r>
-        <w:rPr>
-          <w:rFonts w:hint="eastAsia"/>
-        </w:rPr>
-        <w:t>RoomManager</w:t>
-      </w:r>
-      <w:proofErr w:type="spellEnd"/>
-      <w:r>
-        <w:rPr>
-          <w:rFonts w:hint="eastAsia"/>
-        </w:rPr>
-        <w:t>는 공통적으로 플레이어들이 동시에 접근할 가능성이 있기에</w:t>
-      </w:r>
-      <w:r>
-        <w:rPr>
-          <w:rFonts w:hint="eastAsia"/>
-        </w:rPr>
-        <w:br/>
-        <w:t>mutex로 보호함.</w:t>
-      </w:r>
-    </w:p>
-    <w:p>
-      <w:pPr>
-        <w:pStyle w:val="a4"/>
-        <w:numPr>
-          <w:ilvl w:val="2"/>
-          <w:numId w:val="3"/>
-        </w:numPr>
-        <w:ind w:leftChars="0"/>
-        <w:jc w:val="left"/>
-      </w:pPr>
-      <w:proofErr w:type="spellStart"/>
-      <w:r>
-        <w:rPr>
-          <w:rFonts w:hint="eastAsia"/>
-        </w:rPr>
-        <w:t>GameSession</w:t>
-      </w:r>
-      <w:proofErr w:type="spellEnd"/>
-      <w:r>
-        <w:rPr>
-          <w:rFonts w:hint="eastAsia"/>
-        </w:rPr>
-        <w:t>은 자신의 Room에 대한 std::</w:t>
-      </w:r>
-      <w:proofErr w:type="spellStart"/>
-      <w:r>
-        <w:rPr>
-          <w:rFonts w:hint="eastAsia"/>
-        </w:rPr>
-        <w:t>weak_ptr</w:t>
-      </w:r>
-      <w:proofErr w:type="spellEnd"/>
-      <w:r>
-        <w:rPr>
-          <w:rFonts w:hint="eastAsia"/>
-        </w:rPr>
-        <w:t>을 갖고 있도록 구현했는데,</w:t>
-      </w:r>
-      <w:r>
-        <w:rPr>
-          <w:rFonts w:hint="eastAsia"/>
-        </w:rPr>
-        <w:br/>
-        <w:t>이는 순환 참조도 막고 Room이 갑자기 소멸하게 될 경우에도 session이 안전하도록</w:t>
-      </w:r>
-      <w:r>
-        <w:rPr>
-          <w:rFonts w:hint="eastAsia"/>
-        </w:rPr>
-        <w:br/>
-        <w:t xml:space="preserve">하기 </w:t>
-      </w:r>
-      <w:proofErr w:type="spellStart"/>
-      <w:r>
-        <w:rPr>
-          <w:rFonts w:hint="eastAsia"/>
-        </w:rPr>
-        <w:t>위함임</w:t>
-      </w:r>
-      <w:proofErr w:type="spellEnd"/>
-      <w:r>
-        <w:rPr>
-          <w:rFonts w:hint="eastAsia"/>
-        </w:rPr>
-        <w:t xml:space="preserve">. </w:t>
-      </w:r>
-      <w:proofErr w:type="spellStart"/>
-      <w:r>
-        <w:rPr>
-          <w:rFonts w:hint="eastAsia"/>
-        </w:rPr>
-        <w:t>GameSession</w:t>
-      </w:r>
-      <w:proofErr w:type="spellEnd"/>
-      <w:r>
-        <w:rPr>
-          <w:rFonts w:hint="eastAsia"/>
-        </w:rPr>
-        <w:t>은 자신의 Room이 갖고 있는 다른 session들하고만</w:t>
-      </w:r>
-      <w:r>
-        <w:rPr>
-          <w:rFonts w:hint="eastAsia"/>
-        </w:rPr>
-        <w:br/>
-        <w:t>통신하도록 구현함.</w:t>
-      </w:r>
-    </w:p>
-    <w:p>
-      <w:pPr>
-        <w:pStyle w:val="a4"/>
-        <w:numPr>
-          <w:ilvl w:val="2"/>
-          <w:numId w:val="3"/>
-        </w:numPr>
-        <w:ind w:leftChars="0"/>
-        <w:jc w:val="left"/>
-      </w:pPr>
-      <w:r>
-        <w:rPr>
-          <w:rFonts w:hint="eastAsia"/>
-        </w:rPr>
-        <w:t>아직은 UI가 없기 때문에 1, 2, 3, 4번 버튼을 누르면 해당 숫자를 Room의 ID로 하여</w:t>
-      </w:r>
-      <w:r>
-        <w:rPr>
-          <w:rFonts w:hint="eastAsia"/>
-        </w:rPr>
-        <w:br/>
-        <w:t>서버에 find room을 요청해서 없으면 create를 한 뒤, 해당 Room 플레이어를 넣고</w:t>
-      </w:r>
-      <w:r>
-        <w:rPr>
-          <w:rFonts w:hint="eastAsia"/>
-        </w:rPr>
-        <w:br/>
-      </w:r>
-      <w:proofErr w:type="spellStart"/>
-      <w:r>
-        <w:rPr>
-          <w:rFonts w:hint="eastAsia"/>
-        </w:rPr>
-        <w:t>SCEnterPacket</w:t>
-      </w:r>
-      <w:proofErr w:type="spellEnd"/>
-      <w:r>
-        <w:rPr>
-          <w:rFonts w:hint="eastAsia"/>
-        </w:rPr>
-        <w:t>을 broadcast함.</w:t>
-      </w:r>
-    </w:p>
-    <w:p>
-      <w:pPr>
-        <w:jc w:val="left"/>
-      </w:pPr>
-    </w:p>
-    <w:p>
-      <w:pPr>
-        <w:widowControl/>
-        <w:wordWrap/>
-        <w:autoSpaceDE/>
-        <w:autoSpaceDN/>
       </w:pPr>
       <w:r>
         <w:br w:type="page"/>
@@ -3373,7 +3105,7 @@
       </w:tblGrid>
       <w:tr>
         <w:trPr>
-          <w:trHeight w:val="875"/>
+          <w:trHeight w:val="875" w:hRule="atLeast"/>
         </w:trPr>
         <w:tc>
           <w:tcPr>
@@ -3389,7 +3121,6 @@
               </w:rPr>
             </w:pPr>
             <w:r>
-              <w:lastRenderedPageBreak/>
               <w:br w:type="page"/>
             </w:r>
             <w:r>
@@ -3457,14 +3188,12 @@
               </w:rPr>
               <w:t xml:space="preserve">1. </w:t>
             </w:r>
-            <w:proofErr w:type="spellStart"/>
             <w:r>
               <w:rPr>
                 <w:rFonts w:hint="eastAsia"/>
               </w:rPr>
               <w:t>의미있는</w:t>
             </w:r>
-            <w:proofErr w:type="spellEnd"/>
             <w:r>
               <w:rPr>
                 <w:rFonts w:hint="eastAsia"/>
@@ -3485,7 +3214,7 @@
       </w:tr>
       <w:tr>
         <w:trPr>
-          <w:trHeight w:val="590"/>
+          <w:trHeight w:val="590" w:hRule="atLeast"/>
         </w:trPr>
         <w:tc>
           <w:tcPr>
@@ -3613,7 +3342,7 @@
       </w:tr>
       <w:tr>
         <w:trPr>
-          <w:trHeight w:val="1520"/>
+          <w:trHeight w:val="1520" w:hRule="atLeast"/>
         </w:trPr>
         <w:tc>
           <w:tcPr>
@@ -3659,7 +3388,7 @@
                 <w:bCs/>
                 <w:szCs w:val="20"/>
               </w:rPr>
-              <w:t>우상훈: 모든 오브젝트들에 대한 레벨 정보를 파일에서 읽어 충돌처리 방식을 변경하고, 총 사격 및 피격을 구현</w:t>
+              <w:t xml:space="preserve">우상훈: </w:t>
             </w:r>
           </w:p>
           <w:p>
@@ -3670,7 +3399,6 @@
                 <w:szCs w:val="20"/>
               </w:rPr>
             </w:pPr>
-            <w:proofErr w:type="spellStart"/>
             <w:r>
               <w:rPr>
                 <w:rFonts w:hint="eastAsia"/>
@@ -3680,7 +3408,6 @@
               </w:rPr>
               <w:t>장명운</w:t>
             </w:r>
-            <w:proofErr w:type="spellEnd"/>
             <w:r>
               <w:rPr>
                 <w:rFonts w:hint="eastAsia"/>
@@ -3717,7 +3444,6 @@
               </w:rPr>
               <w:t xml:space="preserve">이종진: 레벨디자인, </w:t>
             </w:r>
-            <w:proofErr w:type="spellStart"/>
             <w:r>
               <w:rPr>
                 <w:rFonts w:hint="eastAsia"/>
@@ -3727,7 +3453,6 @@
               </w:rPr>
               <w:t>스프라이트</w:t>
             </w:r>
-            <w:proofErr w:type="spellEnd"/>
             <w:r>
               <w:rPr>
                 <w:rFonts w:hint="eastAsia"/>
@@ -3742,12 +3467,12 @@
       </w:tr>
       <w:tr>
         <w:trPr>
-          <w:trHeight w:val="1963"/>
+          <w:trHeight w:val="1963" w:hRule="atLeast"/>
         </w:trPr>
         <w:tc>
           <w:tcPr>
             <w:tcW w:w="1555" w:type="dxa"/>
-            <w:shd w:val="clear" w:color="auto" w:fill="F2F2F2" w:themeFill="background1" w:themeFillShade="F2"/>
+            <w:shd w:val="clear" w:color="auto" w:fill="F2F2F2" w:themeFill="background1" w:themeFillShade="f2"/>
             <w:vAlign w:val="center"/>
           </w:tcPr>
           <w:p>
@@ -3796,7 +3521,7 @@
           <w:tcPr>
             <w:tcW w:w="8901" w:type="dxa"/>
             <w:gridSpan w:val="3"/>
-            <w:shd w:val="clear" w:color="auto" w:fill="F2F2F2" w:themeFill="background1" w:themeFillShade="F2"/>
+            <w:shd w:val="clear" w:color="auto" w:fill="F2F2F2" w:themeFill="background1" w:themeFillShade="f2"/>
             <w:vAlign w:val="center"/>
           </w:tcPr>
           <w:p>
@@ -3819,21 +3544,20 @@
 </file>
 
 <file path=word/numbering.xml><?xml version="1.0" encoding="utf-8"?>
-<w:numbering xmlns:wpc="http://schemas.microsoft.com/office/word/2010/wordprocessingCanvas" xmlns:cx="http://schemas.microsoft.com/office/drawing/2014/chartex" xmlns:cx1="http://schemas.microsoft.com/office/drawing/2015/9/8/chartex" xmlns:cx2="http://schemas.microsoft.com/office/drawing/2015/10/21/chartex" xmlns:cx3="http://schemas.microsoft.com/office/drawing/2016/5/9/chartex" xmlns:cx4="http://schemas.microsoft.com/office/drawing/2016/5/10/chartex" xmlns:cx5="http://schemas.microsoft.com/office/drawing/2016/5/11/chartex" xmlns:cx6="http://schemas.microsoft.com/office/drawing/2016/5/12/chartex" xmlns:cx7="http://schemas.microsoft.com/office/drawing/2016/5/13/chartex" xmlns:cx8="http://schemas.microsoft.com/office/drawing/2016/5/14/chartex" xmlns:mc="http://schemas.openxmlformats.org/markup-compatibility/2006" xmlns:aink="http://schemas.microsoft.com/office/drawing/2016/ink" xmlns:am3d="http://schemas.microsoft.com/office/drawing/2017/model3d" xmlns:o="urn:schemas-microsoft-com:office:office" xmlns:oel="http://schemas.microsoft.com/office/2019/extlst" xmlns:r="http://schemas.openxmlformats.org/officeDocument/2006/relationships" xmlns:m="http://schemas.openxmlformats.org/officeDocument/2006/math" xmlns:v="urn:schemas-microsoft-com:vml" xmlns:wp14="http://schemas.microsoft.com/office/word/2010/wordprocessingDrawing" xmlns:wp="http://schemas.openxmlformats.org/drawingml/2006/wordprocessingDrawing" xmlns:w10="urn:schemas-microsoft-com:office:word" xmlns:w="http://schemas.openxmlformats.org/wordprocessingml/2006/main" xmlns:w14="http://schemas.microsoft.com/office/word/2010/wordml" xmlns:w15="http://schemas.microsoft.com/office/word/2012/wordml" xmlns:w16cex="http://schemas.microsoft.com/office/word/2018/wordml/cex" xmlns:w16cid="http://schemas.microsoft.com/office/word/2016/wordml/cid" xmlns:w16="http://schemas.microsoft.com/office/word/2018/wordml" xmlns:w16du="http://schemas.microsoft.com/office/word/2023/wordml/word16du" xmlns:w16sdtdh="http://schemas.microsoft.com/office/word/2020/wordml/sdtdatahash" xmlns:w16sdtfl="http://schemas.microsoft.com/office/word/2024/wordml/sdtformatlock" xmlns:w16se="http://schemas.microsoft.com/office/word/2015/wordml/symex" xmlns:wpg="http://schemas.microsoft.com/office/word/2010/wordprocessingGroup" xmlns:wpi="http://schemas.microsoft.com/office/word/2010/wordprocessingInk" xmlns:wne="http://schemas.microsoft.com/office/word/2006/wordml" xmlns:wps="http://schemas.microsoft.com/office/word/2010/wordprocessingShape" mc:Ignorable="w14 w15 w16se w16cid w16 w16cex w16sdtdh w16sdtfl w16du wp14">
-  <w:abstractNum w:abstractNumId="0" w15:restartNumberingAfterBreak="0">
-    <w:nsid w:val="2DAD1435"/>
+<w:numbering xmlns:ve="http://schemas.openxmlformats.org/markup-compatibility/2006" xmlns:o="urn:schemas-microsoft-com:office:office" xmlns:r="http://schemas.openxmlformats.org/officeDocument/2006/relationships" xmlns:m="http://schemas.openxmlformats.org/officeDocument/2006/math" xmlns:v="urn:schemas-microsoft-com:vml" xmlns:wp="http://schemas.openxmlformats.org/drawingml/2006/wordprocessingDrawing" xmlns:w10="urn:schemas-microsoft-com:office:word" xmlns:w="http://schemas.openxmlformats.org/wordprocessingml/2006/main" xmlns:w14="http://schemas.microsoft.com/office/word/2010/wordml" xmlns:wne="http://schemas.microsoft.com/office/word/2006/wordml">
+  <w:abstractNum w:abstractNumId="0">
+    <w:nsid w:val="3ac266de"/>
     <w:multiLevelType w:val="hybridMultilevel"/>
-    <w:tmpl w:val="E016541E"/>
-    <w:lvl w:ilvl="0" w:tplc="0409000F">
+    <w:tmpl w:val="4d04fcf4"/>
+    <w:lvl w:ilvl="0" w:tplc="409000f">
       <w:start w:val="1"/>
-      <w:numFmt w:val="decimal"/>
       <w:lvlText w:val="%1."/>
       <w:lvlJc w:val="left"/>
       <w:pPr>
         <w:ind w:left="880" w:hanging="440"/>
       </w:pPr>
     </w:lvl>
-    <w:lvl w:ilvl="1" w:tplc="04090019">
+    <w:lvl w:ilvl="1" w:tplc="4090019">
       <w:start w:val="1"/>
       <w:numFmt w:val="upperLetter"/>
       <w:lvlText w:val="%2."/>
@@ -3842,7 +3566,7 @@
         <w:ind w:left="1320" w:hanging="440"/>
       </w:pPr>
     </w:lvl>
-    <w:lvl w:ilvl="2" w:tplc="0409001B">
+    <w:lvl w:ilvl="2" w:tplc="409001b">
       <w:start w:val="1"/>
       <w:numFmt w:val="lowerRoman"/>
       <w:lvlText w:val="%3."/>
@@ -3851,16 +3575,15 @@
         <w:ind w:left="1760" w:hanging="440"/>
       </w:pPr>
     </w:lvl>
-    <w:lvl w:ilvl="3" w:tplc="0409000F">
+    <w:lvl w:ilvl="3" w:tplc="409000f">
       <w:start w:val="1"/>
-      <w:numFmt w:val="decimal"/>
       <w:lvlText w:val="%4."/>
       <w:lvlJc w:val="left"/>
       <w:pPr>
         <w:ind w:left="2200" w:hanging="440"/>
       </w:pPr>
     </w:lvl>
-    <w:lvl w:ilvl="4" w:tplc="04090019">
+    <w:lvl w:ilvl="4" w:tentative="on" w:tplc="4090019">
       <w:start w:val="1"/>
       <w:numFmt w:val="upperLetter"/>
       <w:lvlText w:val="%5."/>
@@ -3869,7 +3592,7 @@
         <w:ind w:left="2640" w:hanging="440"/>
       </w:pPr>
     </w:lvl>
-    <w:lvl w:ilvl="5" w:tplc="0409001B" w:tentative="1">
+    <w:lvl w:ilvl="5" w:tentative="on" w:tplc="409001b">
       <w:start w:val="1"/>
       <w:numFmt w:val="lowerRoman"/>
       <w:lvlText w:val="%6."/>
@@ -3878,16 +3601,15 @@
         <w:ind w:left="3080" w:hanging="440"/>
       </w:pPr>
     </w:lvl>
-    <w:lvl w:ilvl="6" w:tplc="0409000F" w:tentative="1">
+    <w:lvl w:ilvl="6" w:tentative="on" w:tplc="409000f">
       <w:start w:val="1"/>
-      <w:numFmt w:val="decimal"/>
       <w:lvlText w:val="%7."/>
       <w:lvlJc w:val="left"/>
       <w:pPr>
         <w:ind w:left="3520" w:hanging="440"/>
       </w:pPr>
     </w:lvl>
-    <w:lvl w:ilvl="7" w:tplc="04090019" w:tentative="1">
+    <w:lvl w:ilvl="7" w:tentative="on" w:tplc="4090019">
       <w:start w:val="1"/>
       <w:numFmt w:val="upperLetter"/>
       <w:lvlText w:val="%8."/>
@@ -3896,7 +3618,7 @@
         <w:ind w:left="3960" w:hanging="440"/>
       </w:pPr>
     </w:lvl>
-    <w:lvl w:ilvl="8" w:tplc="0409001B" w:tentative="1">
+    <w:lvl w:ilvl="8" w:tentative="on" w:tplc="409001b">
       <w:start w:val="1"/>
       <w:numFmt w:val="lowerRoman"/>
       <w:lvlText w:val="%9."/>
@@ -3906,20 +3628,19 @@
       </w:pPr>
     </w:lvl>
   </w:abstractNum>
-  <w:abstractNum w:abstractNumId="1" w15:restartNumberingAfterBreak="0">
-    <w:nsid w:val="3AC266DE"/>
+  <w:abstractNum w:abstractNumId="1">
+    <w:nsid w:val="2dad1435"/>
     <w:multiLevelType w:val="hybridMultilevel"/>
-    <w:tmpl w:val="4D04FCF4"/>
-    <w:lvl w:ilvl="0" w:tplc="0409000F">
+    <w:tmpl w:val="e016541e"/>
+    <w:lvl w:ilvl="0" w:tplc="409000f">
       <w:start w:val="1"/>
-      <w:numFmt w:val="decimal"/>
       <w:lvlText w:val="%1."/>
       <w:lvlJc w:val="left"/>
       <w:pPr>
         <w:ind w:left="880" w:hanging="440"/>
       </w:pPr>
     </w:lvl>
-    <w:lvl w:ilvl="1" w:tplc="04090019">
+    <w:lvl w:ilvl="1" w:tplc="4090019">
       <w:start w:val="1"/>
       <w:numFmt w:val="upperLetter"/>
       <w:lvlText w:val="%2."/>
@@ -3928,7 +3649,7 @@
         <w:ind w:left="1320" w:hanging="440"/>
       </w:pPr>
     </w:lvl>
-    <w:lvl w:ilvl="2" w:tplc="0409001B">
+    <w:lvl w:ilvl="2" w:tplc="409001b">
       <w:start w:val="1"/>
       <w:numFmt w:val="lowerRoman"/>
       <w:lvlText w:val="%3."/>
@@ -3937,16 +3658,15 @@
         <w:ind w:left="1760" w:hanging="440"/>
       </w:pPr>
     </w:lvl>
-    <w:lvl w:ilvl="3" w:tplc="0409000F">
+    <w:lvl w:ilvl="3" w:tplc="409000f">
       <w:start w:val="1"/>
-      <w:numFmt w:val="decimal"/>
       <w:lvlText w:val="%4."/>
       <w:lvlJc w:val="left"/>
       <w:pPr>
         <w:ind w:left="2200" w:hanging="440"/>
       </w:pPr>
     </w:lvl>
-    <w:lvl w:ilvl="4" w:tplc="04090019" w:tentative="1">
+    <w:lvl w:ilvl="4" w:tplc="4090019">
       <w:start w:val="1"/>
       <w:numFmt w:val="upperLetter"/>
       <w:lvlText w:val="%5."/>
@@ -3955,7 +3675,7 @@
         <w:ind w:left="2640" w:hanging="440"/>
       </w:pPr>
     </w:lvl>
-    <w:lvl w:ilvl="5" w:tplc="0409001B" w:tentative="1">
+    <w:lvl w:ilvl="5" w:tentative="on" w:tplc="409001b">
       <w:start w:val="1"/>
       <w:numFmt w:val="lowerRoman"/>
       <w:lvlText w:val="%6."/>
@@ -3964,16 +3684,15 @@
         <w:ind w:left="3080" w:hanging="440"/>
       </w:pPr>
     </w:lvl>
-    <w:lvl w:ilvl="6" w:tplc="0409000F" w:tentative="1">
+    <w:lvl w:ilvl="6" w:tentative="on" w:tplc="409000f">
       <w:start w:val="1"/>
-      <w:numFmt w:val="decimal"/>
       <w:lvlText w:val="%7."/>
       <w:lvlJc w:val="left"/>
       <w:pPr>
         <w:ind w:left="3520" w:hanging="440"/>
       </w:pPr>
     </w:lvl>
-    <w:lvl w:ilvl="7" w:tplc="04090019" w:tentative="1">
+    <w:lvl w:ilvl="7" w:tentative="on" w:tplc="4090019">
       <w:start w:val="1"/>
       <w:numFmt w:val="upperLetter"/>
       <w:lvlText w:val="%8."/>
@@ -3982,7 +3701,7 @@
         <w:ind w:left="3960" w:hanging="440"/>
       </w:pPr>
     </w:lvl>
-    <w:lvl w:ilvl="8" w:tplc="0409001B" w:tentative="1">
+    <w:lvl w:ilvl="8" w:tentative="on" w:tplc="409001b">
       <w:start w:val="1"/>
       <w:numFmt w:val="lowerRoman"/>
       <w:lvlText w:val="%9."/>
@@ -3992,20 +3711,19 @@
       </w:pPr>
     </w:lvl>
   </w:abstractNum>
-  <w:abstractNum w:abstractNumId="2" w15:restartNumberingAfterBreak="0">
-    <w:nsid w:val="7FFFF640"/>
+  <w:abstractNum w:abstractNumId="2">
+    <w:nsid w:val="d7f75e50"/>
     <w:multiLevelType w:val="hybridMultilevel"/>
-    <w:tmpl w:val="E73A47AE"/>
-    <w:lvl w:ilvl="0" w:tplc="0409000F">
+    <w:lvl w:ilvl="0" w:tplc="409000f">
       <w:start w:val="1"/>
-      <w:numFmt w:val="decimal"/>
       <w:lvlText w:val="%1."/>
       <w:lvlJc w:val="left"/>
       <w:pPr>
         <w:ind w:left="800" w:hanging="400"/>
       </w:pPr>
+      <w:rPr/>
     </w:lvl>
-    <w:lvl w:ilvl="1" w:tplc="4392858C">
+    <w:lvl w:ilvl="1" w:tplc="4392858c">
       <w:start w:val="1"/>
       <w:numFmt w:val="lowerLetter"/>
       <w:lvlText w:val="%2."/>
@@ -4013,8 +3731,9 @@
       <w:pPr>
         <w:ind w:left="1200" w:hanging="400"/>
       </w:pPr>
+      <w:rPr/>
     </w:lvl>
-    <w:lvl w:ilvl="2" w:tplc="0409001B">
+    <w:lvl w:ilvl="2" w:tplc="409001b">
       <w:start w:val="1"/>
       <w:numFmt w:val="lowerRoman"/>
       <w:lvlText w:val="%3."/>
@@ -4022,17 +3741,18 @@
       <w:pPr>
         <w:ind w:left="1600" w:hanging="400"/>
       </w:pPr>
+      <w:rPr/>
     </w:lvl>
-    <w:lvl w:ilvl="3" w:tplc="0409000F">
+    <w:lvl w:ilvl="3" w:tplc="409000f">
       <w:start w:val="1"/>
-      <w:numFmt w:val="decimal"/>
       <w:lvlText w:val="%4."/>
       <w:lvlJc w:val="left"/>
       <w:pPr>
         <w:ind w:left="2000" w:hanging="400"/>
       </w:pPr>
+      <w:rPr/>
     </w:lvl>
-    <w:lvl w:ilvl="4" w:tplc="4392858C">
+    <w:lvl w:ilvl="4" w:tplc="4392858c">
       <w:start w:val="1"/>
       <w:numFmt w:val="lowerLetter"/>
       <w:lvlText w:val="%5."/>
@@ -4040,8 +3760,9 @@
       <w:pPr>
         <w:ind w:left="2400" w:hanging="400"/>
       </w:pPr>
+      <w:rPr/>
     </w:lvl>
-    <w:lvl w:ilvl="5" w:tplc="0409001B">
+    <w:lvl w:ilvl="5" w:tplc="409001b">
       <w:start w:val="1"/>
       <w:numFmt w:val="lowerRoman"/>
       <w:lvlText w:val="%6."/>
@@ -4049,17 +3770,18 @@
       <w:pPr>
         <w:ind w:left="2800" w:hanging="400"/>
       </w:pPr>
+      <w:rPr/>
     </w:lvl>
-    <w:lvl w:ilvl="6" w:tplc="0409000F">
+    <w:lvl w:ilvl="6" w:tplc="409000f">
       <w:start w:val="1"/>
-      <w:numFmt w:val="decimal"/>
       <w:lvlText w:val="%7."/>
       <w:lvlJc w:val="left"/>
       <w:pPr>
         <w:ind w:left="3200" w:hanging="400"/>
       </w:pPr>
+      <w:rPr/>
     </w:lvl>
-    <w:lvl w:ilvl="7" w:tplc="4392858C">
+    <w:lvl w:ilvl="7" w:tplc="4392858c">
       <w:start w:val="1"/>
       <w:numFmt w:val="lowerLetter"/>
       <w:lvlText w:val="%8."/>
@@ -4067,8 +3789,9 @@
       <w:pPr>
         <w:ind w:left="3600" w:hanging="400"/>
       </w:pPr>
+      <w:rPr/>
     </w:lvl>
-    <w:lvl w:ilvl="8" w:tplc="0409001B">
+    <w:lvl w:ilvl="8" w:tplc="409001b">
       <w:start w:val="1"/>
       <w:numFmt w:val="lowerRoman"/>
       <w:lvlText w:val="%9."/>
@@ -4076,35 +3799,36 @@
       <w:pPr>
         <w:ind w:left="4000" w:hanging="400"/>
       </w:pPr>
+      <w:rPr/>
     </w:lvl>
   </w:abstractNum>
-  <w:num w:numId="1" w16cid:durableId="1680228501">
+  <w:num w:numId="1">
+    <w:abstractNumId w:val="0"/>
+  </w:num>
+  <w:num w:numId="2">
     <w:abstractNumId w:val="1"/>
   </w:num>
-  <w:num w:numId="2" w16cid:durableId="978800362">
-    <w:abstractNumId w:val="0"/>
-  </w:num>
-  <w:num w:numId="3" w16cid:durableId="779303149">
+  <w:num w:numId="3">
     <w:abstractNumId w:val="2"/>
   </w:num>
 </w:numbering>
 </file>
 
 <file path=word/styles.xml><?xml version="1.0" encoding="utf-8"?>
-<w:styles xmlns:mc="http://schemas.openxmlformats.org/markup-compatibility/2006" xmlns:r="http://schemas.openxmlformats.org/officeDocument/2006/relationships" xmlns:w="http://schemas.openxmlformats.org/wordprocessingml/2006/main" xmlns:w14="http://schemas.microsoft.com/office/word/2010/wordml" xmlns:w15="http://schemas.microsoft.com/office/word/2012/wordml" xmlns:w16cex="http://schemas.microsoft.com/office/word/2018/wordml/cex" xmlns:w16cid="http://schemas.microsoft.com/office/word/2016/wordml/cid" xmlns:w16="http://schemas.microsoft.com/office/word/2018/wordml" xmlns:w16du="http://schemas.microsoft.com/office/word/2023/wordml/word16du" xmlns:w16sdtdh="http://schemas.microsoft.com/office/word/2020/wordml/sdtdatahash" xmlns:w16sdtfl="http://schemas.microsoft.com/office/word/2024/wordml/sdtformatlock" xmlns:w16se="http://schemas.microsoft.com/office/word/2015/wordml/symex" mc:Ignorable="w14 w15 w16se w16cid w16 w16cex w16sdtdh w16sdtfl w16du">
+<w:styles xmlns:r="http://schemas.openxmlformats.org/officeDocument/2006/relationships" xmlns:w="http://schemas.openxmlformats.org/wordprocessingml/2006/main">
   <w:docDefaults>
     <w:rPrDefault>
       <w:rPr>
+        <w:lang w:val="en-US" w:eastAsia="ko-KR" w:bidi="ar-SA"/>
         <w:rFonts w:asciiTheme="minorHAnsi" w:eastAsiaTheme="minorEastAsia" w:hAnsiTheme="minorHAnsi" w:cstheme="minorBidi"/>
+        <w:szCs w:val="22"/>
         <w:kern w:val="2"/>
-        <w:szCs w:val="22"/>
-        <w:lang w:val="en-US" w:eastAsia="ko-KR" w:bidi="ar-SA"/>
       </w:rPr>
     </w:rPrDefault>
     <w:pPrDefault>
       <w:pPr>
+        <w:jc w:val="both"/>
         <w:spacing w:after="160" w:line="259" w:lineRule="auto"/>
-        <w:jc w:val="both"/>
       </w:pPr>
     </w:pPrDefault>
   </w:docDefaults>
@@ -4128,22 +3852,22 @@
     <w:lsdException w:name="index 7" w:semiHidden="1" w:unhideWhenUsed="1"/>
     <w:lsdException w:name="index 8" w:semiHidden="1" w:unhideWhenUsed="1"/>
     <w:lsdException w:name="index 9" w:semiHidden="1" w:unhideWhenUsed="1"/>
-    <w:lsdException w:name="toc 1" w:semiHidden="1" w:uiPriority="57" w:unhideWhenUsed="1"/>
-    <w:lsdException w:name="toc 2" w:semiHidden="1" w:uiPriority="57" w:unhideWhenUsed="1"/>
-    <w:lsdException w:name="toc 3" w:semiHidden="1" w:uiPriority="57" w:unhideWhenUsed="1"/>
-    <w:lsdException w:name="toc 4" w:semiHidden="1" w:uiPriority="57" w:unhideWhenUsed="1"/>
-    <w:lsdException w:name="toc 5" w:semiHidden="1" w:uiPriority="57" w:unhideWhenUsed="1"/>
-    <w:lsdException w:name="toc 6" w:semiHidden="1" w:uiPriority="57" w:unhideWhenUsed="1"/>
-    <w:lsdException w:name="toc 7" w:semiHidden="1" w:uiPriority="57" w:unhideWhenUsed="1"/>
-    <w:lsdException w:name="toc 8" w:semiHidden="1" w:uiPriority="57" w:unhideWhenUsed="1"/>
-    <w:lsdException w:name="toc 9" w:semiHidden="1" w:uiPriority="57" w:unhideWhenUsed="1"/>
+    <w:lsdException w:name="toc 1" w:semiHidden="1" w:uiPriority="135" w:unhideWhenUsed="1"/>
+    <w:lsdException w:name="toc 2" w:semiHidden="1" w:uiPriority="135" w:unhideWhenUsed="1"/>
+    <w:lsdException w:name="toc 3" w:semiHidden="1" w:uiPriority="135" w:unhideWhenUsed="1"/>
+    <w:lsdException w:name="toc 4" w:semiHidden="1" w:uiPriority="135" w:unhideWhenUsed="1"/>
+    <w:lsdException w:name="toc 5" w:semiHidden="1" w:uiPriority="135" w:unhideWhenUsed="1"/>
+    <w:lsdException w:name="toc 6" w:semiHidden="1" w:uiPriority="135" w:unhideWhenUsed="1"/>
+    <w:lsdException w:name="toc 7" w:semiHidden="1" w:uiPriority="135" w:unhideWhenUsed="1"/>
+    <w:lsdException w:name="toc 8" w:semiHidden="1" w:uiPriority="135" w:unhideWhenUsed="1"/>
+    <w:lsdException w:name="toc 9" w:semiHidden="1" w:uiPriority="135" w:unhideWhenUsed="1"/>
     <w:lsdException w:name="Normal Indent" w:semiHidden="1" w:unhideWhenUsed="1"/>
     <w:lsdException w:name="footnote text" w:semiHidden="1" w:unhideWhenUsed="1"/>
     <w:lsdException w:name="annotation text" w:semiHidden="1" w:unhideWhenUsed="1"/>
     <w:lsdException w:name="header" w:semiHidden="1" w:unhideWhenUsed="1"/>
     <w:lsdException w:name="footer" w:semiHidden="1" w:unhideWhenUsed="1"/>
     <w:lsdException w:name="index heading" w:semiHidden="1" w:unhideWhenUsed="1"/>
-    <w:lsdException w:name="caption" w:semiHidden="1" w:uiPriority="53" w:unhideWhenUsed="1" w:qFormat="1"/>
+    <w:lsdException w:name="caption" w:semiHidden="1" w:uiPriority="131" w:unhideWhenUsed="1" w:qFormat="1"/>
     <w:lsdException w:name="table of figures" w:semiHidden="1" w:unhideWhenUsed="1"/>
     <w:lsdException w:name="envelope address" w:semiHidden="1" w:unhideWhenUsed="1"/>
     <w:lsdException w:name="envelope return" w:semiHidden="1" w:unhideWhenUsed="1"/>
@@ -4171,7 +3895,7 @@
     <w:lsdException w:name="List Number 3" w:semiHidden="1" w:unhideWhenUsed="1"/>
     <w:lsdException w:name="List Number 4" w:semiHidden="1" w:unhideWhenUsed="1"/>
     <w:lsdException w:name="List Number 5" w:semiHidden="1" w:unhideWhenUsed="1"/>
-    <w:lsdException w:name="Title" w:uiPriority="16" w:qFormat="1"/>
+    <w:lsdException w:name="Title" w:uiPriority="34" w:qFormat="1"/>
     <w:lsdException w:name="Closing" w:semiHidden="1" w:unhideWhenUsed="1"/>
     <w:lsdException w:name="Signature" w:semiHidden="1" w:unhideWhenUsed="1"/>
     <w:lsdException w:name="Default Paragraph Font" w:semiHidden="1" w:uiPriority="1" w:unhideWhenUsed="1"/>
@@ -4183,7 +3907,7 @@
     <w:lsdException w:name="List Continue 4" w:semiHidden="1" w:unhideWhenUsed="1"/>
     <w:lsdException w:name="List Continue 5" w:semiHidden="1" w:unhideWhenUsed="1"/>
     <w:lsdException w:name="Message Header" w:semiHidden="1" w:unhideWhenUsed="1"/>
-    <w:lsdException w:name="Subtitle" w:uiPriority="17" w:qFormat="1"/>
+    <w:lsdException w:name="Subtitle" w:uiPriority="35" w:qFormat="1"/>
     <w:lsdException w:name="Salutation" w:semiHidden="1" w:unhideWhenUsed="1"/>
     <w:lsdException w:name="Date" w:semiHidden="1" w:unhideWhenUsed="1"/>
     <w:lsdException w:name="Body Text First Indent" w:semiHidden="1" w:unhideWhenUsed="1"/>
@@ -4196,8 +3920,8 @@
     <w:lsdException w:name="Block Text" w:semiHidden="1" w:unhideWhenUsed="1"/>
     <w:lsdException w:name="Hyperlink" w:semiHidden="1" w:unhideWhenUsed="1"/>
     <w:lsdException w:name="FollowedHyperlink" w:semiHidden="1" w:unhideWhenUsed="1"/>
-    <w:lsdException w:name="Strong" w:uiPriority="34" w:qFormat="1"/>
-    <w:lsdException w:name="Emphasis" w:uiPriority="32" w:qFormat="1"/>
+    <w:lsdException w:name="Strong" w:uiPriority="82" w:qFormat="1"/>
+    <w:lsdException w:name="Emphasis" w:uiPriority="80" w:qFormat="1"/>
     <w:lsdException w:name="Document Map" w:semiHidden="1" w:unhideWhenUsed="1"/>
     <w:lsdException w:name="Plain Text" w:semiHidden="1" w:unhideWhenUsed="1"/>
     <w:lsdException w:name="E-mail Signature" w:semiHidden="1" w:unhideWhenUsed="1"/>
@@ -4263,13 +3987,13 @@
     <w:lsdException w:name="Table Web 2" w:semiHidden="1" w:unhideWhenUsed="1"/>
     <w:lsdException w:name="Table Web 3" w:semiHidden="1" w:unhideWhenUsed="1"/>
     <w:lsdException w:name="Balloon Text" w:semiHidden="1" w:unhideWhenUsed="1"/>
-    <w:lsdException w:name="Table Grid" w:uiPriority="57"/>
+    <w:lsdException w:name="Table Grid" w:uiPriority="135"/>
     <w:lsdException w:name="Table Theme" w:semiHidden="1" w:unhideWhenUsed="1"/>
     <w:lsdException w:name="Placeholder Text" w:semiHidden="1"/>
     <w:lsdException w:name="No Spacing" w:uiPriority="1" w:qFormat="1"/>
-    <w:lsdException w:name="Light Shading" w:uiPriority="96"/>
-    <w:lsdException w:name="Light List" w:uiPriority="97"/>
-    <w:lsdException w:name="Light Grid" w:uiPriority="98"/>
+    <w:lsdException w:name="Light Shading" w:uiPriority="336"/>
+    <w:lsdException w:name="Light List" w:uiPriority="337"/>
+    <w:lsdException w:name="Light Grid" w:uiPriority="338"/>
     <w:lsdException w:name="Medium Shading 1"/>
     <w:lsdException w:name="Medium Shading 2" w:uiPriority="0"/>
     <w:lsdException w:name="Medium List 1" w:uiPriority="0"/>
@@ -4281,16 +4005,16 @@
     <w:lsdException w:name="Colorful Shading" w:uiPriority="0"/>
     <w:lsdException w:name="Colorful List" w:uiPriority="0"/>
     <w:lsdException w:name="Colorful Grid" w:uiPriority="0"/>
-    <w:lsdException w:name="Light Shading Accent 1" w:uiPriority="96"/>
-    <w:lsdException w:name="Light List Accent 1" w:uiPriority="97"/>
-    <w:lsdException w:name="Light Grid Accent 1" w:uiPriority="98"/>
+    <w:lsdException w:name="Light Shading Accent 1" w:uiPriority="336"/>
+    <w:lsdException w:name="Light List Accent 1" w:uiPriority="337"/>
+    <w:lsdException w:name="Light Grid Accent 1" w:uiPriority="338"/>
     <w:lsdException w:name="Medium Shading 1 Accent 1"/>
     <w:lsdException w:name="Medium Shading 2 Accent 1" w:uiPriority="0"/>
     <w:lsdException w:name="Medium List 1 Accent 1" w:uiPriority="0"/>
     <w:lsdException w:name="Revision" w:semiHidden="1"/>
-    <w:lsdException w:name="List Paragraph" w:uiPriority="52" w:qFormat="1"/>
-    <w:lsdException w:name="Quote" w:uiPriority="41" w:qFormat="1"/>
-    <w:lsdException w:name="Intense Quote" w:uiPriority="48" w:qFormat="1"/>
+    <w:lsdException w:name="List Paragraph" w:uiPriority="130" w:qFormat="1"/>
+    <w:lsdException w:name="Quote" w:uiPriority="101" w:qFormat="1"/>
+    <w:lsdException w:name="Intense Quote" w:uiPriority="114" w:qFormat="1"/>
     <w:lsdException w:name="Medium List 2 Accent 1" w:uiPriority="0"/>
     <w:lsdException w:name="Medium Grid 1 Accent 1" w:uiPriority="0"/>
     <w:lsdException w:name="Medium Grid 2 Accent 1" w:uiPriority="0"/>
@@ -4299,9 +4023,9 @@
     <w:lsdException w:name="Colorful Shading Accent 1" w:uiPriority="0"/>
     <w:lsdException w:name="Colorful List Accent 1" w:uiPriority="0"/>
     <w:lsdException w:name="Colorful Grid Accent 1" w:uiPriority="0"/>
-    <w:lsdException w:name="Light Shading Accent 2" w:uiPriority="96"/>
-    <w:lsdException w:name="Light List Accent 2" w:uiPriority="97"/>
-    <w:lsdException w:name="Light Grid Accent 2" w:uiPriority="98"/>
+    <w:lsdException w:name="Light Shading Accent 2" w:uiPriority="336"/>
+    <w:lsdException w:name="Light List Accent 2" w:uiPriority="337"/>
+    <w:lsdException w:name="Light Grid Accent 2" w:uiPriority="338"/>
     <w:lsdException w:name="Medium Shading 1 Accent 2"/>
     <w:lsdException w:name="Medium Shading 2 Accent 2" w:uiPriority="0"/>
     <w:lsdException w:name="Medium List 1 Accent 2" w:uiPriority="0"/>
@@ -4313,9 +4037,9 @@
     <w:lsdException w:name="Colorful Shading Accent 2" w:uiPriority="0"/>
     <w:lsdException w:name="Colorful List Accent 2" w:uiPriority="0"/>
     <w:lsdException w:name="Colorful Grid Accent 2" w:uiPriority="0"/>
-    <w:lsdException w:name="Light Shading Accent 3" w:uiPriority="96"/>
-    <w:lsdException w:name="Light List Accent 3" w:uiPriority="97"/>
-    <w:lsdException w:name="Light Grid Accent 3" w:uiPriority="98"/>
+    <w:lsdException w:name="Light Shading Accent 3" w:uiPriority="336"/>
+    <w:lsdException w:name="Light List Accent 3" w:uiPriority="337"/>
+    <w:lsdException w:name="Light Grid Accent 3" w:uiPriority="338"/>
     <w:lsdException w:name="Medium Shading 1 Accent 3"/>
     <w:lsdException w:name="Medium Shading 2 Accent 3" w:uiPriority="0"/>
     <w:lsdException w:name="Medium List 1 Accent 3" w:uiPriority="0"/>
@@ -4327,9 +4051,9 @@
     <w:lsdException w:name="Colorful Shading Accent 3" w:uiPriority="0"/>
     <w:lsdException w:name="Colorful List Accent 3" w:uiPriority="0"/>
     <w:lsdException w:name="Colorful Grid Accent 3" w:uiPriority="0"/>
-    <w:lsdException w:name="Light Shading Accent 4" w:uiPriority="96"/>
-    <w:lsdException w:name="Light List Accent 4" w:uiPriority="97"/>
-    <w:lsdException w:name="Light Grid Accent 4" w:uiPriority="98"/>
+    <w:lsdException w:name="Light Shading Accent 4" w:uiPriority="336"/>
+    <w:lsdException w:name="Light List Accent 4" w:uiPriority="337"/>
+    <w:lsdException w:name="Light Grid Accent 4" w:uiPriority="338"/>
     <w:lsdException w:name="Medium Shading 1 Accent 4"/>
     <w:lsdException w:name="Medium Shading 2 Accent 4" w:uiPriority="0"/>
     <w:lsdException w:name="Medium List 1 Accent 4" w:uiPriority="0"/>
@@ -4341,9 +4065,9 @@
     <w:lsdException w:name="Colorful Shading Accent 4" w:uiPriority="0"/>
     <w:lsdException w:name="Colorful List Accent 4" w:uiPriority="0"/>
     <w:lsdException w:name="Colorful Grid Accent 4" w:uiPriority="0"/>
-    <w:lsdException w:name="Light Shading Accent 5" w:uiPriority="96"/>
-    <w:lsdException w:name="Light List Accent 5" w:uiPriority="97"/>
-    <w:lsdException w:name="Light Grid Accent 5" w:uiPriority="98"/>
+    <w:lsdException w:name="Light Shading Accent 5" w:uiPriority="336"/>
+    <w:lsdException w:name="Light List Accent 5" w:uiPriority="337"/>
+    <w:lsdException w:name="Light Grid Accent 5" w:uiPriority="338"/>
     <w:lsdException w:name="Medium Shading 1 Accent 5"/>
     <w:lsdException w:name="Medium Shading 2 Accent 5" w:uiPriority="0"/>
     <w:lsdException w:name="Medium List 1 Accent 5" w:uiPriority="0"/>
@@ -4355,9 +4079,9 @@
     <w:lsdException w:name="Colorful Shading Accent 5" w:uiPriority="0"/>
     <w:lsdException w:name="Colorful List Accent 5" w:uiPriority="0"/>
     <w:lsdException w:name="Colorful Grid Accent 5" w:uiPriority="0"/>
-    <w:lsdException w:name="Light Shading Accent 6" w:uiPriority="96"/>
-    <w:lsdException w:name="Light List Accent 6" w:uiPriority="97"/>
-    <w:lsdException w:name="Light Grid Accent 6" w:uiPriority="98"/>
+    <w:lsdException w:name="Light Shading Accent 6" w:uiPriority="336"/>
+    <w:lsdException w:name="Light List Accent 6" w:uiPriority="337"/>
+    <w:lsdException w:name="Light Grid Accent 6" w:uiPriority="338"/>
     <w:lsdException w:name="Medium Shading 1 Accent 6"/>
     <w:lsdException w:name="Medium Shading 2 Accent 6" w:uiPriority="0"/>
     <w:lsdException w:name="Medium List 1 Accent 6" w:uiPriority="0"/>
@@ -4369,117 +4093,117 @@
     <w:lsdException w:name="Colorful Shading Accent 6" w:uiPriority="0"/>
     <w:lsdException w:name="Colorful List Accent 6" w:uiPriority="0"/>
     <w:lsdException w:name="Colorful Grid Accent 6" w:uiPriority="0"/>
-    <w:lsdException w:name="Subtle Emphasis" w:uiPriority="25" w:qFormat="1"/>
-    <w:lsdException w:name="Intense Emphasis" w:uiPriority="33" w:qFormat="1"/>
-    <w:lsdException w:name="Subtle Reference" w:uiPriority="49" w:qFormat="1"/>
-    <w:lsdException w:name="Intense Reference" w:uiPriority="50" w:qFormat="1"/>
-    <w:lsdException w:name="Book Title" w:uiPriority="51" w:qFormat="1"/>
-    <w:lsdException w:name="Bibliography" w:semiHidden="1" w:uiPriority="55" w:unhideWhenUsed="1"/>
-    <w:lsdException w:name="TOC Heading" w:semiHidden="1" w:uiPriority="57" w:unhideWhenUsed="1" w:qFormat="1"/>
-    <w:lsdException w:name="Plain Table 1" w:uiPriority="65"/>
-    <w:lsdException w:name="Plain Table 2" w:uiPriority="66"/>
-    <w:lsdException w:name="Plain Table 3" w:uiPriority="67"/>
-    <w:lsdException w:name="Plain Table 4" w:uiPriority="68"/>
-    <w:lsdException w:name="Plain Table 5" w:uiPriority="69"/>
-    <w:lsdException w:name="Grid Table Light" w:uiPriority="64"/>
-    <w:lsdException w:name="Grid Table 1 Light" w:uiPriority="70"/>
-    <w:lsdException w:name="Grid Table 2" w:uiPriority="71"/>
-    <w:lsdException w:name="Grid Table 3" w:uiPriority="72"/>
-    <w:lsdException w:name="Grid Table 4" w:uiPriority="73"/>
-    <w:lsdException w:name="Grid Table 5 Dark" w:uiPriority="80"/>
-    <w:lsdException w:name="Grid Table 6 Colorful" w:uiPriority="81"/>
-    <w:lsdException w:name="Grid Table 7 Colorful" w:uiPriority="82"/>
-    <w:lsdException w:name="Grid Table 1 Light Accent 1" w:uiPriority="70"/>
-    <w:lsdException w:name="Grid Table 2 Accent 1" w:uiPriority="71"/>
-    <w:lsdException w:name="Grid Table 3 Accent 1" w:uiPriority="72"/>
-    <w:lsdException w:name="Grid Table 4 Accent 1" w:uiPriority="73"/>
-    <w:lsdException w:name="Grid Table 5 Dark Accent 1" w:uiPriority="80"/>
-    <w:lsdException w:name="Grid Table 6 Colorful Accent 1" w:uiPriority="81"/>
-    <w:lsdException w:name="Grid Table 7 Colorful Accent 1" w:uiPriority="82"/>
-    <w:lsdException w:name="Grid Table 1 Light Accent 2" w:uiPriority="70"/>
-    <w:lsdException w:name="Grid Table 2 Accent 2" w:uiPriority="71"/>
-    <w:lsdException w:name="Grid Table 3 Accent 2" w:uiPriority="72"/>
-    <w:lsdException w:name="Grid Table 4 Accent 2" w:uiPriority="73"/>
-    <w:lsdException w:name="Grid Table 5 Dark Accent 2" w:uiPriority="80"/>
-    <w:lsdException w:name="Grid Table 6 Colorful Accent 2" w:uiPriority="81"/>
-    <w:lsdException w:name="Grid Table 7 Colorful Accent 2" w:uiPriority="82"/>
-    <w:lsdException w:name="Grid Table 1 Light Accent 3" w:uiPriority="70"/>
-    <w:lsdException w:name="Grid Table 2 Accent 3" w:uiPriority="71"/>
-    <w:lsdException w:name="Grid Table 3 Accent 3" w:uiPriority="72"/>
-    <w:lsdException w:name="Grid Table 4 Accent 3" w:uiPriority="73"/>
-    <w:lsdException w:name="Grid Table 5 Dark Accent 3" w:uiPriority="80"/>
-    <w:lsdException w:name="Grid Table 6 Colorful Accent 3" w:uiPriority="81"/>
-    <w:lsdException w:name="Grid Table 7 Colorful Accent 3" w:uiPriority="82"/>
-    <w:lsdException w:name="Grid Table 1 Light Accent 4" w:uiPriority="70"/>
-    <w:lsdException w:name="Grid Table 2 Accent 4" w:uiPriority="71"/>
-    <w:lsdException w:name="Grid Table 3 Accent 4" w:uiPriority="72"/>
-    <w:lsdException w:name="Grid Table 4 Accent 4" w:uiPriority="73"/>
-    <w:lsdException w:name="Grid Table 5 Dark Accent 4" w:uiPriority="80"/>
-    <w:lsdException w:name="Grid Table 6 Colorful Accent 4" w:uiPriority="81"/>
-    <w:lsdException w:name="Grid Table 7 Colorful Accent 4" w:uiPriority="82"/>
-    <w:lsdException w:name="Grid Table 1 Light Accent 5" w:uiPriority="70"/>
-    <w:lsdException w:name="Grid Table 2 Accent 5" w:uiPriority="71"/>
-    <w:lsdException w:name="Grid Table 3 Accent 5" w:uiPriority="72"/>
-    <w:lsdException w:name="Grid Table 4 Accent 5" w:uiPriority="73"/>
-    <w:lsdException w:name="Grid Table 5 Dark Accent 5" w:uiPriority="80"/>
-    <w:lsdException w:name="Grid Table 6 Colorful Accent 5" w:uiPriority="81"/>
-    <w:lsdException w:name="Grid Table 7 Colorful Accent 5" w:uiPriority="82"/>
-    <w:lsdException w:name="Grid Table 1 Light Accent 6" w:uiPriority="70"/>
-    <w:lsdException w:name="Grid Table 2 Accent 6" w:uiPriority="71"/>
-    <w:lsdException w:name="Grid Table 3 Accent 6" w:uiPriority="72"/>
-    <w:lsdException w:name="Grid Table 4 Accent 6" w:uiPriority="73"/>
-    <w:lsdException w:name="Grid Table 5 Dark Accent 6" w:uiPriority="80"/>
-    <w:lsdException w:name="Grid Table 6 Colorful Accent 6" w:uiPriority="81"/>
-    <w:lsdException w:name="Grid Table 7 Colorful Accent 6" w:uiPriority="82"/>
-    <w:lsdException w:name="List Table 1 Light" w:uiPriority="70"/>
-    <w:lsdException w:name="List Table 2" w:uiPriority="71"/>
-    <w:lsdException w:name="List Table 3" w:uiPriority="72"/>
-    <w:lsdException w:name="List Table 4" w:uiPriority="73"/>
-    <w:lsdException w:name="List Table 5 Dark" w:uiPriority="80"/>
-    <w:lsdException w:name="List Table 6 Colorful" w:uiPriority="81"/>
-    <w:lsdException w:name="List Table 7 Colorful" w:uiPriority="82"/>
-    <w:lsdException w:name="List Table 1 Light Accent 1" w:uiPriority="70"/>
-    <w:lsdException w:name="List Table 2 Accent 1" w:uiPriority="71"/>
-    <w:lsdException w:name="List Table 3 Accent 1" w:uiPriority="72"/>
-    <w:lsdException w:name="List Table 4 Accent 1" w:uiPriority="73"/>
-    <w:lsdException w:name="List Table 5 Dark Accent 1" w:uiPriority="80"/>
-    <w:lsdException w:name="List Table 6 Colorful Accent 1" w:uiPriority="81"/>
-    <w:lsdException w:name="List Table 7 Colorful Accent 1" w:uiPriority="82"/>
-    <w:lsdException w:name="List Table 1 Light Accent 2" w:uiPriority="70"/>
-    <w:lsdException w:name="List Table 2 Accent 2" w:uiPriority="71"/>
-    <w:lsdException w:name="List Table 3 Accent 2" w:uiPriority="72"/>
-    <w:lsdException w:name="List Table 4 Accent 2" w:uiPriority="73"/>
-    <w:lsdException w:name="List Table 5 Dark Accent 2" w:uiPriority="80"/>
-    <w:lsdException w:name="List Table 6 Colorful Accent 2" w:uiPriority="81"/>
-    <w:lsdException w:name="List Table 7 Colorful Accent 2" w:uiPriority="82"/>
-    <w:lsdException w:name="List Table 1 Light Accent 3" w:uiPriority="70"/>
-    <w:lsdException w:name="List Table 2 Accent 3" w:uiPriority="71"/>
-    <w:lsdException w:name="List Table 3 Accent 3" w:uiPriority="72"/>
-    <w:lsdException w:name="List Table 4 Accent 3" w:uiPriority="73"/>
-    <w:lsdException w:name="List Table 5 Dark Accent 3" w:uiPriority="80"/>
-    <w:lsdException w:name="List Table 6 Colorful Accent 3" w:uiPriority="81"/>
-    <w:lsdException w:name="List Table 7 Colorful Accent 3" w:uiPriority="82"/>
-    <w:lsdException w:name="List Table 1 Light Accent 4" w:uiPriority="70"/>
-    <w:lsdException w:name="List Table 2 Accent 4" w:uiPriority="71"/>
-    <w:lsdException w:name="List Table 3 Accent 4" w:uiPriority="72"/>
-    <w:lsdException w:name="List Table 4 Accent 4" w:uiPriority="73"/>
-    <w:lsdException w:name="List Table 5 Dark Accent 4" w:uiPriority="80"/>
-    <w:lsdException w:name="List Table 6 Colorful Accent 4" w:uiPriority="81"/>
-    <w:lsdException w:name="List Table 7 Colorful Accent 4" w:uiPriority="82"/>
-    <w:lsdException w:name="List Table 1 Light Accent 5" w:uiPriority="70"/>
-    <w:lsdException w:name="List Table 2 Accent 5" w:uiPriority="71"/>
-    <w:lsdException w:name="List Table 3 Accent 5" w:uiPriority="72"/>
-    <w:lsdException w:name="List Table 4 Accent 5" w:uiPriority="73"/>
-    <w:lsdException w:name="List Table 5 Dark Accent 5" w:uiPriority="80"/>
-    <w:lsdException w:name="List Table 6 Colorful Accent 5" w:uiPriority="81"/>
-    <w:lsdException w:name="List Table 7 Colorful Accent 5" w:uiPriority="82"/>
-    <w:lsdException w:name="List Table 1 Light Accent 6" w:uiPriority="70"/>
-    <w:lsdException w:name="List Table 2 Accent 6" w:uiPriority="71"/>
-    <w:lsdException w:name="List Table 3 Accent 6" w:uiPriority="72"/>
-    <w:lsdException w:name="List Table 4 Accent 6" w:uiPriority="73"/>
-    <w:lsdException w:name="List Table 5 Dark Accent 6" w:uiPriority="80"/>
-    <w:lsdException w:name="List Table 6 Colorful Accent 6" w:uiPriority="81"/>
-    <w:lsdException w:name="List Table 7 Colorful Accent 6" w:uiPriority="82"/>
+    <w:lsdException w:name="Subtle Emphasis" w:uiPriority="55" w:qFormat="1"/>
+    <w:lsdException w:name="Intense Emphasis" w:uiPriority="81" w:qFormat="1"/>
+    <w:lsdException w:name="Subtle Reference" w:uiPriority="115" w:qFormat="1"/>
+    <w:lsdException w:name="Intense Reference" w:uiPriority="128" w:qFormat="1"/>
+    <w:lsdException w:name="Book Title" w:uiPriority="129" w:qFormat="1"/>
+    <w:lsdException w:name="Bibliography" w:semiHidden="1" w:uiPriority="133" w:unhideWhenUsed="1"/>
+    <w:lsdException w:name="TOC Heading" w:semiHidden="1" w:uiPriority="135" w:unhideWhenUsed="1" w:qFormat="1"/>
+    <w:lsdException w:name="Plain Table 1" w:uiPriority="257"/>
+    <w:lsdException w:name="Plain Table 2" w:uiPriority="258"/>
+    <w:lsdException w:name="Plain Table 3" w:uiPriority="259"/>
+    <w:lsdException w:name="Plain Table 4" w:uiPriority="260"/>
+    <w:lsdException w:name="Plain Table 5" w:uiPriority="261"/>
+    <w:lsdException w:name="Grid Table Light" w:uiPriority="256"/>
+    <w:lsdException w:name="Grid Table 1 Light" w:uiPriority="274"/>
+    <w:lsdException w:name="Grid Table 2" w:uiPriority="275"/>
+    <w:lsdException w:name="Grid Table 3" w:uiPriority="276"/>
+    <w:lsdException w:name="Grid Table 4" w:uiPriority="277"/>
+    <w:lsdException w:name="Grid Table 5 Dark" w:uiPriority="296"/>
+    <w:lsdException w:name="Grid Table 6 Colorful" w:uiPriority="297"/>
+    <w:lsdException w:name="Grid Table 7 Colorful" w:uiPriority="304"/>
+    <w:lsdException w:name="Grid Table 1 Light Accent 1" w:uiPriority="274"/>
+    <w:lsdException w:name="Grid Table 2 Accent 1" w:uiPriority="275"/>
+    <w:lsdException w:name="Grid Table 3 Accent 1" w:uiPriority="276"/>
+    <w:lsdException w:name="Grid Table 4 Accent 1" w:uiPriority="277"/>
+    <w:lsdException w:name="Grid Table 5 Dark Accent 1" w:uiPriority="296"/>
+    <w:lsdException w:name="Grid Table 6 Colorful Accent 1" w:uiPriority="297"/>
+    <w:lsdException w:name="Grid Table 7 Colorful Accent 1" w:uiPriority="304"/>
+    <w:lsdException w:name="Grid Table 1 Light Accent 2" w:uiPriority="274"/>
+    <w:lsdException w:name="Grid Table 2 Accent 2" w:uiPriority="275"/>
+    <w:lsdException w:name="Grid Table 3 Accent 2" w:uiPriority="276"/>
+    <w:lsdException w:name="Grid Table 4 Accent 2" w:uiPriority="277"/>
+    <w:lsdException w:name="Grid Table 5 Dark Accent 2" w:uiPriority="296"/>
+    <w:lsdException w:name="Grid Table 6 Colorful Accent 2" w:uiPriority="297"/>
+    <w:lsdException w:name="Grid Table 7 Colorful Accent 2" w:uiPriority="304"/>
+    <w:lsdException w:name="Grid Table 1 Light Accent 3" w:uiPriority="274"/>
+    <w:lsdException w:name="Grid Table 2 Accent 3" w:uiPriority="275"/>
+    <w:lsdException w:name="Grid Table 3 Accent 3" w:uiPriority="276"/>
+    <w:lsdException w:name="Grid Table 4 Accent 3" w:uiPriority="277"/>
+    <w:lsdException w:name="Grid Table 5 Dark Accent 3" w:uiPriority="296"/>
+    <w:lsdException w:name="Grid Table 6 Colorful Accent 3" w:uiPriority="297"/>
+    <w:lsdException w:name="Grid Table 7 Colorful Accent 3" w:uiPriority="304"/>
+    <w:lsdException w:name="Grid Table 1 Light Accent 4" w:uiPriority="274"/>
+    <w:lsdException w:name="Grid Table 2 Accent 4" w:uiPriority="275"/>
+    <w:lsdException w:name="Grid Table 3 Accent 4" w:uiPriority="276"/>
+    <w:lsdException w:name="Grid Table 4 Accent 4" w:uiPriority="277"/>
+    <w:lsdException w:name="Grid Table 5 Dark Accent 4" w:uiPriority="296"/>
+    <w:lsdException w:name="Grid Table 6 Colorful Accent 4" w:uiPriority="297"/>
+    <w:lsdException w:name="Grid Table 7 Colorful Accent 4" w:uiPriority="304"/>
+    <w:lsdException w:name="Grid Table 1 Light Accent 5" w:uiPriority="274"/>
+    <w:lsdException w:name="Grid Table 2 Accent 5" w:uiPriority="275"/>
+    <w:lsdException w:name="Grid Table 3 Accent 5" w:uiPriority="276"/>
+    <w:lsdException w:name="Grid Table 4 Accent 5" w:uiPriority="277"/>
+    <w:lsdException w:name="Grid Table 5 Dark Accent 5" w:uiPriority="296"/>
+    <w:lsdException w:name="Grid Table 6 Colorful Accent 5" w:uiPriority="297"/>
+    <w:lsdException w:name="Grid Table 7 Colorful Accent 5" w:uiPriority="304"/>
+    <w:lsdException w:name="Grid Table 1 Light Accent 6" w:uiPriority="274"/>
+    <w:lsdException w:name="Grid Table 2 Accent 6" w:uiPriority="275"/>
+    <w:lsdException w:name="Grid Table 3 Accent 6" w:uiPriority="276"/>
+    <w:lsdException w:name="Grid Table 4 Accent 6" w:uiPriority="277"/>
+    <w:lsdException w:name="Grid Table 5 Dark Accent 6" w:uiPriority="296"/>
+    <w:lsdException w:name="Grid Table 6 Colorful Accent 6" w:uiPriority="297"/>
+    <w:lsdException w:name="Grid Table 7 Colorful Accent 6" w:uiPriority="304"/>
+    <w:lsdException w:name="List Table 1 Light" w:uiPriority="274"/>
+    <w:lsdException w:name="List Table 2" w:uiPriority="275"/>
+    <w:lsdException w:name="List Table 3" w:uiPriority="276"/>
+    <w:lsdException w:name="List Table 4" w:uiPriority="277"/>
+    <w:lsdException w:name="List Table 5 Dark" w:uiPriority="296"/>
+    <w:lsdException w:name="List Table 6 Colorful" w:uiPriority="297"/>
+    <w:lsdException w:name="List Table 7 Colorful" w:uiPriority="304"/>
+    <w:lsdException w:name="List Table 1 Light Accent 1" w:uiPriority="274"/>
+    <w:lsdException w:name="List Table 2 Accent 1" w:uiPriority="275"/>
+    <w:lsdException w:name="List Table 3 Accent 1" w:uiPriority="276"/>
+    <w:lsdException w:name="List Table 4 Accent 1" w:uiPriority="277"/>
+    <w:lsdException w:name="List Table 5 Dark Accent 1" w:uiPriority="296"/>
+    <w:lsdException w:name="List Table 6 Colorful Accent 1" w:uiPriority="297"/>
+    <w:lsdException w:name="List Table 7 Colorful Accent 1" w:uiPriority="304"/>
+    <w:lsdException w:name="List Table 1 Light Accent 2" w:uiPriority="274"/>
+    <w:lsdException w:name="List Table 2 Accent 2" w:uiPriority="275"/>
+    <w:lsdException w:name="List Table 3 Accent 2" w:uiPriority="276"/>
+    <w:lsdException w:name="List Table 4 Accent 2" w:uiPriority="277"/>
+    <w:lsdException w:name="List Table 5 Dark Accent 2" w:uiPriority="296"/>
+    <w:lsdException w:name="List Table 6 Colorful Accent 2" w:uiPriority="297"/>
+    <w:lsdException w:name="List Table 7 Colorful Accent 2" w:uiPriority="304"/>
+    <w:lsdException w:name="List Table 1 Light Accent 3" w:uiPriority="274"/>
+    <w:lsdException w:name="List Table 2 Accent 3" w:uiPriority="275"/>
+    <w:lsdException w:name="List Table 3 Accent 3" w:uiPriority="276"/>
+    <w:lsdException w:name="List Table 4 Accent 3" w:uiPriority="277"/>
+    <w:lsdException w:name="List Table 5 Dark Accent 3" w:uiPriority="296"/>
+    <w:lsdException w:name="List Table 6 Colorful Accent 3" w:uiPriority="297"/>
+    <w:lsdException w:name="List Table 7 Colorful Accent 3" w:uiPriority="304"/>
+    <w:lsdException w:name="List Table 1 Light Accent 4" w:uiPriority="274"/>
+    <w:lsdException w:name="List Table 2 Accent 4" w:uiPriority="275"/>
+    <w:lsdException w:name="List Table 3 Accent 4" w:uiPriority="276"/>
+    <w:lsdException w:name="List Table 4 Accent 4" w:uiPriority="277"/>
+    <w:lsdException w:name="List Table 5 Dark Accent 4" w:uiPriority="296"/>
+    <w:lsdException w:name="List Table 6 Colorful Accent 4" w:uiPriority="297"/>
+    <w:lsdException w:name="List Table 7 Colorful Accent 4" w:uiPriority="304"/>
+    <w:lsdException w:name="List Table 1 Light Accent 5" w:uiPriority="274"/>
+    <w:lsdException w:name="List Table 2 Accent 5" w:uiPriority="275"/>
+    <w:lsdException w:name="List Table 3 Accent 5" w:uiPriority="276"/>
+    <w:lsdException w:name="List Table 4 Accent 5" w:uiPriority="277"/>
+    <w:lsdException w:name="List Table 5 Dark Accent 5" w:uiPriority="296"/>
+    <w:lsdException w:name="List Table 6 Colorful Accent 5" w:uiPriority="297"/>
+    <w:lsdException w:name="List Table 7 Colorful Accent 5" w:uiPriority="304"/>
+    <w:lsdException w:name="List Table 1 Light Accent 6" w:uiPriority="274"/>
+    <w:lsdException w:name="List Table 2 Accent 6" w:uiPriority="275"/>
+    <w:lsdException w:name="List Table 3 Accent 6" w:uiPriority="276"/>
+    <w:lsdException w:name="List Table 4 Accent 6" w:uiPriority="277"/>
+    <w:lsdException w:name="List Table 5 Dark Accent 6" w:uiPriority="296"/>
+    <w:lsdException w:name="List Table 6 Colorful Accent 6" w:uiPriority="297"/>
+    <w:lsdException w:name="List Table 7 Colorful Accent 6" w:uiPriority="304"/>
     <w:lsdException w:name="Mention" w:semiHidden="1" w:unhideWhenUsed="1"/>
     <w:lsdException w:name="Smart Hyperlink" w:semiHidden="1" w:unhideWhenUsed="1"/>
     <w:lsdException w:name="Hashtag" w:semiHidden="1" w:unhideWhenUsed="1"/>
@@ -4490,10 +4214,10 @@
     <w:name w:val="Normal"/>
     <w:qFormat/>
     <w:pPr>
-      <w:widowControl w:val="0"/>
-      <w:wordWrap w:val="0"/>
-      <w:autoSpaceDE w:val="0"/>
-      <w:autoSpaceDN w:val="0"/>
+      <w:autoSpaceDE w:val="off"/>
+      <w:autoSpaceDN w:val="off"/>
+      <w:widowControl w:val="off"/>
+      <w:wordWrap w:val="off"/>
     </w:pPr>
   </w:style>
   <w:style w:type="character" w:default="1" w:styleId="a0">
@@ -4525,8 +4249,8 @@
   </w:style>
   <w:style w:type="table" w:styleId="a3">
     <w:name w:val="Table Grid"/>
+    <w:uiPriority w:val="39"/>
     <w:basedOn w:val="a1"/>
-    <w:uiPriority w:val="39"/>
     <w:pPr>
       <w:spacing w:after="0" w:line="240" w:lineRule="auto"/>
     </w:pPr>
@@ -4543,8 +4267,8 @@
   </w:style>
   <w:style w:type="paragraph" w:styleId="a4">
     <w:name w:val="List Paragraph"/>
+    <w:uiPriority w:val="34"/>
     <w:basedOn w:val="a"/>
-    <w:uiPriority w:val="34"/>
     <w:qFormat/>
     <w:pPr>
       <w:ind w:leftChars="400" w:left="800"/>
@@ -4552,58 +4276,58 @@
   </w:style>
   <w:style w:type="paragraph" w:styleId="a5">
     <w:name w:val="header"/>
+    <w:uiPriority w:val="99"/>
     <w:basedOn w:val="a"/>
     <w:link w:val="Char"/>
-    <w:uiPriority w:val="99"/>
     <w:unhideWhenUsed/>
     <w:pPr>
+      <w:snapToGrid w:val="0"/>
       <w:tabs>
         <w:tab w:val="center" w:pos="4513"/>
         <w:tab w:val="right" w:pos="9026"/>
       </w:tabs>
-      <w:snapToGrid w:val="0"/>
     </w:pPr>
   </w:style>
   <w:style w:type="character" w:customStyle="1" w:styleId="Char">
     <w:name w:val="머리글 Char"/>
+    <w:uiPriority w:val="99"/>
     <w:basedOn w:val="a0"/>
     <w:link w:val="a5"/>
-    <w:uiPriority w:val="99"/>
   </w:style>
   <w:style w:type="paragraph" w:styleId="a6">
     <w:name w:val="footer"/>
+    <w:uiPriority w:val="99"/>
     <w:basedOn w:val="a"/>
     <w:link w:val="Char0"/>
-    <w:uiPriority w:val="99"/>
     <w:unhideWhenUsed/>
     <w:pPr>
+      <w:snapToGrid w:val="0"/>
       <w:tabs>
         <w:tab w:val="center" w:pos="4513"/>
         <w:tab w:val="right" w:pos="9026"/>
       </w:tabs>
-      <w:snapToGrid w:val="0"/>
     </w:pPr>
   </w:style>
   <w:style w:type="character" w:customStyle="1" w:styleId="Char0">
     <w:name w:val="바닥글 Char"/>
+    <w:uiPriority w:val="99"/>
     <w:basedOn w:val="a0"/>
     <w:link w:val="a6"/>
-    <w:uiPriority w:val="99"/>
   </w:style>
   <w:style w:type="character" w:styleId="a7">
     <w:name w:val="Hyperlink"/>
+    <w:uiPriority w:val="99"/>
     <w:basedOn w:val="a0"/>
-    <w:uiPriority w:val="99"/>
     <w:unhideWhenUsed/>
     <w:rPr>
       <w:color w:val="0563C1"/>
-      <w:u w:val="single"/>
+      <w:u w:val="single" w:color="auto"/>
     </w:rPr>
   </w:style>
   <w:style w:type="character" w:customStyle="1" w:styleId="1">
     <w:name w:val="확인되지 않은 멘션1"/>
+    <w:uiPriority w:val="99"/>
     <w:basedOn w:val="a0"/>
-    <w:uiPriority w:val="99"/>
     <w:semiHidden/>
     <w:unhideWhenUsed/>
     <w:rPr>
@@ -4613,11 +4337,11 @@
   </w:style>
   <w:style w:type="paragraph" w:styleId="a8">
     <w:name w:val="caption"/>
+    <w:uiPriority w:val="35"/>
     <w:basedOn w:val="a"/>
     <w:next w:val="a"/>
-    <w:uiPriority w:val="35"/>
+    <w:qFormat/>
     <w:unhideWhenUsed/>
-    <w:qFormat/>
     <w:rPr>
       <w:b/>
       <w:bCs/>
